--- a/Docs/Word/C_Skills_Reference.docx
+++ b/Docs/Word/C_Skills_Reference.docx
@@ -5,2591 +5,2717 @@
     <w:p>
       <w:pPr>
         <w:pStyle w:val="Title"/>
+        <w:spacing w:before="0" w:after="160"/>
         <w:jc w:val="center"/>
       </w:pPr>
       <w:r>
-        <w:rPr>
-          <w:b w:val="0"/>
-          <w:i w:val="0"/>
-        </w:rPr>
-        <w:t>C Programming Skills Reference</w:t>
+        <w:t>Project Firmware And Maintenance Reference</w:t>
       </w:r>
     </w:p>
     <w:p>
+      <w:pPr>
+        <w:pStyle w:val="Subtitle"/>
+        <w:jc w:val="center"/>
+      </w:pPr>
       <w:r>
-        <w:rPr>
-          <w:b w:val="0"/>
-          <w:i w:val="0"/>
-        </w:rPr>
-        <w:t>A reference guide for AI-assisted C coding in embedded/STM32 projects.</w:t>
-      </w:r>
-    </w:p>
-    <w:p/>
-    <w:p>
-      <w:pPr>
-        <w:pStyle w:val="Heading2"/>
-      </w:pPr>
-      <w:r>
-        <w:rPr>
-          <w:b w:val="0"/>
-          <w:i w:val="0"/>
-        </w:rPr>
-        <w:t>Table of Contents</w:t>
+        <w:t>Rite-Hite EOL Test Fixture Documentation</w:t>
       </w:r>
     </w:p>
     <w:p>
       <w:pPr>
-        <w:pStyle w:val="ListNumber"/>
+        <w:pStyle w:val="BodySmall"/>
+        <w:spacing w:before="0" w:after="360"/>
+        <w:jc w:val="center"/>
       </w:pPr>
       <w:r>
-        <w:rPr>
-          <w:b w:val="0"/>
-          <w:i w:val="0"/>
-          <w:color w:val="0563C1"/>
-          <w:u w:val="single"/>
-        </w:rPr>
-        <w:t>Data Types</w:t>
+        <w:t>Generated from current project markdown on April 16, 2026</w:t>
       </w:r>
     </w:p>
     <w:p>
       <w:pPr>
-        <w:pStyle w:val="ListNumber"/>
+        <w:jc w:val="center"/>
+        <w:pBdr>
+          <w:bottom w:val="single" w:sz="12" w:space="1" w:color="C8102E"/>
+        </w:pBdr>
       </w:pPr>
       <w:r>
         <w:rPr>
-          <w:b w:val="0"/>
-          <w:i w:val="0"/>
-          <w:color w:val="0563C1"/>
-          <w:u w:val="single"/>
+          <w:sz w:val="2"/>
         </w:rPr>
-        <w:t>Operators</w:t>
+        <w:t xml:space="preserve"> </w:t>
       </w:r>
     </w:p>
     <w:p>
       <w:pPr>
-        <w:pStyle w:val="ListNumber"/>
+        <w:sectPr>
+          <w:headerReference w:type="default" r:id="rId9"/>
+          <w:footerReference w:type="default" r:id="rId10"/>
+          <w:pgSz w:w="12240" w:h="15840"/>
+          <w:pgMar w:top="1152" w:right="1224" w:bottom="1008" w:left="1224" w:header="504" w:footer="504" w:gutter="0"/>
+          <w:cols w:space="720"/>
+          <w:docGrid w:linePitch="360"/>
+        </w:sectPr>
+      </w:pPr>
+    </w:p>
+    <w:p>
+      <w:pPr>
+        <w:spacing w:before="0" w:after="120" w:line="240" w:lineRule="auto"/>
       </w:pPr>
       <w:r>
-        <w:rPr>
-          <w:b w:val="0"/>
-          <w:i w:val="0"/>
-          <w:color w:val="0563C1"/>
-          <w:u w:val="single"/>
-        </w:rPr>
-        <w:t>Control Flow</w:t>
+        <w:t>This file replaces the old generic C-language cheat sheet with a project-specific maintenance reference for the EOL test fixture.</w:t>
       </w:r>
     </w:p>
     <w:p>
       <w:pPr>
-        <w:pStyle w:val="ListNumber"/>
+        <w:spacing w:before="0" w:after="120" w:line="240" w:lineRule="auto"/>
       </w:pPr>
       <w:r>
-        <w:rPr>
-          <w:b w:val="0"/>
-          <w:i w:val="0"/>
-          <w:color w:val="0563C1"/>
-          <w:u w:val="single"/>
-        </w:rPr>
-        <w:t>Functions</w:t>
+        <w:t>Use it when you need to answer questions such as:</w:t>
       </w:r>
     </w:p>
     <w:p>
       <w:pPr>
-        <w:pStyle w:val="ListNumber"/>
+        <w:pStyle w:val="ListBullet"/>
       </w:pPr>
       <w:r>
-        <w:rPr>
-          <w:b w:val="0"/>
-          <w:i w:val="0"/>
-          <w:color w:val="0563C1"/>
-          <w:u w:val="single"/>
-        </w:rPr>
-        <w:t>Pointers</w:t>
+        <w:t>Which file owns a given part of the fixture behavior</w:t>
       </w:r>
     </w:p>
     <w:p>
       <w:pPr>
-        <w:pStyle w:val="ListNumber"/>
+        <w:pStyle w:val="ListBullet"/>
       </w:pPr>
       <w:r>
-        <w:rPr>
-          <w:b w:val="0"/>
-          <w:i w:val="0"/>
-          <w:color w:val="0563C1"/>
-          <w:u w:val="single"/>
-        </w:rPr>
-        <w:t>Arrays and Strings</w:t>
+        <w:t>Where to change protocol messages, fault codes, or timeouts</w:t>
       </w:r>
     </w:p>
     <w:p>
       <w:pPr>
-        <w:pStyle w:val="ListNumber"/>
+        <w:pStyle w:val="ListBullet"/>
       </w:pPr>
       <w:r>
-        <w:rPr>
-          <w:b w:val="0"/>
-          <w:i w:val="0"/>
-          <w:color w:val="0563C1"/>
-          <w:u w:val="single"/>
-        </w:rPr>
-        <w:t>Structs and Unions</w:t>
+        <w:t>How the TouchGFX UI is tied into the test engines</w:t>
       </w:r>
     </w:p>
     <w:p>
       <w:pPr>
-        <w:pStyle w:val="ListNumber"/>
+        <w:pStyle w:val="ListBullet"/>
       </w:pPr>
       <w:r>
-        <w:rPr>
-          <w:b w:val="0"/>
-          <w:i w:val="0"/>
-          <w:color w:val="0563C1"/>
-          <w:u w:val="single"/>
-        </w:rPr>
-        <w:t>Enumerations</w:t>
+        <w:t>Which desktop-app file owns export, settings, or One Click behavior</w:t>
       </w:r>
     </w:p>
     <w:p>
       <w:pPr>
-        <w:pStyle w:val="ListNumber"/>
+        <w:spacing w:before="0" w:after="120" w:line="240" w:lineRule="auto"/>
       </w:pPr>
       <w:r>
-        <w:rPr>
-          <w:b w:val="0"/>
-          <w:i w:val="0"/>
-          <w:color w:val="0563C1"/>
-          <w:u w:val="single"/>
-        </w:rPr>
-        <w:t>Preprocessor Directives</w:t>
+        <w:t xml:space="preserve">For the full architectural picture, see </w:t>
+      </w:r>
+      <w:hyperlink r:id="rId13">
+        <w:r>
+          <w:rPr>
+            <w:color w:val="C8102E"/>
+            <w:u w:val="single"/>
+          </w:rPr>
+          <w:t>EOL Test Fixture Project Knowledge Base</w:t>
+        </w:r>
+      </w:hyperlink>
+      <w:r>
+        <w:t>.</w:t>
       </w:r>
     </w:p>
     <w:p>
       <w:pPr>
-        <w:pStyle w:val="ListNumber"/>
+        <w:pStyle w:val="Heading1"/>
+        <w:spacing w:before="240" w:after="120"/>
       </w:pPr>
       <w:r>
-        <w:rPr>
-          <w:b w:val="0"/>
-          <w:i w:val="0"/>
-          <w:color w:val="0563C1"/>
-          <w:u w:val="single"/>
-        </w:rPr>
-        <w:t>Memory Management</w:t>
+        <w:t>1. File Ownership Map</w:t>
       </w:r>
     </w:p>
     <w:p>
       <w:pPr>
-        <w:pStyle w:val="ListNumber"/>
+        <w:pStyle w:val="Heading1"/>
+        <w:spacing w:before="240" w:after="120"/>
       </w:pPr>
       <w:r>
-        <w:rPr>
-          <w:b w:val="0"/>
-          <w:i w:val="0"/>
-          <w:color w:val="0563C1"/>
-          <w:u w:val="single"/>
-        </w:rPr>
-        <w:t>Bit Manipulation</w:t>
+        <w:t>STM32 Core Firmware</w:t>
+      </w:r>
+    </w:p>
+    <w:tbl>
+      <w:tblPr>
+        <w:tblStyle w:val="TableGrid"/>
+        <w:tblW w:type="auto" w:w="0"/>
+        <w:jc w:val="center"/>
+        <w:tblLayout w:type="autofit"/>
+        <w:tblLook w:firstColumn="1" w:firstRow="1" w:lastColumn="0" w:lastRow="0" w:noHBand="0" w:noVBand="1" w:val="04A0"/>
+      </w:tblPr>
+      <w:tblGrid>
+        <w:gridCol w:w="4896"/>
+        <w:gridCol w:w="4896"/>
+      </w:tblGrid>
+      <w:tr>
+        <w:tc>
+          <w:tcPr>
+            <w:tcW w:type="dxa" w:w="4896"/>
+            <w:vAlign w:val="center"/>
+            <w:shd w:fill="0F264A"/>
+          </w:tcPr>
+          <w:p>
+            <w:pPr>
+              <w:spacing w:before="0" w:after="0"/>
+              <w:jc w:val="left"/>
+            </w:pPr>
+            <w:r>
+              <w:rPr>
+                <w:b/>
+                <w:color w:val="FFFFFF"/>
+              </w:rPr>
+              <w:t>File Area</w:t>
+            </w:r>
+          </w:p>
+        </w:tc>
+        <w:tc>
+          <w:tcPr>
+            <w:tcW w:type="dxa" w:w="4896"/>
+            <w:vAlign w:val="center"/>
+            <w:shd w:fill="0F264A"/>
+          </w:tcPr>
+          <w:p>
+            <w:pPr>
+              <w:spacing w:before="0" w:after="0"/>
+              <w:jc w:val="left"/>
+            </w:pPr>
+            <w:r>
+              <w:rPr>
+                <w:b/>
+                <w:color w:val="FFFFFF"/>
+              </w:rPr>
+              <w:t>Responsibility</w:t>
+            </w:r>
+          </w:p>
+        </w:tc>
+      </w:tr>
+      <w:tr>
+        <w:tc>
+          <w:tcPr>
+            <w:tcW w:type="dxa" w:w="4896"/>
+            <w:vAlign w:val="center"/>
+            <w:shd w:fill="F5F8FC"/>
+          </w:tcPr>
+          <w:p>
+            <w:pPr>
+              <w:spacing w:before="0" w:after="0"/>
+              <w:jc w:val="left"/>
+            </w:pPr>
+            <w:r>
+              <w:rPr>
+                <w:rFonts w:ascii="Consolas" w:hAnsi="Consolas"/>
+                <w:sz w:val="19"/>
+                <w:shd w:fill="F3F4F6"/>
+              </w:rPr>
+              <w:t>Core/Inc/eol_test_protocol.h</w:t>
+            </w:r>
+          </w:p>
+        </w:tc>
+        <w:tc>
+          <w:tcPr>
+            <w:tcW w:type="dxa" w:w="4896"/>
+            <w:vAlign w:val="center"/>
+            <w:shd w:fill="F5F8FC"/>
+          </w:tcPr>
+          <w:p>
+            <w:pPr>
+              <w:spacing w:before="0" w:after="0"/>
+              <w:jc w:val="left"/>
+            </w:pPr>
+            <w:r>
+              <w:t xml:space="preserve">Shared protocol strings, timing constants, and </w:t>
+            </w:r>
+            <w:r>
+              <w:rPr>
+                <w:rFonts w:ascii="Consolas" w:hAnsi="Consolas"/>
+                <w:sz w:val="19"/>
+                <w:shd w:fill="F3F4F6"/>
+              </w:rPr>
+              <w:t>EOL_ERR_*</w:t>
+            </w:r>
+            <w:r>
+              <w:t xml:space="preserve"> fault codes</w:t>
+            </w:r>
+          </w:p>
+        </w:tc>
+      </w:tr>
+      <w:tr>
+        <w:tc>
+          <w:tcPr>
+            <w:tcW w:type="dxa" w:w="4896"/>
+            <w:vAlign w:val="center"/>
+          </w:tcPr>
+          <w:p>
+            <w:pPr>
+              <w:spacing w:before="0" w:after="0"/>
+              <w:jc w:val="left"/>
+            </w:pPr>
+            <w:r>
+              <w:rPr>
+                <w:rFonts w:ascii="Consolas" w:hAnsi="Consolas"/>
+                <w:sz w:val="19"/>
+                <w:shd w:fill="F3F4F6"/>
+              </w:rPr>
+              <w:t>Core/Src/comm_test.c</w:t>
+            </w:r>
+          </w:p>
+        </w:tc>
+        <w:tc>
+          <w:tcPr>
+            <w:tcW w:type="dxa" w:w="4896"/>
+            <w:vAlign w:val="center"/>
+          </w:tcPr>
+          <w:p>
+            <w:pPr>
+              <w:spacing w:before="0" w:after="0"/>
+              <w:jc w:val="left"/>
+            </w:pPr>
+            <w:r>
+              <w:t>Communication, reset, and fault-check state machine</w:t>
+            </w:r>
+          </w:p>
+        </w:tc>
+      </w:tr>
+      <w:tr>
+        <w:tc>
+          <w:tcPr>
+            <w:tcW w:type="dxa" w:w="4896"/>
+            <w:vAlign w:val="center"/>
+            <w:shd w:fill="F5F8FC"/>
+          </w:tcPr>
+          <w:p>
+            <w:pPr>
+              <w:spacing w:before="0" w:after="0"/>
+              <w:jc w:val="left"/>
+            </w:pPr>
+            <w:r>
+              <w:rPr>
+                <w:rFonts w:ascii="Consolas" w:hAnsi="Consolas"/>
+                <w:sz w:val="19"/>
+                <w:shd w:fill="F3F4F6"/>
+              </w:rPr>
+              <w:t>Core/Src/di_test.c</w:t>
+            </w:r>
+          </w:p>
+        </w:tc>
+        <w:tc>
+          <w:tcPr>
+            <w:tcW w:type="dxa" w:w="4896"/>
+            <w:vAlign w:val="center"/>
+            <w:shd w:fill="F5F8FC"/>
+          </w:tcPr>
+          <w:p>
+            <w:pPr>
+              <w:spacing w:before="0" w:after="0"/>
+              <w:jc w:val="left"/>
+            </w:pPr>
+            <w:r>
+              <w:t>Digital-input stage</w:t>
+            </w:r>
+          </w:p>
+        </w:tc>
+      </w:tr>
+      <w:tr>
+        <w:tc>
+          <w:tcPr>
+            <w:tcW w:type="dxa" w:w="4896"/>
+            <w:vAlign w:val="center"/>
+          </w:tcPr>
+          <w:p>
+            <w:pPr>
+              <w:spacing w:before="0" w:after="0"/>
+              <w:jc w:val="left"/>
+            </w:pPr>
+            <w:r>
+              <w:rPr>
+                <w:rFonts w:ascii="Consolas" w:hAnsi="Consolas"/>
+                <w:sz w:val="19"/>
+                <w:shd w:fill="F3F4F6"/>
+              </w:rPr>
+              <w:t>Core/Src/ai_test.c</w:t>
+            </w:r>
+          </w:p>
+        </w:tc>
+        <w:tc>
+          <w:tcPr>
+            <w:tcW w:type="dxa" w:w="4896"/>
+            <w:vAlign w:val="center"/>
+          </w:tcPr>
+          <w:p>
+            <w:pPr>
+              <w:spacing w:before="0" w:after="0"/>
+              <w:jc w:val="left"/>
+            </w:pPr>
+            <w:r>
+              <w:t>Analog-input stage</w:t>
+            </w:r>
+          </w:p>
+        </w:tc>
+      </w:tr>
+      <w:tr>
+        <w:tc>
+          <w:tcPr>
+            <w:tcW w:type="dxa" w:w="4896"/>
+            <w:vAlign w:val="center"/>
+            <w:shd w:fill="F5F8FC"/>
+          </w:tcPr>
+          <w:p>
+            <w:pPr>
+              <w:spacing w:before="0" w:after="0"/>
+              <w:jc w:val="left"/>
+            </w:pPr>
+            <w:r>
+              <w:rPr>
+                <w:rFonts w:ascii="Consolas" w:hAnsi="Consolas"/>
+                <w:sz w:val="19"/>
+                <w:shd w:fill="F3F4F6"/>
+              </w:rPr>
+              <w:t>Core/Src/output_test.c</w:t>
+            </w:r>
+          </w:p>
+        </w:tc>
+        <w:tc>
+          <w:tcPr>
+            <w:tcW w:type="dxa" w:w="4896"/>
+            <w:vAlign w:val="center"/>
+            <w:shd w:fill="F5F8FC"/>
+          </w:tcPr>
+          <w:p>
+            <w:pPr>
+              <w:spacing w:before="0" w:after="0"/>
+              <w:jc w:val="left"/>
+            </w:pPr>
+            <w:r>
+              <w:t>Output and relay stage</w:t>
+            </w:r>
+          </w:p>
+        </w:tc>
+      </w:tr>
+      <w:tr>
+        <w:tc>
+          <w:tcPr>
+            <w:tcW w:type="dxa" w:w="4896"/>
+            <w:vAlign w:val="center"/>
+          </w:tcPr>
+          <w:p>
+            <w:pPr>
+              <w:spacing w:before="0" w:after="0"/>
+              <w:jc w:val="left"/>
+            </w:pPr>
+            <w:r>
+              <w:rPr>
+                <w:rFonts w:ascii="Consolas" w:hAnsi="Consolas"/>
+                <w:sz w:val="19"/>
+                <w:shd w:fill="F3F4F6"/>
+              </w:rPr>
+              <w:t>Core/Src/button_led_test.c</w:t>
+            </w:r>
+          </w:p>
+        </w:tc>
+        <w:tc>
+          <w:tcPr>
+            <w:tcW w:type="dxa" w:w="4896"/>
+            <w:vAlign w:val="center"/>
+          </w:tcPr>
+          <w:p>
+            <w:pPr>
+              <w:spacing w:before="0" w:after="0"/>
+              <w:jc w:val="left"/>
+            </w:pPr>
+            <w:r>
+              <w:t>Automatic button sequence and final LED decision wait</w:t>
+            </w:r>
+          </w:p>
+        </w:tc>
+      </w:tr>
+      <w:tr>
+        <w:tc>
+          <w:tcPr>
+            <w:tcW w:type="dxa" w:w="4896"/>
+            <w:vAlign w:val="center"/>
+            <w:shd w:fill="F5F8FC"/>
+          </w:tcPr>
+          <w:p>
+            <w:pPr>
+              <w:spacing w:before="0" w:after="0"/>
+              <w:jc w:val="left"/>
+            </w:pPr>
+            <w:r>
+              <w:rPr>
+                <w:rFonts w:ascii="Consolas" w:hAnsi="Consolas"/>
+                <w:sz w:val="19"/>
+                <w:shd w:fill="F3F4F6"/>
+              </w:rPr>
+              <w:t>Core/Src/eol_report.c</w:t>
+            </w:r>
+          </w:p>
+        </w:tc>
+        <w:tc>
+          <w:tcPr>
+            <w:tcW w:type="dxa" w:w="4896"/>
+            <w:vAlign w:val="center"/>
+            <w:shd w:fill="F5F8FC"/>
+          </w:tcPr>
+          <w:p>
+            <w:pPr>
+              <w:spacing w:before="0" w:after="0"/>
+              <w:jc w:val="left"/>
+            </w:pPr>
+            <w:r>
+              <w:t>Run report rows and report state machine</w:t>
+            </w:r>
+          </w:p>
+        </w:tc>
+      </w:tr>
+      <w:tr>
+        <w:tc>
+          <w:tcPr>
+            <w:tcW w:type="dxa" w:w="4896"/>
+            <w:vAlign w:val="center"/>
+          </w:tcPr>
+          <w:p>
+            <w:pPr>
+              <w:spacing w:before="0" w:after="0"/>
+              <w:jc w:val="left"/>
+            </w:pPr>
+            <w:r>
+              <w:rPr>
+                <w:rFonts w:ascii="Consolas" w:hAnsi="Consolas"/>
+                <w:sz w:val="19"/>
+                <w:shd w:fill="F3F4F6"/>
+              </w:rPr>
+              <w:t>Core/Src/export_uart.c</w:t>
+            </w:r>
+          </w:p>
+        </w:tc>
+        <w:tc>
+          <w:tcPr>
+            <w:tcW w:type="dxa" w:w="4896"/>
+            <w:vAlign w:val="center"/>
+          </w:tcPr>
+          <w:p>
+            <w:pPr>
+              <w:spacing w:before="0" w:after="0"/>
+              <w:jc w:val="left"/>
+            </w:pPr>
+            <w:r>
+              <w:rPr>
+                <w:rFonts w:ascii="Consolas" w:hAnsi="Consolas"/>
+                <w:sz w:val="19"/>
+                <w:shd w:fill="F3F4F6"/>
+              </w:rPr>
+              <w:t>EXPORT_STATUS</w:t>
+            </w:r>
+            <w:r>
+              <w:t xml:space="preserve">, </w:t>
+            </w:r>
+            <w:r>
+              <w:rPr>
+                <w:rFonts w:ascii="Consolas" w:hAnsi="Consolas"/>
+                <w:sz w:val="19"/>
+                <w:shd w:fill="F3F4F6"/>
+              </w:rPr>
+              <w:t>EXPORT_RUN</w:t>
+            </w:r>
+            <w:r>
+              <w:t xml:space="preserve">, and </w:t>
+            </w:r>
+            <w:r>
+              <w:rPr>
+                <w:rFonts w:ascii="Consolas" w:hAnsi="Consolas"/>
+                <w:sz w:val="19"/>
+                <w:shd w:fill="F3F4F6"/>
+              </w:rPr>
+              <w:t>START_AUTO</w:t>
+            </w:r>
+            <w:r>
+              <w:t xml:space="preserve"> service</w:t>
+            </w:r>
+          </w:p>
+        </w:tc>
+      </w:tr>
+      <w:tr>
+        <w:tc>
+          <w:tcPr>
+            <w:tcW w:type="dxa" w:w="4896"/>
+            <w:vAlign w:val="center"/>
+            <w:shd w:fill="F5F8FC"/>
+          </w:tcPr>
+          <w:p>
+            <w:pPr>
+              <w:spacing w:before="0" w:after="0"/>
+              <w:jc w:val="left"/>
+            </w:pPr>
+            <w:r>
+              <w:rPr>
+                <w:rFonts w:ascii="Consolas" w:hAnsi="Consolas"/>
+                <w:sz w:val="19"/>
+                <w:shd w:fill="F3F4F6"/>
+              </w:rPr>
+              <w:t>Core/Src/auto_test.c</w:t>
+            </w:r>
+          </w:p>
+        </w:tc>
+        <w:tc>
+          <w:tcPr>
+            <w:tcW w:type="dxa" w:w="4896"/>
+            <w:vAlign w:val="center"/>
+            <w:shd w:fill="F5F8FC"/>
+          </w:tcPr>
+          <w:p>
+            <w:pPr>
+              <w:spacing w:before="0" w:after="0"/>
+              <w:jc w:val="left"/>
+            </w:pPr>
+            <w:r>
+              <w:t>Auto-test start flag and phase tracking</w:t>
+            </w:r>
+          </w:p>
+        </w:tc>
+      </w:tr>
+      <w:tr>
+        <w:tc>
+          <w:tcPr>
+            <w:tcW w:type="dxa" w:w="4896"/>
+            <w:vAlign w:val="center"/>
+          </w:tcPr>
+          <w:p>
+            <w:pPr>
+              <w:spacing w:before="0" w:after="0"/>
+              <w:jc w:val="left"/>
+            </w:pPr>
+            <w:r>
+              <w:rPr>
+                <w:rFonts w:ascii="Consolas" w:hAnsi="Consolas"/>
+                <w:sz w:val="19"/>
+                <w:shd w:fill="F3F4F6"/>
+              </w:rPr>
+              <w:t>Core/Src/gpio_config.c</w:t>
+            </w:r>
+          </w:p>
+        </w:tc>
+        <w:tc>
+          <w:tcPr>
+            <w:tcW w:type="dxa" w:w="4896"/>
+            <w:vAlign w:val="center"/>
+          </w:tcPr>
+          <w:p>
+            <w:pPr>
+              <w:spacing w:before="0" w:after="0"/>
+              <w:jc w:val="left"/>
+            </w:pPr>
+            <w:r>
+              <w:t>Fixture GPIO ownership and DAC / mux support</w:t>
+            </w:r>
+          </w:p>
+        </w:tc>
+      </w:tr>
+      <w:tr>
+        <w:tc>
+          <w:tcPr>
+            <w:tcW w:type="dxa" w:w="4896"/>
+            <w:vAlign w:val="center"/>
+            <w:shd w:fill="F5F8FC"/>
+          </w:tcPr>
+          <w:p>
+            <w:pPr>
+              <w:spacing w:before="0" w:after="0"/>
+              <w:jc w:val="left"/>
+            </w:pPr>
+            <w:r>
+              <w:rPr>
+                <w:rFonts w:ascii="Consolas" w:hAnsi="Consolas"/>
+                <w:sz w:val="19"/>
+                <w:shd w:fill="F3F4F6"/>
+              </w:rPr>
+              <w:t>Core/Src/uart_config.c</w:t>
+            </w:r>
+          </w:p>
+        </w:tc>
+        <w:tc>
+          <w:tcPr>
+            <w:tcW w:type="dxa" w:w="4896"/>
+            <w:vAlign w:val="center"/>
+            <w:shd w:fill="F5F8FC"/>
+          </w:tcPr>
+          <w:p>
+            <w:pPr>
+              <w:spacing w:before="0" w:after="0"/>
+              <w:jc w:val="left"/>
+            </w:pPr>
+            <w:r>
+              <w:t>UART4 transport to the ESP32</w:t>
+            </w:r>
+          </w:p>
+        </w:tc>
+      </w:tr>
+    </w:tbl>
+    <w:p/>
+    <w:p>
+      <w:pPr>
+        <w:pStyle w:val="Heading1"/>
+        <w:spacing w:before="240" w:after="120"/>
+      </w:pPr>
+      <w:r>
+        <w:t>TouchGFX Layer</w:t>
+      </w:r>
+    </w:p>
+    <w:tbl>
+      <w:tblPr>
+        <w:tblStyle w:val="TableGrid"/>
+        <w:tblW w:type="auto" w:w="0"/>
+        <w:jc w:val="center"/>
+        <w:tblLayout w:type="autofit"/>
+        <w:tblLook w:firstColumn="1" w:firstRow="1" w:lastColumn="0" w:lastRow="0" w:noHBand="0" w:noVBand="1" w:val="04A0"/>
+      </w:tblPr>
+      <w:tblGrid>
+        <w:gridCol w:w="4896"/>
+        <w:gridCol w:w="4896"/>
+      </w:tblGrid>
+      <w:tr>
+        <w:tc>
+          <w:tcPr>
+            <w:tcW w:type="dxa" w:w="4896"/>
+            <w:vAlign w:val="center"/>
+            <w:shd w:fill="0F264A"/>
+          </w:tcPr>
+          <w:p>
+            <w:pPr>
+              <w:spacing w:before="0" w:after="0"/>
+              <w:jc w:val="left"/>
+            </w:pPr>
+            <w:r>
+              <w:rPr>
+                <w:b/>
+                <w:color w:val="FFFFFF"/>
+              </w:rPr>
+              <w:t>File Area</w:t>
+            </w:r>
+          </w:p>
+        </w:tc>
+        <w:tc>
+          <w:tcPr>
+            <w:tcW w:type="dxa" w:w="4896"/>
+            <w:vAlign w:val="center"/>
+            <w:shd w:fill="0F264A"/>
+          </w:tcPr>
+          <w:p>
+            <w:pPr>
+              <w:spacing w:before="0" w:after="0"/>
+              <w:jc w:val="left"/>
+            </w:pPr>
+            <w:r>
+              <w:rPr>
+                <w:b/>
+                <w:color w:val="FFFFFF"/>
+              </w:rPr>
+              <w:t>Responsibility</w:t>
+            </w:r>
+          </w:p>
+        </w:tc>
+      </w:tr>
+      <w:tr>
+        <w:tc>
+          <w:tcPr>
+            <w:tcW w:type="dxa" w:w="4896"/>
+            <w:vAlign w:val="center"/>
+            <w:shd w:fill="F5F8FC"/>
+          </w:tcPr>
+          <w:p>
+            <w:pPr>
+              <w:spacing w:before="0" w:after="0"/>
+              <w:jc w:val="left"/>
+            </w:pPr>
+            <w:r>
+              <w:rPr>
+                <w:rFonts w:ascii="Consolas" w:hAnsi="Consolas"/>
+                <w:sz w:val="19"/>
+                <w:shd w:fill="F3F4F6"/>
+              </w:rPr>
+              <w:t>TouchGFX/gui/src/model/Model.cpp</w:t>
+            </w:r>
+          </w:p>
+        </w:tc>
+        <w:tc>
+          <w:tcPr>
+            <w:tcW w:type="dxa" w:w="4896"/>
+            <w:vAlign w:val="center"/>
+            <w:shd w:fill="F5F8FC"/>
+          </w:tcPr>
+          <w:p>
+            <w:pPr>
+              <w:spacing w:before="0" w:after="0"/>
+              <w:jc w:val="left"/>
+            </w:pPr>
+            <w:r>
+              <w:t>Tick loop, engine start calls, auto-test phase updates</w:t>
+            </w:r>
+          </w:p>
+        </w:tc>
+      </w:tr>
+      <w:tr>
+        <w:tc>
+          <w:tcPr>
+            <w:tcW w:type="dxa" w:w="4896"/>
+            <w:vAlign w:val="center"/>
+          </w:tcPr>
+          <w:p>
+            <w:pPr>
+              <w:spacing w:before="0" w:after="0"/>
+              <w:jc w:val="left"/>
+            </w:pPr>
+            <w:r>
+              <w:rPr>
+                <w:rFonts w:ascii="Consolas" w:hAnsi="Consolas"/>
+                <w:sz w:val="19"/>
+                <w:shd w:fill="F3F4F6"/>
+              </w:rPr>
+              <w:t>TouchGFX/gui/src/common/FrontendApplication.cpp</w:t>
+            </w:r>
+          </w:p>
+        </w:tc>
+        <w:tc>
+          <w:tcPr>
+            <w:tcW w:type="dxa" w:w="4896"/>
+            <w:vAlign w:val="center"/>
+          </w:tcPr>
+          <w:p>
+            <w:pPr>
+              <w:spacing w:before="0" w:after="0"/>
+              <w:jc w:val="left"/>
+            </w:pPr>
+            <w:r>
+              <w:t>Shared fault info and forced screen transition helpers</w:t>
+            </w:r>
+          </w:p>
+        </w:tc>
+      </w:tr>
+      <w:tr>
+        <w:tc>
+          <w:tcPr>
+            <w:tcW w:type="dxa" w:w="4896"/>
+            <w:vAlign w:val="center"/>
+            <w:shd w:fill="F5F8FC"/>
+          </w:tcPr>
+          <w:p>
+            <w:pPr>
+              <w:spacing w:before="0" w:after="0"/>
+              <w:jc w:val="left"/>
+            </w:pPr>
+            <w:r>
+              <w:rPr>
+                <w:rFonts w:ascii="Consolas" w:hAnsi="Consolas"/>
+                <w:sz w:val="19"/>
+                <w:shd w:fill="F3F4F6"/>
+              </w:rPr>
+              <w:t>TouchGFX/gui/src/*Presenter.cpp</w:t>
+            </w:r>
+          </w:p>
+        </w:tc>
+        <w:tc>
+          <w:tcPr>
+            <w:tcW w:type="dxa" w:w="4896"/>
+            <w:vAlign w:val="center"/>
+            <w:shd w:fill="F5F8FC"/>
+          </w:tcPr>
+          <w:p>
+            <w:pPr>
+              <w:spacing w:before="0" w:after="0"/>
+              <w:jc w:val="left"/>
+            </w:pPr>
+            <w:r>
+              <w:t>Per-screen activation and interaction wiring</w:t>
+            </w:r>
+          </w:p>
+        </w:tc>
+      </w:tr>
+      <w:tr>
+        <w:tc>
+          <w:tcPr>
+            <w:tcW w:type="dxa" w:w="4896"/>
+            <w:vAlign w:val="center"/>
+          </w:tcPr>
+          <w:p>
+            <w:pPr>
+              <w:spacing w:before="0" w:after="0"/>
+              <w:jc w:val="left"/>
+            </w:pPr>
+            <w:r>
+              <w:rPr>
+                <w:rFonts w:ascii="Consolas" w:hAnsi="Consolas"/>
+                <w:sz w:val="19"/>
+                <w:shd w:fill="F3F4F6"/>
+              </w:rPr>
+              <w:t>TouchGFX/gui/src/containers/*.cpp</w:t>
+            </w:r>
+          </w:p>
+        </w:tc>
+        <w:tc>
+          <w:tcPr>
+            <w:tcW w:type="dxa" w:w="4896"/>
+            <w:vAlign w:val="center"/>
+          </w:tcPr>
+          <w:p>
+            <w:pPr>
+              <w:spacing w:before="0" w:after="0"/>
+              <w:jc w:val="left"/>
+            </w:pPr>
+            <w:r>
+              <w:t>UI response to test progress, pass, and fail</w:t>
+            </w:r>
+          </w:p>
+        </w:tc>
+      </w:tr>
+      <w:tr>
+        <w:tc>
+          <w:tcPr>
+            <w:tcW w:type="dxa" w:w="4896"/>
+            <w:vAlign w:val="center"/>
+            <w:shd w:fill="F5F8FC"/>
+          </w:tcPr>
+          <w:p>
+            <w:pPr>
+              <w:spacing w:before="0" w:after="0"/>
+              <w:jc w:val="left"/>
+            </w:pPr>
+            <w:r>
+              <w:rPr>
+                <w:rFonts w:ascii="Consolas" w:hAnsi="Consolas"/>
+                <w:sz w:val="19"/>
+                <w:shd w:fill="F3F4F6"/>
+              </w:rPr>
+              <w:t>TouchGFX/gui/src/buttons_leds_screen_screen/Buttons_LEDs_ScreenView.cpp</w:t>
+            </w:r>
+          </w:p>
+        </w:tc>
+        <w:tc>
+          <w:tcPr>
+            <w:tcW w:type="dxa" w:w="4896"/>
+            <w:vAlign w:val="center"/>
+            <w:shd w:fill="F5F8FC"/>
+          </w:tcPr>
+          <w:p>
+            <w:pPr>
+              <w:spacing w:before="0" w:after="0"/>
+              <w:jc w:val="left"/>
+            </w:pPr>
+            <w:r>
+              <w:rPr>
+                <w:rFonts w:ascii="Consolas" w:hAnsi="Consolas"/>
+                <w:sz w:val="19"/>
+                <w:shd w:fill="F3F4F6"/>
+              </w:rPr>
+              <w:t>LED's GOOD</w:t>
+            </w:r>
+            <w:r>
+              <w:t xml:space="preserve"> and </w:t>
+            </w:r>
+            <w:r>
+              <w:rPr>
+                <w:rFonts w:ascii="Consolas" w:hAnsi="Consolas"/>
+                <w:sz w:val="19"/>
+                <w:shd w:fill="F3F4F6"/>
+              </w:rPr>
+              <w:t>LED's BAD</w:t>
+            </w:r>
+            <w:r>
+              <w:t xml:space="preserve"> actions</w:t>
+            </w:r>
+          </w:p>
+        </w:tc>
+      </w:tr>
+    </w:tbl>
+    <w:p/>
+    <w:p>
+      <w:pPr>
+        <w:pStyle w:val="Heading1"/>
+        <w:spacing w:before="240" w:after="120"/>
+      </w:pPr>
+      <w:r>
+        <w:t>Desktop App</w:t>
+      </w:r>
+    </w:p>
+    <w:tbl>
+      <w:tblPr>
+        <w:tblStyle w:val="TableGrid"/>
+        <w:tblW w:type="auto" w:w="0"/>
+        <w:jc w:val="center"/>
+        <w:tblLayout w:type="autofit"/>
+        <w:tblLook w:firstColumn="1" w:firstRow="1" w:lastColumn="0" w:lastRow="0" w:noHBand="0" w:noVBand="1" w:val="04A0"/>
+      </w:tblPr>
+      <w:tblGrid>
+        <w:gridCol w:w="4896"/>
+        <w:gridCol w:w="4896"/>
+      </w:tblGrid>
+      <w:tr>
+        <w:tc>
+          <w:tcPr>
+            <w:tcW w:type="dxa" w:w="4896"/>
+            <w:vAlign w:val="center"/>
+            <w:shd w:fill="0F264A"/>
+          </w:tcPr>
+          <w:p>
+            <w:pPr>
+              <w:spacing w:before="0" w:after="0"/>
+              <w:jc w:val="left"/>
+            </w:pPr>
+            <w:r>
+              <w:rPr>
+                <w:b/>
+                <w:color w:val="FFFFFF"/>
+              </w:rPr>
+              <w:t>File Area</w:t>
+            </w:r>
+          </w:p>
+        </w:tc>
+        <w:tc>
+          <w:tcPr>
+            <w:tcW w:type="dxa" w:w="4896"/>
+            <w:vAlign w:val="center"/>
+            <w:shd w:fill="0F264A"/>
+          </w:tcPr>
+          <w:p>
+            <w:pPr>
+              <w:spacing w:before="0" w:after="0"/>
+              <w:jc w:val="left"/>
+            </w:pPr>
+            <w:r>
+              <w:rPr>
+                <w:b/>
+                <w:color w:val="FFFFFF"/>
+              </w:rPr>
+              <w:t>Responsibility</w:t>
+            </w:r>
+          </w:p>
+        </w:tc>
+      </w:tr>
+      <w:tr>
+        <w:tc>
+          <w:tcPr>
+            <w:tcW w:type="dxa" w:w="4896"/>
+            <w:vAlign w:val="center"/>
+            <w:shd w:fill="F5F8FC"/>
+          </w:tcPr>
+          <w:p>
+            <w:pPr>
+              <w:spacing w:before="0" w:after="0"/>
+              <w:jc w:val="left"/>
+            </w:pPr>
+            <w:r>
+              <w:rPr>
+                <w:rFonts w:ascii="Consolas" w:hAnsi="Consolas"/>
+                <w:sz w:val="19"/>
+                <w:shd w:fill="F3F4F6"/>
+              </w:rPr>
+              <w:t>Export_Software/main.py</w:t>
+            </w:r>
+          </w:p>
+        </w:tc>
+        <w:tc>
+          <w:tcPr>
+            <w:tcW w:type="dxa" w:w="4896"/>
+            <w:vAlign w:val="center"/>
+            <w:shd w:fill="F5F8FC"/>
+          </w:tcPr>
+          <w:p>
+            <w:pPr>
+              <w:spacing w:before="0" w:after="0"/>
+              <w:jc w:val="left"/>
+            </w:pPr>
+            <w:r>
+              <w:t>UI, One Click worker, progress rail, activity log, page layout</w:t>
+            </w:r>
+          </w:p>
+        </w:tc>
+      </w:tr>
+      <w:tr>
+        <w:tc>
+          <w:tcPr>
+            <w:tcW w:type="dxa" w:w="4896"/>
+            <w:vAlign w:val="center"/>
+          </w:tcPr>
+          <w:p>
+            <w:pPr>
+              <w:spacing w:before="0" w:after="0"/>
+              <w:jc w:val="left"/>
+            </w:pPr>
+            <w:r>
+              <w:rPr>
+                <w:rFonts w:ascii="Consolas" w:hAnsi="Consolas"/>
+                <w:sz w:val="19"/>
+                <w:shd w:fill="F3F4F6"/>
+              </w:rPr>
+              <w:t>Export_Software/serial_client.py</w:t>
+            </w:r>
+          </w:p>
+        </w:tc>
+        <w:tc>
+          <w:tcPr>
+            <w:tcW w:type="dxa" w:w="4896"/>
+            <w:vAlign w:val="center"/>
+          </w:tcPr>
+          <w:p>
+            <w:pPr>
+              <w:spacing w:before="0" w:after="0"/>
+              <w:jc w:val="left"/>
+            </w:pPr>
+            <w:r>
+              <w:t>Fixture serial protocol client</w:t>
+            </w:r>
+          </w:p>
+        </w:tc>
+      </w:tr>
+      <w:tr>
+        <w:tc>
+          <w:tcPr>
+            <w:tcW w:type="dxa" w:w="4896"/>
+            <w:vAlign w:val="center"/>
+            <w:shd w:fill="F5F8FC"/>
+          </w:tcPr>
+          <w:p>
+            <w:pPr>
+              <w:spacing w:before="0" w:after="0"/>
+              <w:jc w:val="left"/>
+            </w:pPr>
+            <w:r>
+              <w:rPr>
+                <w:rFonts w:ascii="Consolas" w:hAnsi="Consolas"/>
+                <w:sz w:val="19"/>
+                <w:shd w:fill="F3F4F6"/>
+              </w:rPr>
+              <w:t>Export_Software/esp32_uploader.py</w:t>
+            </w:r>
+          </w:p>
+        </w:tc>
+        <w:tc>
+          <w:tcPr>
+            <w:tcW w:type="dxa" w:w="4896"/>
+            <w:vAlign w:val="center"/>
+            <w:shd w:fill="F5F8FC"/>
+          </w:tcPr>
+          <w:p>
+            <w:pPr>
+              <w:spacing w:before="0" w:after="0"/>
+              <w:jc w:val="left"/>
+            </w:pPr>
+            <w:r>
+              <w:t>Rite-Hite Connect test-firmware upload path</w:t>
+            </w:r>
+          </w:p>
+        </w:tc>
+      </w:tr>
+      <w:tr>
+        <w:tc>
+          <w:tcPr>
+            <w:tcW w:type="dxa" w:w="4896"/>
+            <w:vAlign w:val="center"/>
+          </w:tcPr>
+          <w:p>
+            <w:pPr>
+              <w:spacing w:before="0" w:after="0"/>
+              <w:jc w:val="left"/>
+            </w:pPr>
+            <w:r>
+              <w:rPr>
+                <w:rFonts w:ascii="Consolas" w:hAnsi="Consolas"/>
+                <w:sz w:val="19"/>
+                <w:shd w:fill="F3F4F6"/>
+              </w:rPr>
+              <w:t>Export_Software/storage.py</w:t>
+            </w:r>
+          </w:p>
+        </w:tc>
+        <w:tc>
+          <w:tcPr>
+            <w:tcW w:type="dxa" w:w="4896"/>
+            <w:vAlign w:val="center"/>
+          </w:tcPr>
+          <w:p>
+            <w:pPr>
+              <w:spacing w:before="0" w:after="0"/>
+              <w:jc w:val="left"/>
+            </w:pPr>
+            <w:r>
+              <w:t>CSV writing, settings, last-successful-operation persistence</w:t>
+            </w:r>
+          </w:p>
+        </w:tc>
+      </w:tr>
+      <w:tr>
+        <w:tc>
+          <w:tcPr>
+            <w:tcW w:type="dxa" w:w="4896"/>
+            <w:vAlign w:val="center"/>
+            <w:shd w:fill="F5F8FC"/>
+          </w:tcPr>
+          <w:p>
+            <w:pPr>
+              <w:spacing w:before="0" w:after="0"/>
+              <w:jc w:val="left"/>
+            </w:pPr>
+            <w:r>
+              <w:rPr>
+                <w:rFonts w:ascii="Consolas" w:hAnsi="Consolas"/>
+                <w:sz w:val="19"/>
+                <w:shd w:fill="F3F4F6"/>
+              </w:rPr>
+              <w:t>Export_Software/translations.py</w:t>
+            </w:r>
+          </w:p>
+        </w:tc>
+        <w:tc>
+          <w:tcPr>
+            <w:tcW w:type="dxa" w:w="4896"/>
+            <w:vAlign w:val="center"/>
+            <w:shd w:fill="F5F8FC"/>
+          </w:tcPr>
+          <w:p>
+            <w:pPr>
+              <w:spacing w:before="0" w:after="0"/>
+              <w:jc w:val="left"/>
+            </w:pPr>
+            <w:r>
+              <w:t>English, Spanish, and Hmong strings</w:t>
+            </w:r>
+          </w:p>
+        </w:tc>
+      </w:tr>
+      <w:tr>
+        <w:tc>
+          <w:tcPr>
+            <w:tcW w:type="dxa" w:w="4896"/>
+            <w:vAlign w:val="center"/>
+          </w:tcPr>
+          <w:p>
+            <w:pPr>
+              <w:spacing w:before="0" w:after="0"/>
+              <w:jc w:val="left"/>
+            </w:pPr>
+            <w:r>
+              <w:rPr>
+                <w:rFonts w:ascii="Consolas" w:hAnsi="Consolas"/>
+                <w:sz w:val="19"/>
+                <w:shd w:fill="F3F4F6"/>
+              </w:rPr>
+              <w:t>Export_Software/theme.py</w:t>
+            </w:r>
+          </w:p>
+        </w:tc>
+        <w:tc>
+          <w:tcPr>
+            <w:tcW w:type="dxa" w:w="4896"/>
+            <w:vAlign w:val="center"/>
+          </w:tcPr>
+          <w:p>
+            <w:pPr>
+              <w:spacing w:before="0" w:after="0"/>
+              <w:jc w:val="left"/>
+            </w:pPr>
+            <w:r>
+              <w:t>Visual styling</w:t>
+            </w:r>
+          </w:p>
+        </w:tc>
+      </w:tr>
+    </w:tbl>
+    <w:p/>
+    <w:p>
+      <w:pPr>
+        <w:pStyle w:val="Heading1"/>
+        <w:spacing w:before="240" w:after="120"/>
+      </w:pPr>
+      <w:r>
+        <w:t>ESP32 Test Firmware</w:t>
+      </w:r>
+    </w:p>
+    <w:tbl>
+      <w:tblPr>
+        <w:tblStyle w:val="TableGrid"/>
+        <w:tblW w:type="auto" w:w="0"/>
+        <w:jc w:val="center"/>
+        <w:tblLayout w:type="autofit"/>
+        <w:tblLook w:firstColumn="1" w:firstRow="1" w:lastColumn="0" w:lastRow="0" w:noHBand="0" w:noVBand="1" w:val="04A0"/>
+      </w:tblPr>
+      <w:tblGrid>
+        <w:gridCol w:w="4896"/>
+        <w:gridCol w:w="4896"/>
+      </w:tblGrid>
+      <w:tr>
+        <w:tc>
+          <w:tcPr>
+            <w:tcW w:type="dxa" w:w="4896"/>
+            <w:vAlign w:val="center"/>
+            <w:shd w:fill="0F264A"/>
+          </w:tcPr>
+          <w:p>
+            <w:pPr>
+              <w:spacing w:before="0" w:after="0"/>
+              <w:jc w:val="left"/>
+            </w:pPr>
+            <w:r>
+              <w:rPr>
+                <w:b/>
+                <w:color w:val="FFFFFF"/>
+              </w:rPr>
+              <w:t>File Area</w:t>
+            </w:r>
+          </w:p>
+        </w:tc>
+        <w:tc>
+          <w:tcPr>
+            <w:tcW w:type="dxa" w:w="4896"/>
+            <w:vAlign w:val="center"/>
+            <w:shd w:fill="0F264A"/>
+          </w:tcPr>
+          <w:p>
+            <w:pPr>
+              <w:spacing w:before="0" w:after="0"/>
+              <w:jc w:val="left"/>
+            </w:pPr>
+            <w:r>
+              <w:rPr>
+                <w:b/>
+                <w:color w:val="FFFFFF"/>
+              </w:rPr>
+              <w:t>Responsibility</w:t>
+            </w:r>
+          </w:p>
+        </w:tc>
+      </w:tr>
+      <w:tr>
+        <w:tc>
+          <w:tcPr>
+            <w:tcW w:type="dxa" w:w="4896"/>
+            <w:vAlign w:val="center"/>
+            <w:shd w:fill="F5F8FC"/>
+          </w:tcPr>
+          <w:p>
+            <w:pPr>
+              <w:spacing w:before="0" w:after="0"/>
+              <w:jc w:val="left"/>
+            </w:pPr>
+            <w:r>
+              <w:rPr>
+                <w:rFonts w:ascii="Consolas" w:hAnsi="Consolas"/>
+                <w:sz w:val="19"/>
+                <w:shd w:fill="F3F4F6"/>
+              </w:rPr>
+              <w:t>ArduinoIDE/EOL_RiteHite_Final/EOL_RiteHite_Final.ino</w:t>
+            </w:r>
+          </w:p>
+        </w:tc>
+        <w:tc>
+          <w:tcPr>
+            <w:tcW w:type="dxa" w:w="4896"/>
+            <w:vAlign w:val="center"/>
+            <w:shd w:fill="F5F8FC"/>
+          </w:tcPr>
+          <w:p>
+            <w:pPr>
+              <w:spacing w:before="0" w:after="0"/>
+              <w:jc w:val="left"/>
+            </w:pPr>
+            <w:r>
+              <w:t>Protocol token handling, expander control, analog reads, relay and button acknowledgments</w:t>
+            </w:r>
+          </w:p>
+        </w:tc>
+      </w:tr>
+    </w:tbl>
+    <w:p/>
+    <w:p>
+      <w:pPr>
+        <w:pStyle w:val="Heading1"/>
+        <w:spacing w:before="240" w:after="120"/>
+      </w:pPr>
+      <w:r>
+        <w:t>2. Common Change Map</w:t>
       </w:r>
     </w:p>
     <w:p>
       <w:pPr>
-        <w:pStyle w:val="ListNumber"/>
+        <w:pStyle w:val="Heading1"/>
+        <w:spacing w:before="240" w:after="120"/>
       </w:pPr>
       <w:r>
-        <w:rPr>
-          <w:b w:val="0"/>
-          <w:i w:val="0"/>
-          <w:color w:val="0563C1"/>
-          <w:u w:val="single"/>
-        </w:rPr>
-        <w:t>Embedded C Patterns</w:t>
+        <w:t>If You Need To Change A Fault Code</w:t>
       </w:r>
     </w:p>
     <w:p>
       <w:pPr>
-        <w:pStyle w:val="ListNumber"/>
+        <w:spacing w:before="0" w:after="120" w:line="240" w:lineRule="auto"/>
       </w:pPr>
       <w:r>
-        <w:rPr>
-          <w:b w:val="0"/>
-          <w:i w:val="0"/>
-          <w:color w:val="0563C1"/>
-          <w:u w:val="single"/>
-        </w:rPr>
-        <w:t>Volatile and Const Qualifiers</w:t>
+        <w:t>Update:</w:t>
       </w:r>
     </w:p>
     <w:p>
       <w:pPr>
-        <w:pStyle w:val="ListNumber"/>
+        <w:ind w:left="0" w:hanging="230"/>
       </w:pPr>
       <w:r>
         <w:rPr>
-          <w:b w:val="0"/>
-          <w:i w:val="0"/>
-          <w:color w:val="0563C1"/>
-          <w:u w:val="single"/>
+          <w:rFonts w:ascii="Aptos" w:hAnsi="Aptos"/>
+          <w:b/>
+          <w:color w:val="2B3E5D"/>
         </w:rPr>
-        <w:t>Callbacks and Function Pointers</w:t>
+        <w:t xml:space="preserve">1. </w:t>
+      </w:r>
+      <w:r>
+        <w:rPr>
+          <w:rFonts w:ascii="Consolas" w:hAnsi="Consolas"/>
+          <w:sz w:val="19"/>
+          <w:shd w:fill="F3F4F6"/>
+        </w:rPr>
+        <w:t>Core/Inc/eol_test_protocol.h</w:t>
       </w:r>
     </w:p>
     <w:p>
       <w:pPr>
-        <w:pStyle w:val="ListNumber"/>
+        <w:ind w:left="0" w:hanging="230"/>
       </w:pPr>
       <w:r>
         <w:rPr>
-          <w:b w:val="0"/>
-          <w:i w:val="0"/>
-          <w:color w:val="0563C1"/>
-          <w:u w:val="single"/>
+          <w:rFonts w:ascii="Aptos" w:hAnsi="Aptos"/>
+          <w:b/>
+          <w:color w:val="2B3E5D"/>
         </w:rPr>
-        <w:t>Interrupt Service Routines (ISR)</w:t>
+        <w:t xml:space="preserve">2. </w:t>
+      </w:r>
+      <w:r>
+        <w:t>The stage engine that raises the code</w:t>
       </w:r>
     </w:p>
     <w:p>
       <w:pPr>
-        <w:pStyle w:val="ListNumber"/>
+        <w:ind w:left="0" w:hanging="230"/>
       </w:pPr>
       <w:r>
         <w:rPr>
-          <w:b w:val="0"/>
-          <w:i w:val="0"/>
-          <w:color w:val="0563C1"/>
-          <w:u w:val="single"/>
+          <w:rFonts w:ascii="Aptos" w:hAnsi="Aptos"/>
+          <w:b/>
+          <w:color w:val="2B3E5D"/>
         </w:rPr>
-        <w:t>Common STM32 HAL Patterns</w:t>
+        <w:t xml:space="preserve">3. </w:t>
+      </w:r>
+      <w:r>
+        <w:t>Any TouchGFX fault-text mapping for that stage</w:t>
       </w:r>
     </w:p>
     <w:p>
       <w:pPr>
-        <w:pStyle w:val="ListNumber"/>
+        <w:ind w:left="0" w:hanging="230"/>
       </w:pPr>
       <w:r>
         <w:rPr>
-          <w:b w:val="0"/>
-          <w:i w:val="0"/>
-          <w:color w:val="0563C1"/>
-          <w:u w:val="single"/>
+          <w:rFonts w:ascii="Aptos" w:hAnsi="Aptos"/>
+          <w:b/>
+          <w:color w:val="2B3E5D"/>
         </w:rPr>
-        <w:t>FreeRTOS Patterns</w:t>
+        <w:t xml:space="preserve">4. </w:t>
+      </w:r>
+      <w:r>
+        <w:rPr>
+          <w:rFonts w:ascii="Consolas" w:hAnsi="Consolas"/>
+          <w:sz w:val="19"/>
+          <w:shd w:fill="F3F4F6"/>
+        </w:rPr>
+        <w:t>Docs/error_code_reference.md</w:t>
       </w:r>
     </w:p>
     <w:p>
       <w:pPr>
-        <w:pStyle w:val="ListNumber"/>
+        <w:ind w:left="0" w:hanging="230"/>
       </w:pPr>
       <w:r>
         <w:rPr>
-          <w:b w:val="0"/>
-          <w:i w:val="0"/>
-          <w:color w:val="0563C1"/>
-          <w:u w:val="single"/>
+          <w:rFonts w:ascii="Aptos" w:hAnsi="Aptos"/>
+          <w:b/>
+          <w:color w:val="2B3E5D"/>
         </w:rPr>
-        <w:t>Error Handling</w:t>
+        <w:t xml:space="preserve">5. </w:t>
+      </w:r>
+      <w:r>
+        <w:rPr>
+          <w:rFonts w:ascii="Consolas" w:hAnsi="Consolas"/>
+          <w:sz w:val="19"/>
+          <w:shd w:fill="F3F4F6"/>
+        </w:rPr>
+        <w:t>Docs/troubleshooting_guide.md</w:t>
+      </w:r>
+      <w:r>
+        <w:t xml:space="preserve"> if operator action changes</w:t>
       </w:r>
     </w:p>
     <w:p>
       <w:pPr>
-        <w:pStyle w:val="ListNumber"/>
+        <w:pStyle w:val="Heading1"/>
+        <w:spacing w:before="240" w:after="120"/>
       </w:pPr>
       <w:r>
-        <w:rPr>
-          <w:b w:val="0"/>
-          <w:i w:val="0"/>
-          <w:color w:val="0563C1"/>
-          <w:u w:val="single"/>
-        </w:rPr>
-        <w:t>Coding Best Practices</w:t>
-      </w:r>
-    </w:p>
-    <w:p/>
-    <w:p>
-      <w:pPr>
-        <w:pStyle w:val="Heading2"/>
-      </w:pPr>
-      <w:r>
-        <w:rPr>
-          <w:b w:val="0"/>
-          <w:i w:val="0"/>
-        </w:rPr>
-        <w:t>Data Types</w:t>
+        <w:t>If You Need To Change The One Click Progress Rail</w:t>
       </w:r>
     </w:p>
     <w:p>
       <w:pPr>
-        <w:pStyle w:val="Heading3"/>
+        <w:spacing w:before="0" w:after="120" w:line="240" w:lineRule="auto"/>
       </w:pPr>
       <w:r>
-        <w:rPr>
-          <w:b w:val="0"/>
-          <w:i w:val="0"/>
-        </w:rPr>
-        <w:t>Standard Types</w:t>
+        <w:t>Update:</w:t>
       </w:r>
     </w:p>
     <w:p>
       <w:pPr>
-        <w:ind w:left="360"/>
-      </w:pPr>
+        <w:ind w:left="0" w:hanging="230"/>
+      </w:pPr>
+      <w:r>
+        <w:rPr>
+          <w:rFonts w:ascii="Aptos" w:hAnsi="Aptos"/>
+          <w:b/>
+          <w:color w:val="2B3E5D"/>
+        </w:rPr>
+        <w:t xml:space="preserve">1. </w:t>
+      </w:r>
+      <w:r>
+        <w:t xml:space="preserve">STM32 auto-test phase ownership in </w:t>
+      </w:r>
       <w:r>
         <w:rPr>
           <w:rFonts w:ascii="Consolas" w:hAnsi="Consolas"/>
-          <w:sz w:val="18"/>
+          <w:sz w:val="19"/>
+          <w:shd w:fill="F3F4F6"/>
         </w:rPr>
-        <w:t>char        c = 'A';         // 1 byte, signed or unsigned</w:t>
-        <w:br/>
-        <w:t>int         i = 100;         // typically 4 bytes</w:t>
-        <w:br/>
-        <w:t>short       s = 300;         // 2 bytes</w:t>
-        <w:br/>
-        <w:t>long        l = 100000L;     // 4 bytes</w:t>
-        <w:br/>
-        <w:t>long long   ll = 1000000LL;  // 8 bytes</w:t>
-        <w:br/>
-        <w:t>float       f = 3.14f;       // 4 bytes</w:t>
-        <w:br/>
-        <w:t>double      d = 3.14159;     // 8 bytes</w:t>
+        <w:t>auto_test.c</w:t>
       </w:r>
     </w:p>
     <w:p>
       <w:pPr>
-        <w:pStyle w:val="Heading3"/>
+        <w:ind w:left="0" w:hanging="230"/>
       </w:pPr>
       <w:r>
         <w:rPr>
-          <w:b w:val="0"/>
-          <w:i w:val="0"/>
+          <w:rFonts w:ascii="Aptos" w:hAnsi="Aptos"/>
+          <w:b/>
+          <w:color w:val="2B3E5D"/>
         </w:rPr>
-        <w:t>Fixed-Width Types (stdint.h) — preferred in embedded</w:t>
+        <w:t xml:space="preserve">2. </w:t>
+      </w:r>
+      <w:r>
+        <w:t xml:space="preserve">Phase transitions in </w:t>
+      </w:r>
+      <w:r>
+        <w:rPr>
+          <w:rFonts w:ascii="Consolas" w:hAnsi="Consolas"/>
+          <w:sz w:val="19"/>
+          <w:shd w:fill="F3F4F6"/>
+        </w:rPr>
+        <w:t>Model.cpp</w:t>
       </w:r>
     </w:p>
     <w:p>
       <w:pPr>
-        <w:ind w:left="360"/>
-      </w:pPr>
+        <w:ind w:left="0" w:hanging="230"/>
+      </w:pPr>
+      <w:r>
+        <w:rPr>
+          <w:rFonts w:ascii="Aptos" w:hAnsi="Aptos"/>
+          <w:b/>
+          <w:color w:val="2B3E5D"/>
+        </w:rPr>
+        <w:t xml:space="preserve">3. </w:t>
+      </w:r>
+      <w:r>
+        <w:t xml:space="preserve">Status parsing in </w:t>
+      </w:r>
       <w:r>
         <w:rPr>
           <w:rFonts w:ascii="Consolas" w:hAnsi="Consolas"/>
-          <w:sz w:val="18"/>
+          <w:sz w:val="19"/>
+          <w:shd w:fill="F3F4F6"/>
         </w:rPr>
-        <w:t>#include &lt;stdint.h&gt;</w:t>
-        <w:br/>
-        <w:br/>
-        <w:t>uint8_t   byte_val  = 0xFF;         // 0 to 255</w:t>
-        <w:br/>
-        <w:t>int8_t    signed8   = -128;         // -128 to 127</w:t>
-        <w:br/>
-        <w:t>uint16_t  word_val  = 0xFFFF;       // 0 to 65535</w:t>
-        <w:br/>
-        <w:t>int16_t   signed16  = -32768;</w:t>
-        <w:br/>
-        <w:t>uint32_t  dword_val = 0xFFFFFFFF;   // 0 to 4294967295</w:t>
-        <w:br/>
-        <w:t>int32_t   signed32  = -2147483648;</w:t>
-        <w:br/>
-        <w:t>uint64_t  qword_val = 0xFFFFFFFFFFFFFFFFULL;</w:t>
+        <w:t>serial_client.py</w:t>
       </w:r>
     </w:p>
     <w:p>
       <w:pPr>
-        <w:pStyle w:val="Heading3"/>
+        <w:ind w:left="0" w:hanging="230"/>
       </w:pPr>
       <w:r>
         <w:rPr>
-          <w:b w:val="0"/>
-          <w:i w:val="0"/>
+          <w:rFonts w:ascii="Aptos" w:hAnsi="Aptos"/>
+          <w:b/>
+          <w:color w:val="2B3E5D"/>
         </w:rPr>
-        <w:t>Boolean</w:t>
+        <w:t xml:space="preserve">4. </w:t>
+      </w:r>
+      <w:r>
+        <w:t xml:space="preserve">Progress mapping in </w:t>
+      </w:r>
+      <w:r>
+        <w:rPr>
+          <w:rFonts w:ascii="Consolas" w:hAnsi="Consolas"/>
+          <w:sz w:val="19"/>
+          <w:shd w:fill="F3F4F6"/>
+        </w:rPr>
+        <w:t>main.py</w:t>
       </w:r>
     </w:p>
     <w:p>
       <w:pPr>
-        <w:ind w:left="360"/>
-      </w:pPr>
+        <w:ind w:left="0" w:hanging="230"/>
+      </w:pPr>
+      <w:r>
+        <w:rPr>
+          <w:rFonts w:ascii="Aptos" w:hAnsi="Aptos"/>
+          <w:b/>
+          <w:color w:val="2B3E5D"/>
+        </w:rPr>
+        <w:t xml:space="preserve">5. </w:t>
+      </w:r>
       <w:r>
         <w:rPr>
           <w:rFonts w:ascii="Consolas" w:hAnsi="Consolas"/>
-          <w:sz w:val="18"/>
+          <w:sz w:val="19"/>
+          <w:shd w:fill="F3F4F6"/>
         </w:rPr>
-        <w:t>#include &lt;stdbool.h&gt;</w:t>
-        <w:br/>
-        <w:br/>
-        <w:t>bool flag = true;</w:t>
-        <w:br/>
-        <w:t>bool done = false;</w:t>
+        <w:t>Docs/screen_guide.md</w:t>
       </w:r>
-    </w:p>
-    <w:p/>
-    <w:p>
-      <w:pPr>
-        <w:pStyle w:val="Heading2"/>
-      </w:pPr>
+      <w:r>
+        <w:t xml:space="preserve"> and </w:t>
+      </w:r>
       <w:r>
         <w:rPr>
-          <w:b w:val="0"/>
-          <w:i w:val="0"/>
+          <w:rFonts w:ascii="Consolas" w:hAnsi="Consolas"/>
+          <w:sz w:val="19"/>
+          <w:shd w:fill="F3F4F6"/>
         </w:rPr>
-        <w:t>Operators</w:t>
+        <w:t>Docs/user_manual.md</w:t>
       </w:r>
     </w:p>
     <w:p>
       <w:pPr>
-        <w:pStyle w:val="Heading3"/>
+        <w:pStyle w:val="Heading1"/>
+        <w:spacing w:before="240" w:after="120"/>
       </w:pPr>
       <w:r>
-        <w:rPr>
-          <w:b w:val="0"/>
-          <w:i w:val="0"/>
-        </w:rPr>
-        <w:t>Arithmetic</w:t>
+        <w:t>If You Need To Change Export Behavior</w:t>
       </w:r>
     </w:p>
     <w:p>
       <w:pPr>
-        <w:ind w:left="360"/>
-      </w:pPr>
+        <w:spacing w:before="0" w:after="120" w:line="240" w:lineRule="auto"/>
+      </w:pPr>
+      <w:r>
+        <w:t>Update:</w:t>
+      </w:r>
+    </w:p>
+    <w:p>
+      <w:pPr>
+        <w:ind w:left="0" w:hanging="230"/>
+      </w:pPr>
+      <w:r>
+        <w:rPr>
+          <w:rFonts w:ascii="Aptos" w:hAnsi="Aptos"/>
+          <w:b/>
+          <w:color w:val="2B3E5D"/>
+        </w:rPr>
+        <w:t xml:space="preserve">1. </w:t>
+      </w:r>
       <w:r>
         <w:rPr>
           <w:rFonts w:ascii="Consolas" w:hAnsi="Consolas"/>
-          <w:sz w:val="18"/>
+          <w:sz w:val="19"/>
+          <w:shd w:fill="F3F4F6"/>
         </w:rPr>
-        <w:t>int a = 10 + 3;   // 13</w:t>
-        <w:br/>
-        <w:t>int b = 10 - 3;   // 7</w:t>
-        <w:br/>
-        <w:t>int c = 10 * 3;   // 30</w:t>
-        <w:br/>
-        <w:t>int d = 10 / 3;   // 3   (integer division)</w:t>
-        <w:br/>
-        <w:t>int e = 10 % 3;   // 1   (modulo)</w:t>
+        <w:t>eol_report.c</w:t>
+      </w:r>
+      <w:r>
+        <w:t xml:space="preserve"> if report content changes</w:t>
       </w:r>
     </w:p>
     <w:p>
       <w:pPr>
-        <w:pStyle w:val="Heading3"/>
+        <w:ind w:left="0" w:hanging="230"/>
       </w:pPr>
       <w:r>
         <w:rPr>
-          <w:b w:val="0"/>
-          <w:i w:val="0"/>
+          <w:rFonts w:ascii="Aptos" w:hAnsi="Aptos"/>
+          <w:b/>
+          <w:color w:val="2B3E5D"/>
         </w:rPr>
-        <w:t>Comparison</w:t>
+        <w:t xml:space="preserve">2. </w:t>
+      </w:r>
+      <w:r>
+        <w:rPr>
+          <w:rFonts w:ascii="Consolas" w:hAnsi="Consolas"/>
+          <w:sz w:val="19"/>
+          <w:shd w:fill="F3F4F6"/>
+        </w:rPr>
+        <w:t>export_uart.c</w:t>
+      </w:r>
+      <w:r>
+        <w:t xml:space="preserve"> if protocol framing changes</w:t>
       </w:r>
     </w:p>
     <w:p>
       <w:pPr>
-        <w:ind w:left="360"/>
-      </w:pPr>
+        <w:ind w:left="0" w:hanging="230"/>
+      </w:pPr>
+      <w:r>
+        <w:rPr>
+          <w:rFonts w:ascii="Aptos" w:hAnsi="Aptos"/>
+          <w:b/>
+          <w:color w:val="2B3E5D"/>
+        </w:rPr>
+        <w:t xml:space="preserve">3. </w:t>
+      </w:r>
       <w:r>
         <w:rPr>
           <w:rFonts w:ascii="Consolas" w:hAnsi="Consolas"/>
-          <w:sz w:val="18"/>
+          <w:sz w:val="19"/>
+          <w:shd w:fill="F3F4F6"/>
         </w:rPr>
-        <w:t>==   // equal to</w:t>
-        <w:br/>
-        <w:t>!=   // not equal to</w:t>
-        <w:br/>
-        <w:t>&gt;    // greater than</w:t>
-        <w:br/>
-        <w:t>&lt;    // less than</w:t>
-        <w:br/>
-        <w:t>&gt;=   // greater than or equal</w:t>
-        <w:br/>
-        <w:t>&lt;=   // less than or equal</w:t>
+        <w:t>serial_client.py</w:t>
+      </w:r>
+      <w:r>
+        <w:t xml:space="preserve"> if desktop parsing changes</w:t>
       </w:r>
     </w:p>
     <w:p>
       <w:pPr>
-        <w:pStyle w:val="Heading3"/>
+        <w:ind w:left="0" w:hanging="230"/>
       </w:pPr>
       <w:r>
         <w:rPr>
-          <w:b w:val="0"/>
-          <w:i w:val="0"/>
+          <w:rFonts w:ascii="Aptos" w:hAnsi="Aptos"/>
+          <w:b/>
+          <w:color w:val="2B3E5D"/>
         </w:rPr>
-        <w:t>Logical</w:t>
+        <w:t xml:space="preserve">4. </w:t>
+      </w:r>
+      <w:r>
+        <w:rPr>
+          <w:rFonts w:ascii="Consolas" w:hAnsi="Consolas"/>
+          <w:sz w:val="19"/>
+          <w:shd w:fill="F3F4F6"/>
+        </w:rPr>
+        <w:t>storage.py</w:t>
+      </w:r>
+      <w:r>
+        <w:t xml:space="preserve"> if CSV structure changes</w:t>
       </w:r>
     </w:p>
     <w:p>
       <w:pPr>
-        <w:ind w:left="360"/>
-      </w:pPr>
+        <w:ind w:left="0" w:hanging="230"/>
+      </w:pPr>
+      <w:r>
+        <w:rPr>
+          <w:rFonts w:ascii="Aptos" w:hAnsi="Aptos"/>
+          <w:b/>
+          <w:color w:val="2B3E5D"/>
+        </w:rPr>
+        <w:t xml:space="preserve">5. </w:t>
+      </w:r>
+      <w:r>
+        <w:t>Docs covering export format and operator workflow</w:t>
+      </w:r>
+    </w:p>
+    <w:p>
+      <w:pPr>
+        <w:pStyle w:val="Heading1"/>
+        <w:spacing w:before="240" w:after="120"/>
+      </w:pPr>
+      <w:r>
+        <w:t>If You Need To Change The Button / LED Stage</w:t>
+      </w:r>
+    </w:p>
+    <w:p>
+      <w:pPr>
+        <w:spacing w:before="0" w:after="120" w:line="240" w:lineRule="auto"/>
+      </w:pPr>
+      <w:r>
+        <w:t>Update:</w:t>
+      </w:r>
+    </w:p>
+    <w:p>
+      <w:pPr>
+        <w:ind w:left="0" w:hanging="230"/>
+      </w:pPr>
+      <w:r>
+        <w:rPr>
+          <w:rFonts w:ascii="Aptos" w:hAnsi="Aptos"/>
+          <w:b/>
+          <w:color w:val="2B3E5D"/>
+        </w:rPr>
+        <w:t xml:space="preserve">1. </w:t>
+      </w:r>
       <w:r>
         <w:rPr>
           <w:rFonts w:ascii="Consolas" w:hAnsi="Consolas"/>
-          <w:sz w:val="18"/>
+          <w:sz w:val="19"/>
+          <w:shd w:fill="F3F4F6"/>
         </w:rPr>
-        <w:t>&amp;&amp;   // AND</w:t>
-        <w:br/>
-        <w:t>||   // OR</w:t>
-        <w:br/>
-        <w:t>!    // NOT</w:t>
+        <w:t>button_led_test.c</w:t>
       </w:r>
     </w:p>
     <w:p>
       <w:pPr>
-        <w:pStyle w:val="Heading3"/>
+        <w:ind w:left="0" w:hanging="230"/>
       </w:pPr>
       <w:r>
         <w:rPr>
-          <w:b w:val="0"/>
-          <w:i w:val="0"/>
+          <w:rFonts w:ascii="Aptos" w:hAnsi="Aptos"/>
+          <w:b/>
+          <w:color w:val="2B3E5D"/>
         </w:rPr>
-        <w:t>Bitwise</w:t>
+        <w:t xml:space="preserve">2. </w:t>
+      </w:r>
+      <w:r>
+        <w:rPr>
+          <w:rFonts w:ascii="Consolas" w:hAnsi="Consolas"/>
+          <w:sz w:val="19"/>
+          <w:shd w:fill="F3F4F6"/>
+        </w:rPr>
+        <w:t>Model.cpp</w:t>
       </w:r>
     </w:p>
     <w:p>
       <w:pPr>
-        <w:ind w:left="360"/>
-      </w:pPr>
+        <w:ind w:left="0" w:hanging="230"/>
+      </w:pPr>
+      <w:r>
+        <w:rPr>
+          <w:rFonts w:ascii="Aptos" w:hAnsi="Aptos"/>
+          <w:b/>
+          <w:color w:val="2B3E5D"/>
+        </w:rPr>
+        <w:t xml:space="preserve">3. </w:t>
+      </w:r>
       <w:r>
         <w:rPr>
           <w:rFonts w:ascii="Consolas" w:hAnsi="Consolas"/>
-          <w:sz w:val="18"/>
+          <w:sz w:val="19"/>
+          <w:shd w:fill="F3F4F6"/>
         </w:rPr>
-        <w:t>&amp;    // AND</w:t>
-        <w:br/>
-        <w:t>|    // OR</w:t>
-        <w:br/>
-        <w:t>^    // XOR</w:t>
-        <w:br/>
-        <w:t>~    // NOT (complement)</w:t>
-        <w:br/>
-        <w:t>&lt;&lt;   // left shift</w:t>
-        <w:br/>
-        <w:t>&gt;&gt;   // right shift</w:t>
+        <w:t>Buttons_LEDs_ScreenPresenter.cpp</w:t>
       </w:r>
     </w:p>
     <w:p>
       <w:pPr>
-        <w:pStyle w:val="Heading3"/>
+        <w:ind w:left="0" w:hanging="230"/>
       </w:pPr>
       <w:r>
         <w:rPr>
-          <w:b w:val="0"/>
-          <w:i w:val="0"/>
+          <w:rFonts w:ascii="Aptos" w:hAnsi="Aptos"/>
+          <w:b/>
+          <w:color w:val="2B3E5D"/>
         </w:rPr>
-        <w:t>Assignment Shortcuts</w:t>
+        <w:t xml:space="preserve">4. </w:t>
+      </w:r>
+      <w:r>
+        <w:rPr>
+          <w:rFonts w:ascii="Consolas" w:hAnsi="Consolas"/>
+          <w:sz w:val="19"/>
+          <w:shd w:fill="F3F4F6"/>
+        </w:rPr>
+        <w:t>Buttons_LEDs_ScreenView.cpp</w:t>
       </w:r>
     </w:p>
     <w:p>
       <w:pPr>
-        <w:ind w:left="360"/>
-      </w:pPr>
+        <w:ind w:left="0" w:hanging="230"/>
+      </w:pPr>
+      <w:r>
+        <w:rPr>
+          <w:rFonts w:ascii="Aptos" w:hAnsi="Aptos"/>
+          <w:b/>
+          <w:color w:val="2B3E5D"/>
+        </w:rPr>
+        <w:t xml:space="preserve">5. </w:t>
+      </w:r>
       <w:r>
         <w:rPr>
           <w:rFonts w:ascii="Consolas" w:hAnsi="Consolas"/>
-          <w:sz w:val="18"/>
+          <w:sz w:val="19"/>
+          <w:shd w:fill="F3F4F6"/>
         </w:rPr>
-        <w:t>x += 5;   // x = x + 5</w:t>
-        <w:br/>
-        <w:t>x -= 5;   // x = x - 5</w:t>
-        <w:br/>
-        <w:t>x *= 2;   // x = x * 2</w:t>
-        <w:br/>
-        <w:t>x /= 2;   // x = x / 2</w:t>
-        <w:br/>
-        <w:t>x %= 3;   // x = x % 3</w:t>
-        <w:br/>
-        <w:t>x &amp;= 0xF0;</w:t>
-        <w:br/>
-        <w:t>x |= 0x0F;</w:t>
-        <w:br/>
-        <w:t>x ^= 0xFF;</w:t>
-        <w:br/>
-        <w:t>x &lt;&lt;= 1;</w:t>
-        <w:br/>
-        <w:t>x &gt;&gt;= 1;</w:t>
+        <w:t>export_uart.c</w:t>
+      </w:r>
+      <w:r>
+        <w:t xml:space="preserve"> if visual-wait semantics change</w:t>
       </w:r>
     </w:p>
     <w:p>
       <w:pPr>
-        <w:pStyle w:val="Heading3"/>
+        <w:ind w:left="0" w:hanging="230"/>
       </w:pPr>
       <w:r>
         <w:rPr>
-          <w:b w:val="0"/>
-          <w:i w:val="0"/>
+          <w:rFonts w:ascii="Aptos" w:hAnsi="Aptos"/>
+          <w:b/>
+          <w:color w:val="2B3E5D"/>
         </w:rPr>
-        <w:t>Ternary Operator</w:t>
+        <w:t xml:space="preserve">6. </w:t>
+      </w:r>
+      <w:r>
+        <w:t>One Click docs if the technician action changes</w:t>
       </w:r>
     </w:p>
     <w:p>
       <w:pPr>
-        <w:ind w:left="360"/>
+        <w:pStyle w:val="Heading1"/>
+        <w:spacing w:before="240" w:after="120"/>
+      </w:pPr>
+      <w:r>
+        <w:t>3. Current Protocol Quick Reference</w:t>
+      </w:r>
+    </w:p>
+    <w:p>
+      <w:pPr>
+        <w:pStyle w:val="Heading1"/>
+        <w:spacing w:before="240" w:after="120"/>
+      </w:pPr>
+      <w:r>
+        <w:t>STM32 To ESP32 Core Tokens</w:t>
+      </w:r>
+    </w:p>
+    <w:p>
+      <w:pPr>
+        <w:pStyle w:val="ListBullet"/>
       </w:pPr>
       <w:r>
         <w:rPr>
           <w:rFonts w:ascii="Consolas" w:hAnsi="Consolas"/>
-          <w:sz w:val="18"/>
+          <w:sz w:val="19"/>
+          <w:shd w:fill="F3F4F6"/>
         </w:rPr>
-        <w:t>int max = (a &gt; b) ? a : b;</w:t>
-      </w:r>
-    </w:p>
-    <w:p/>
-    <w:p>
-      <w:pPr>
-        <w:pStyle w:val="Heading2"/>
-      </w:pPr>
-      <w:r>
-        <w:rPr>
-          <w:b w:val="0"/>
-          <w:i w:val="0"/>
-        </w:rPr>
-        <w:t>Control Flow</w:t>
+        <w:t>PING</w:t>
       </w:r>
     </w:p>
     <w:p>
       <w:pPr>
-        <w:pStyle w:val="Heading3"/>
+        <w:pStyle w:val="ListBullet"/>
       </w:pPr>
       <w:r>
         <w:rPr>
-          <w:b w:val="0"/>
-          <w:i w:val="0"/>
+          <w:rFonts w:ascii="Consolas" w:hAnsi="Consolas"/>
+          <w:sz w:val="19"/>
+          <w:shd w:fill="F3F4F6"/>
         </w:rPr>
-        <w:t>if / else if / else</w:t>
+        <w:t>READY</w:t>
       </w:r>
     </w:p>
     <w:p>
       <w:pPr>
-        <w:ind w:left="360"/>
+        <w:pStyle w:val="ListBullet"/>
       </w:pPr>
       <w:r>
         <w:rPr>
           <w:rFonts w:ascii="Consolas" w:hAnsi="Consolas"/>
-          <w:sz w:val="18"/>
+          <w:sz w:val="19"/>
+          <w:shd w:fill="F3F4F6"/>
         </w:rPr>
-        <w:t>if (x &gt; 10) {</w:t>
-        <w:br/>
-        <w:t xml:space="preserve">    // ...</w:t>
-        <w:br/>
-        <w:t>} else if (x == 5) {</w:t>
-        <w:br/>
-        <w:t xml:space="preserve">    // ...</w:t>
-        <w:br/>
-        <w:t>} else {</w:t>
-        <w:br/>
-        <w:t xml:space="preserve">    // ...</w:t>
-        <w:br/>
-        <w:t>}</w:t>
+        <w:t>DIxTEST</w:t>
       </w:r>
     </w:p>
     <w:p>
       <w:pPr>
-        <w:pStyle w:val="Heading3"/>
+        <w:pStyle w:val="ListBullet"/>
       </w:pPr>
       <w:r>
         <w:rPr>
-          <w:b w:val="0"/>
-          <w:i w:val="0"/>
+          <w:rFonts w:ascii="Consolas" w:hAnsi="Consolas"/>
+          <w:sz w:val="19"/>
+          <w:shd w:fill="F3F4F6"/>
         </w:rPr>
-        <w:t>switch / case</w:t>
+        <w:t>AIx_LOW_REQ</w:t>
       </w:r>
     </w:p>
     <w:p>
       <w:pPr>
-        <w:ind w:left="360"/>
+        <w:pStyle w:val="ListBullet"/>
       </w:pPr>
       <w:r>
         <w:rPr>
           <w:rFonts w:ascii="Consolas" w:hAnsi="Consolas"/>
-          <w:sz w:val="18"/>
+          <w:sz w:val="19"/>
+          <w:shd w:fill="F3F4F6"/>
         </w:rPr>
-        <w:t>switch (state) {</w:t>
-        <w:br/>
-        <w:t xml:space="preserve">    case STATE_IDLE:</w:t>
-        <w:br/>
-        <w:t xml:space="preserve">        // ...</w:t>
-        <w:br/>
-        <w:t xml:space="preserve">        break;</w:t>
-        <w:br/>
-        <w:t xml:space="preserve">    case STATE_RUN:</w:t>
-        <w:br/>
-        <w:t xml:space="preserve">        // ...</w:t>
-        <w:br/>
-        <w:t xml:space="preserve">        break;</w:t>
-        <w:br/>
-        <w:t xml:space="preserve">    default:</w:t>
-        <w:br/>
-        <w:t xml:space="preserve">        // ...</w:t>
-        <w:br/>
-        <w:t xml:space="preserve">        break;</w:t>
-        <w:br/>
-        <w:t>}</w:t>
+        <w:t>AIx_MID_REQ</w:t>
       </w:r>
     </w:p>
     <w:p>
       <w:pPr>
-        <w:pStyle w:val="Heading3"/>
+        <w:pStyle w:val="ListBullet"/>
       </w:pPr>
       <w:r>
         <w:rPr>
-          <w:b w:val="0"/>
-          <w:i w:val="0"/>
+          <w:rFonts w:ascii="Consolas" w:hAnsi="Consolas"/>
+          <w:sz w:val="19"/>
+          <w:shd w:fill="F3F4F6"/>
         </w:rPr>
-        <w:t>for loop</w:t>
+        <w:t>AIx_HIGH_REQ</w:t>
       </w:r>
     </w:p>
     <w:p>
       <w:pPr>
-        <w:ind w:left="360"/>
+        <w:pStyle w:val="ListBullet"/>
       </w:pPr>
       <w:r>
         <w:rPr>
           <w:rFonts w:ascii="Consolas" w:hAnsi="Consolas"/>
-          <w:sz w:val="18"/>
+          <w:sz w:val="19"/>
+          <w:shd w:fill="F3F4F6"/>
         </w:rPr>
-        <w:t>for (int i = 0; i &lt; 10; i++) {</w:t>
-        <w:br/>
-        <w:t xml:space="preserve">    // ...</w:t>
-        <w:br/>
-        <w:t>}</w:t>
+        <w:t>K1_ON</w:t>
       </w:r>
     </w:p>
     <w:p>
       <w:pPr>
-        <w:pStyle w:val="Heading3"/>
+        <w:pStyle w:val="ListBullet"/>
       </w:pPr>
       <w:r>
         <w:rPr>
-          <w:b w:val="0"/>
-          <w:i w:val="0"/>
+          <w:rFonts w:ascii="Consolas" w:hAnsi="Consolas"/>
+          <w:sz w:val="19"/>
+          <w:shd w:fill="F3F4F6"/>
         </w:rPr>
-        <w:t>while loop</w:t>
+        <w:t>K1_OFF</w:t>
       </w:r>
     </w:p>
     <w:p>
       <w:pPr>
-        <w:ind w:left="360"/>
+        <w:pStyle w:val="ListBullet"/>
       </w:pPr>
       <w:r>
         <w:rPr>
           <w:rFonts w:ascii="Consolas" w:hAnsi="Consolas"/>
-          <w:sz w:val="18"/>
+          <w:sz w:val="19"/>
+          <w:shd w:fill="F3F4F6"/>
         </w:rPr>
-        <w:t>while (condition) {</w:t>
-        <w:br/>
-        <w:t xml:space="preserve">    // ...</w:t>
-        <w:br/>
-        <w:t>}</w:t>
+        <w:t>K2_ON</w:t>
       </w:r>
     </w:p>
     <w:p>
       <w:pPr>
-        <w:pStyle w:val="Heading3"/>
+        <w:pStyle w:val="ListBullet"/>
       </w:pPr>
       <w:r>
         <w:rPr>
-          <w:b w:val="0"/>
-          <w:i w:val="0"/>
+          <w:rFonts w:ascii="Consolas" w:hAnsi="Consolas"/>
+          <w:sz w:val="19"/>
+          <w:shd w:fill="F3F4F6"/>
         </w:rPr>
-        <w:t>do-while loop</w:t>
+        <w:t>K2_OFF</w:t>
       </w:r>
     </w:p>
     <w:p>
       <w:pPr>
-        <w:ind w:left="360"/>
+        <w:pStyle w:val="ListBullet"/>
       </w:pPr>
       <w:r>
         <w:rPr>
           <w:rFonts w:ascii="Consolas" w:hAnsi="Consolas"/>
-          <w:sz w:val="18"/>
+          <w:sz w:val="19"/>
+          <w:shd w:fill="F3F4F6"/>
         </w:rPr>
-        <w:t>do {</w:t>
-        <w:br/>
-        <w:t xml:space="preserve">    // executes at least once</w:t>
-        <w:br/>
-        <w:t>} while (condition);</w:t>
+        <w:t>BTN_BEGIN</w:t>
       </w:r>
     </w:p>
     <w:p>
       <w:pPr>
-        <w:pStyle w:val="Heading3"/>
+        <w:pStyle w:val="ListBullet"/>
       </w:pPr>
       <w:r>
         <w:rPr>
-          <w:b w:val="0"/>
-          <w:i w:val="0"/>
+          <w:rFonts w:ascii="Consolas" w:hAnsi="Consolas"/>
+          <w:sz w:val="19"/>
+          <w:shd w:fill="F3F4F6"/>
         </w:rPr>
-        <w:t>break and continue</w:t>
+        <w:t>LED_BEGIN</w:t>
       </w:r>
     </w:p>
     <w:p>
       <w:pPr>
-        <w:ind w:left="360"/>
+        <w:pStyle w:val="ListBullet"/>
       </w:pPr>
       <w:r>
         <w:rPr>
           <w:rFonts w:ascii="Consolas" w:hAnsi="Consolas"/>
-          <w:sz w:val="18"/>
+          <w:sz w:val="19"/>
+          <w:shd w:fill="F3F4F6"/>
         </w:rPr>
-        <w:t>for (int i = 0; i &lt; 10; i++) {</w:t>
-        <w:br/>
-        <w:t xml:space="preserve">    if (i == 5) break;      // exit loop</w:t>
-        <w:br/>
-        <w:t xml:space="preserve">    if (i % 2 == 0) continue; // skip to next iteration</w:t>
-        <w:br/>
-        <w:t>}</w:t>
-      </w:r>
-    </w:p>
-    <w:p/>
-    <w:p>
-      <w:pPr>
-        <w:pStyle w:val="Heading2"/>
-      </w:pPr>
-      <w:r>
-        <w:rPr>
-          <w:b w:val="0"/>
-          <w:i w:val="0"/>
-        </w:rPr>
-        <w:t>Functions</w:t>
+        <w:t>LED_ROTATE_250</w:t>
       </w:r>
     </w:p>
     <w:p>
       <w:pPr>
-        <w:pStyle w:val="Heading3"/>
+        <w:pStyle w:val="ListBullet"/>
       </w:pPr>
       <w:r>
         <w:rPr>
-          <w:b w:val="0"/>
-          <w:i w:val="0"/>
+          <w:rFonts w:ascii="Consolas" w:hAnsi="Consolas"/>
+          <w:sz w:val="19"/>
+          <w:shd w:fill="F3F4F6"/>
         </w:rPr>
-        <w:t>Declaration and Definition</w:t>
+        <w:t>LED_STOP_ALL_ON</w:t>
       </w:r>
     </w:p>
     <w:p>
       <w:pPr>
-        <w:ind w:left="360"/>
+        <w:pStyle w:val="Heading1"/>
+        <w:spacing w:before="240" w:after="120"/>
+      </w:pPr>
+      <w:r>
+        <w:t>Expected ESP32 Replies</w:t>
+      </w:r>
+    </w:p>
+    <w:p>
+      <w:pPr>
+        <w:pStyle w:val="ListBullet"/>
       </w:pPr>
       <w:r>
         <w:rPr>
           <w:rFonts w:ascii="Consolas" w:hAnsi="Consolas"/>
-          <w:sz w:val="18"/>
+          <w:sz w:val="19"/>
+          <w:shd w:fill="F3F4F6"/>
         </w:rPr>
-        <w:t>// Declaration (prototype)</w:t>
-        <w:br/>
-        <w:t>int add(int a, int b);</w:t>
-        <w:br/>
-        <w:br/>
-        <w:t>// Definition</w:t>
-        <w:br/>
-        <w:t>int add(int a, int b) {</w:t>
-        <w:br/>
-        <w:t xml:space="preserve">    return a + b;</w:t>
-        <w:br/>
-        <w:t>}</w:t>
+        <w:t>PONG</w:t>
       </w:r>
     </w:p>
     <w:p>
       <w:pPr>
-        <w:pStyle w:val="Heading3"/>
+        <w:pStyle w:val="ListBullet"/>
       </w:pPr>
       <w:r>
         <w:rPr>
-          <w:b w:val="0"/>
-          <w:i w:val="0"/>
+          <w:rFonts w:ascii="Consolas" w:hAnsi="Consolas"/>
+          <w:sz w:val="19"/>
+          <w:shd w:fill="F3F4F6"/>
         </w:rPr>
-        <w:t>void Function</w:t>
+        <w:t>OK</w:t>
       </w:r>
     </w:p>
     <w:p>
       <w:pPr>
-        <w:ind w:left="360"/>
+        <w:pStyle w:val="ListBullet"/>
       </w:pPr>
       <w:r>
         <w:rPr>
           <w:rFonts w:ascii="Consolas" w:hAnsi="Consolas"/>
-          <w:sz w:val="18"/>
+          <w:sz w:val="19"/>
+          <w:shd w:fill="F3F4F6"/>
         </w:rPr>
-        <w:t>void reset_counter(void) {</w:t>
-        <w:br/>
-        <w:t xml:space="preserve">    counter = 0;</w:t>
-        <w:br/>
-        <w:t>}</w:t>
+        <w:t>DIxOK</w:t>
       </w:r>
     </w:p>
     <w:p>
       <w:pPr>
-        <w:pStyle w:val="Heading3"/>
+        <w:pStyle w:val="ListBullet"/>
       </w:pPr>
       <w:r>
         <w:rPr>
-          <w:b w:val="0"/>
-          <w:i w:val="0"/>
+          <w:rFonts w:ascii="Consolas" w:hAnsi="Consolas"/>
+          <w:sz w:val="19"/>
+          <w:shd w:fill="F3F4F6"/>
         </w:rPr>
-        <w:t>Passing by Pointer (modify caller's variable)</w:t>
+        <w:t>DIxFAIL</w:t>
       </w:r>
     </w:p>
     <w:p>
       <w:pPr>
-        <w:ind w:left="360"/>
+        <w:pStyle w:val="ListBullet"/>
       </w:pPr>
       <w:r>
         <w:rPr>
           <w:rFonts w:ascii="Consolas" w:hAnsi="Consolas"/>
-          <w:sz w:val="18"/>
+          <w:sz w:val="19"/>
+          <w:shd w:fill="F3F4F6"/>
         </w:rPr>
-        <w:t>void increment(int *value) {</w:t>
-        <w:br/>
-        <w:t xml:space="preserve">    (*value)++;</w:t>
-        <w:br/>
-        <w:t>}</w:t>
-        <w:br/>
-        <w:br/>
-        <w:t>int x = 5;</w:t>
-        <w:br/>
-        <w:t>increment(&amp;x);  // x is now 6</w:t>
+        <w:t>OK_AI...:&lt;volts&gt;</w:t>
       </w:r>
     </w:p>
     <w:p>
       <w:pPr>
-        <w:pStyle w:val="Heading3"/>
+        <w:pStyle w:val="ListBullet"/>
       </w:pPr>
       <w:r>
         <w:rPr>
-          <w:b w:val="0"/>
-          <w:i w:val="0"/>
+          <w:rFonts w:ascii="Consolas" w:hAnsi="Consolas"/>
+          <w:sz w:val="19"/>
+          <w:shd w:fill="F3F4F6"/>
         </w:rPr>
-        <w:t>Returning Multiple Values via Pointers</w:t>
+        <w:t>OK_K1_ON</w:t>
+      </w:r>
+      <w:r>
+        <w:t xml:space="preserve">, </w:t>
+      </w:r>
+      <w:r>
+        <w:rPr>
+          <w:rFonts w:ascii="Consolas" w:hAnsi="Consolas"/>
+          <w:sz w:val="19"/>
+          <w:shd w:fill="F3F4F6"/>
+        </w:rPr>
+        <w:t>OK_K1_OFF</w:t>
+      </w:r>
+      <w:r>
+        <w:t xml:space="preserve">, </w:t>
+      </w:r>
+      <w:r>
+        <w:rPr>
+          <w:rFonts w:ascii="Consolas" w:hAnsi="Consolas"/>
+          <w:sz w:val="19"/>
+          <w:shd w:fill="F3F4F6"/>
+        </w:rPr>
+        <w:t>OK_K2_ON</w:t>
+      </w:r>
+      <w:r>
+        <w:t xml:space="preserve">, </w:t>
+      </w:r>
+      <w:r>
+        <w:rPr>
+          <w:rFonts w:ascii="Consolas" w:hAnsi="Consolas"/>
+          <w:sz w:val="19"/>
+          <w:shd w:fill="F3F4F6"/>
+        </w:rPr>
+        <w:t>OK_K2_OFF</w:t>
       </w:r>
     </w:p>
     <w:p>
       <w:pPr>
-        <w:ind w:left="360"/>
+        <w:pStyle w:val="ListBullet"/>
       </w:pPr>
       <w:r>
         <w:rPr>
           <w:rFonts w:ascii="Consolas" w:hAnsi="Consolas"/>
-          <w:sz w:val="18"/>
+          <w:sz w:val="19"/>
+          <w:shd w:fill="F3F4F6"/>
         </w:rPr>
-        <w:t>void get_min_max(int *arr, int len, int *min, int *max) {</w:t>
-        <w:br/>
-        <w:t xml:space="preserve">    *min = arr[0];</w:t>
-        <w:br/>
-        <w:t xml:space="preserve">    *max = arr[0];</w:t>
-        <w:br/>
-        <w:t xml:space="preserve">    for (int i = 1; i &lt; len; i++) {</w:t>
-        <w:br/>
-        <w:t xml:space="preserve">        if (arr[i] &lt; *min) *min = arr[i];</w:t>
-        <w:br/>
-        <w:t xml:space="preserve">        if (arr[i] &gt; *max) *max = arr[i];</w:t>
-        <w:br/>
-        <w:t xml:space="preserve">    }</w:t>
-        <w:br/>
-        <w:t>}</w:t>
+        <w:t>OK_BTN_...</w:t>
       </w:r>
     </w:p>
     <w:p>
       <w:pPr>
-        <w:pStyle w:val="Heading3"/>
-      </w:pPr>
+        <w:pStyle w:val="ListBullet"/>
+      </w:pPr>
+      <w:r>
+        <w:t xml:space="preserve">negative button acknowledgments such as </w:t>
+      </w:r>
       <w:r>
         <w:rPr>
-          <w:b w:val="0"/>
-          <w:i w:val="0"/>
+          <w:rFonts w:ascii="Consolas" w:hAnsi="Consolas"/>
+          <w:sz w:val="19"/>
+          <w:shd w:fill="F3F4F6"/>
         </w:rPr>
-        <w:t>Inline Functions</w:t>
+        <w:t>BTN_USR0_PRESS_HIGH</w:t>
       </w:r>
     </w:p>
     <w:p>
       <w:pPr>
-        <w:ind w:left="360"/>
+        <w:pStyle w:val="ListBullet"/>
       </w:pPr>
       <w:r>
         <w:rPr>
           <w:rFonts w:ascii="Consolas" w:hAnsi="Consolas"/>
-          <w:sz w:val="18"/>
+          <w:sz w:val="19"/>
+          <w:shd w:fill="F3F4F6"/>
         </w:rPr>
-        <w:t>static inline uint32_t clamp(uint32_t val, uint32_t lo, uint32_t hi) {</w:t>
-        <w:br/>
-        <w:t xml:space="preserve">    if (val &lt; lo) return lo;</w:t>
-        <w:br/>
-        <w:t xml:space="preserve">    if (val &gt; hi) return hi;</w:t>
-        <w:br/>
-        <w:t xml:space="preserve">    return val;</w:t>
-        <w:br/>
-        <w:t>}</w:t>
-      </w:r>
-    </w:p>
-    <w:p/>
-    <w:p>
-      <w:pPr>
-        <w:pStyle w:val="Heading2"/>
-      </w:pPr>
-      <w:r>
-        <w:rPr>
-          <w:b w:val="0"/>
-          <w:i w:val="0"/>
-        </w:rPr>
-        <w:t>Pointers</w:t>
+        <w:t>OK_LED_BEGIN</w:t>
       </w:r>
     </w:p>
     <w:p>
       <w:pPr>
-        <w:pStyle w:val="Heading3"/>
+        <w:pStyle w:val="ListBullet"/>
       </w:pPr>
       <w:r>
         <w:rPr>
-          <w:b w:val="0"/>
-          <w:i w:val="0"/>
+          <w:rFonts w:ascii="Consolas" w:hAnsi="Consolas"/>
+          <w:sz w:val="19"/>
+          <w:shd w:fill="F3F4F6"/>
         </w:rPr>
-        <w:t>Basics</w:t>
+        <w:t>OK_LED_ROTATE_250</w:t>
       </w:r>
     </w:p>
     <w:p>
       <w:pPr>
-        <w:ind w:left="360"/>
+        <w:pStyle w:val="ListBullet"/>
       </w:pPr>
       <w:r>
         <w:rPr>
           <w:rFonts w:ascii="Consolas" w:hAnsi="Consolas"/>
-          <w:sz w:val="18"/>
+          <w:sz w:val="19"/>
+          <w:shd w:fill="F3F4F6"/>
         </w:rPr>
-        <w:t>int  x   = 10;</w:t>
-        <w:br/>
-        <w:t>int *ptr = &amp;x;       // ptr holds address of x</w:t>
-        <w:br/>
-        <w:t>int  val = *ptr;     // dereference: val = 10</w:t>
-        <w:br/>
-        <w:t>*ptr = 20;           // x is now 20</w:t>
+        <w:t>OK_LED_STOP_ALL_ON</w:t>
       </w:r>
     </w:p>
     <w:p>
       <w:pPr>
-        <w:pStyle w:val="Heading3"/>
+        <w:pStyle w:val="Heading1"/>
+        <w:spacing w:before="240" w:after="120"/>
       </w:pPr>
       <w:r>
-        <w:rPr>
-          <w:b w:val="0"/>
-          <w:i w:val="0"/>
-        </w:rPr>
-        <w:t>Pointer Arithmetic</w:t>
+        <w:t>Desktop App To Fixture Tokens</w:t>
       </w:r>
     </w:p>
     <w:p>
       <w:pPr>
-        <w:ind w:left="360"/>
+        <w:pStyle w:val="ListBullet"/>
       </w:pPr>
       <w:r>
         <w:rPr>
           <w:rFonts w:ascii="Consolas" w:hAnsi="Consolas"/>
-          <w:sz w:val="18"/>
+          <w:sz w:val="19"/>
+          <w:shd w:fill="F3F4F6"/>
         </w:rPr>
-        <w:t>uint8_t buf[4] = {0x01, 0x02, 0x03, 0x04};</w:t>
-        <w:br/>
-        <w:t>uint8_t *p = buf;</w:t>
-        <w:br/>
-        <w:t>p++;          // points to buf[1]</w:t>
-        <w:br/>
-        <w:t>p += 2;       // points to buf[3]</w:t>
+        <w:t>START_AUTO</w:t>
       </w:r>
     </w:p>
     <w:p>
       <w:pPr>
-        <w:pStyle w:val="Heading3"/>
+        <w:pStyle w:val="ListBullet"/>
       </w:pPr>
       <w:r>
         <w:rPr>
-          <w:b w:val="0"/>
-          <w:i w:val="0"/>
+          <w:rFonts w:ascii="Consolas" w:hAnsi="Consolas"/>
+          <w:sz w:val="19"/>
+          <w:shd w:fill="F3F4F6"/>
         </w:rPr>
-        <w:t>Pointer to const vs const pointer</w:t>
+        <w:t>EXPORT_STATUS</w:t>
       </w:r>
     </w:p>
     <w:p>
       <w:pPr>
-        <w:ind w:left="360"/>
+        <w:pStyle w:val="ListBullet"/>
       </w:pPr>
       <w:r>
         <w:rPr>
           <w:rFonts w:ascii="Consolas" w:hAnsi="Consolas"/>
-          <w:sz w:val="18"/>
+          <w:sz w:val="19"/>
+          <w:shd w:fill="F3F4F6"/>
         </w:rPr>
-        <w:t>const int *p1 = &amp;x;    // can't modify *p1, but p1 can change</w:t>
-        <w:br/>
-        <w:t>int * const p2 = &amp;x;   // can modify *p2, but p2 can't change</w:t>
-        <w:br/>
-        <w:t>const int * const p3 = &amp;x; // neither can change</w:t>
+        <w:t>EXPORT_RUN|&lt;sequence&gt;</w:t>
       </w:r>
     </w:p>
     <w:p>
       <w:pPr>
-        <w:pStyle w:val="Heading3"/>
+        <w:pStyle w:val="Heading1"/>
+        <w:spacing w:before="240" w:after="120"/>
       </w:pPr>
       <w:r>
-        <w:rPr>
-          <w:b w:val="0"/>
-          <w:i w:val="0"/>
-        </w:rPr>
-        <w:t>NULL Pointer Check</w:t>
+        <w:t>Fixture To Desktop App Replies</w:t>
       </w:r>
     </w:p>
     <w:p>
       <w:pPr>
-        <w:ind w:left="360"/>
+        <w:pStyle w:val="ListBullet"/>
       </w:pPr>
       <w:r>
         <w:rPr>
           <w:rFonts w:ascii="Consolas" w:hAnsi="Consolas"/>
-          <w:sz w:val="18"/>
+          <w:sz w:val="19"/>
+          <w:shd w:fill="F3F4F6"/>
         </w:rPr>
-        <w:t>if (ptr != NULL) {</w:t>
-        <w:br/>
-        <w:t xml:space="preserve">    *ptr = 5;</w:t>
-        <w:br/>
-        <w:t>}</w:t>
-      </w:r>
-    </w:p>
-    <w:p/>
-    <w:p>
-      <w:pPr>
-        <w:pStyle w:val="Heading2"/>
-      </w:pPr>
-      <w:r>
-        <w:rPr>
-          <w:b w:val="0"/>
-          <w:i w:val="0"/>
-        </w:rPr>
-        <w:t>Arrays and Strings</w:t>
+        <w:t>AUTO_STARTED</w:t>
       </w:r>
     </w:p>
     <w:p>
       <w:pPr>
-        <w:pStyle w:val="Heading3"/>
+        <w:pStyle w:val="ListBullet"/>
       </w:pPr>
       <w:r>
         <w:rPr>
-          <w:b w:val="0"/>
-          <w:i w:val="0"/>
+          <w:rFonts w:ascii="Consolas" w:hAnsi="Consolas"/>
+          <w:sz w:val="19"/>
+          <w:shd w:fill="F3F4F6"/>
         </w:rPr>
-        <w:t>Arrays</w:t>
+        <w:t>AUTO_ERROR|ALREADY_RUNNING</w:t>
       </w:r>
     </w:p>
     <w:p>
       <w:pPr>
-        <w:ind w:left="360"/>
+        <w:pStyle w:val="ListBullet"/>
       </w:pPr>
       <w:r>
         <w:rPr>
           <w:rFonts w:ascii="Consolas" w:hAnsi="Consolas"/>
-          <w:sz w:val="18"/>
+          <w:sz w:val="19"/>
+          <w:shd w:fill="F3F4F6"/>
         </w:rPr>
-        <w:t>int arr[5] = {1, 2, 3, 4, 5};</w:t>
-        <w:br/>
-        <w:t>int matrix[3][3] = {{1,2,3},{4,5,6},{7,8,9}};</w:t>
-        <w:br/>
-        <w:br/>
-        <w:t>// Array passed to function (decays to pointer)</w:t>
-        <w:br/>
-        <w:t>void process(uint8_t *data, uint16_t len);</w:t>
+        <w:t>STATUS|...</w:t>
       </w:r>
     </w:p>
     <w:p>
       <w:pPr>
-        <w:pStyle w:val="Heading3"/>
+        <w:pStyle w:val="ListBullet"/>
       </w:pPr>
       <w:r>
         <w:rPr>
-          <w:b w:val="0"/>
-          <w:i w:val="0"/>
+          <w:rFonts w:ascii="Consolas" w:hAnsi="Consolas"/>
+          <w:sz w:val="19"/>
+          <w:shd w:fill="F3F4F6"/>
         </w:rPr>
-        <w:t>Strings (null-terminated char arrays)</w:t>
+        <w:t>EXPORT_BEGIN|...</w:t>
       </w:r>
     </w:p>
     <w:p>
       <w:pPr>
-        <w:ind w:left="360"/>
+        <w:pStyle w:val="ListBullet"/>
       </w:pPr>
       <w:r>
         <w:rPr>
           <w:rFonts w:ascii="Consolas" w:hAnsi="Consolas"/>
-          <w:sz w:val="18"/>
+          <w:sz w:val="19"/>
+          <w:shd w:fill="F3F4F6"/>
         </w:rPr>
-        <w:t>#include &lt;string.h&gt;</w:t>
-        <w:br/>
-        <w:br/>
-        <w:t>char name[32] = "TestFixture";</w:t>
-        <w:br/>
-        <w:br/>
-        <w:t>strlen(name);               // length (not counting '\0')</w:t>
-        <w:br/>
-        <w:t>strcpy(dest, src);          // copy string</w:t>
-        <w:br/>
-        <w:t>strncpy(dest, src, n);      // safe copy</w:t>
-        <w:br/>
-        <w:t>strcat(dest, src);          // concatenate</w:t>
-        <w:br/>
-        <w:t>strcmp(s1, s2);             // 0 if equal</w:t>
-        <w:br/>
-        <w:t>snprintf(buf, size, fmt);   // safe formatted string</w:t>
-      </w:r>
-    </w:p>
-    <w:p/>
-    <w:p>
-      <w:pPr>
-        <w:pStyle w:val="Heading2"/>
-      </w:pPr>
-      <w:r>
-        <w:rPr>
-          <w:b w:val="0"/>
-          <w:i w:val="0"/>
-        </w:rPr>
-        <w:t>Structs and Unions</w:t>
+        <w:t>ROW|...</w:t>
       </w:r>
     </w:p>
     <w:p>
       <w:pPr>
-        <w:pStyle w:val="Heading3"/>
+        <w:pStyle w:val="ListBullet"/>
       </w:pPr>
       <w:r>
         <w:rPr>
-          <w:b w:val="0"/>
-          <w:i w:val="0"/>
+          <w:rFonts w:ascii="Consolas" w:hAnsi="Consolas"/>
+          <w:sz w:val="19"/>
+          <w:shd w:fill="F3F4F6"/>
         </w:rPr>
-        <w:t>Struct</w:t>
+        <w:t>EXPORT_END|...</w:t>
       </w:r>
     </w:p>
     <w:p>
       <w:pPr>
-        <w:ind w:left="360"/>
+        <w:pStyle w:val="ListBullet"/>
       </w:pPr>
       <w:r>
         <w:rPr>
           <w:rFonts w:ascii="Consolas" w:hAnsi="Consolas"/>
-          <w:sz w:val="18"/>
+          <w:sz w:val="19"/>
+          <w:shd w:fill="F3F4F6"/>
         </w:rPr>
-        <w:t>typedef struct {</w:t>
-        <w:br/>
-        <w:t xml:space="preserve">    uint8_t  id;</w:t>
-        <w:br/>
-        <w:t xml:space="preserve">    uint16_t voltage_mv;</w:t>
-        <w:br/>
-        <w:t xml:space="preserve">    float    temperature;</w:t>
-        <w:br/>
-        <w:t xml:space="preserve">    bool     pass;</w:t>
-        <w:br/>
-        <w:t>} TestResult_t;</w:t>
-        <w:br/>
-        <w:br/>
-        <w:t>TestResult_t result = {0};</w:t>
-        <w:br/>
-        <w:t>result.id = 1;</w:t>
-        <w:br/>
-        <w:t>result.voltage_mv = 3300;</w:t>
-        <w:br/>
-        <w:br/>
-        <w:t>// Pointer to struct</w:t>
-        <w:br/>
-        <w:t>TestResult_t *pResult = &amp;result;</w:t>
-        <w:br/>
-        <w:t>pResult-&gt;voltage_mv = 3300;   // arrow operator</w:t>
+        <w:t>EXPORT_ERROR|...</w:t>
       </w:r>
     </w:p>
     <w:p>
       <w:pPr>
-        <w:pStyle w:val="Heading3"/>
+        <w:pStyle w:val="Heading1"/>
+        <w:spacing w:before="240" w:after="120"/>
       </w:pPr>
       <w:r>
-        <w:rPr>
-          <w:b w:val="0"/>
-          <w:i w:val="0"/>
-        </w:rPr>
-        <w:t>Union (shares memory)</w:t>
+        <w:t>4. Current Test Ownership Notes</w:t>
       </w:r>
     </w:p>
     <w:p>
       <w:pPr>
-        <w:ind w:left="360"/>
-      </w:pPr>
+        <w:pStyle w:val="Heading1"/>
+        <w:spacing w:before="240" w:after="120"/>
+      </w:pPr>
+      <w:r>
+        <w:t>Communication / Reset / Fault Check</w:t>
+      </w:r>
+    </w:p>
+    <w:p>
+      <w:pPr>
+        <w:pStyle w:val="ListBullet"/>
+      </w:pPr>
+      <w:r>
+        <w:t xml:space="preserve">Single state machine in </w:t>
+      </w:r>
       <w:r>
         <w:rPr>
           <w:rFonts w:ascii="Consolas" w:hAnsi="Consolas"/>
-          <w:sz w:val="18"/>
+          <w:sz w:val="19"/>
+          <w:shd w:fill="F3F4F6"/>
         </w:rPr>
-        <w:t>typedef union {</w:t>
-        <w:br/>
-        <w:t xml:space="preserve">    uint32_t word;</w:t>
-        <w:br/>
-        <w:t xml:space="preserve">    uint8_t  bytes[4];</w:t>
-        <w:br/>
-        <w:t>} Word32_t;</w:t>
-        <w:br/>
-        <w:br/>
-        <w:t>Word32_t data;</w:t>
-        <w:br/>
-        <w:t>data.word = 0xDEADBEEF;</w:t>
-        <w:br/>
-        <w:t>// data.bytes[0] = 0xEF (little-endian)</w:t>
-      </w:r>
-    </w:p>
-    <w:p/>
-    <w:p>
-      <w:pPr>
-        <w:pStyle w:val="Heading2"/>
-      </w:pPr>
-      <w:r>
-        <w:rPr>
-          <w:b w:val="0"/>
-          <w:i w:val="0"/>
-        </w:rPr>
-        <w:t>Enumerations</w:t>
+        <w:t>comm_test.c</w:t>
       </w:r>
     </w:p>
     <w:p>
       <w:pPr>
-        <w:ind w:left="360"/>
-      </w:pPr>
+        <w:pStyle w:val="ListBullet"/>
+      </w:pPr>
+      <w:r>
+        <w:t xml:space="preserve">Fault family: </w:t>
+      </w:r>
       <w:r>
         <w:rPr>
           <w:rFonts w:ascii="Consolas" w:hAnsi="Consolas"/>
-          <w:sz w:val="18"/>
+          <w:sz w:val="19"/>
+          <w:shd w:fill="F3F4F6"/>
         </w:rPr>
-        <w:t>typedef enum {</w:t>
-        <w:br/>
-        <w:t xml:space="preserve">    STATE_IDLE = 0,</w:t>
-        <w:br/>
-        <w:t xml:space="preserve">    STATE_TESTING,</w:t>
-        <w:br/>
-        <w:t xml:space="preserve">    STATE_PASS,</w:t>
-        <w:br/>
-        <w:t xml:space="preserve">    STATE_FAIL,</w:t>
-        <w:br/>
-        <w:t xml:space="preserve">    STATE_COUNT   // useful for array sizing</w:t>
-        <w:br/>
-        <w:t>} TestState_t;</w:t>
-        <w:br/>
-        <w:br/>
-        <w:t>TestState_t currentState = STATE_IDLE;</w:t>
+        <w:t>0x01xx</w:t>
       </w:r>
-    </w:p>
-    <w:p/>
-    <w:p>
-      <w:pPr>
-        <w:pStyle w:val="Heading2"/>
-      </w:pPr>
+      <w:r>
+        <w:t xml:space="preserve">, </w:t>
+      </w:r>
       <w:r>
         <w:rPr>
-          <w:b w:val="0"/>
-          <w:i w:val="0"/>
+          <w:rFonts w:ascii="Consolas" w:hAnsi="Consolas"/>
+          <w:sz w:val="19"/>
+          <w:shd w:fill="F3F4F6"/>
         </w:rPr>
-        <w:t>Preprocessor Directives</w:t>
+        <w:t>0x02xx</w:t>
+      </w:r>
+      <w:r>
+        <w:t xml:space="preserve">, </w:t>
+      </w:r>
+      <w:r>
+        <w:rPr>
+          <w:rFonts w:ascii="Consolas" w:hAnsi="Consolas"/>
+          <w:sz w:val="19"/>
+          <w:shd w:fill="F3F4F6"/>
+        </w:rPr>
+        <w:t>0x03xx</w:t>
       </w:r>
     </w:p>
     <w:p>
       <w:pPr>
-        <w:pStyle w:val="Heading3"/>
+        <w:pStyle w:val="Heading1"/>
+        <w:spacing w:before="240" w:after="120"/>
       </w:pPr>
       <w:r>
-        <w:rPr>
-          <w:b w:val="0"/>
-          <w:i w:val="0"/>
-        </w:rPr>
-        <w:t>Macros</w:t>
+        <w:t>Digital Inputs</w:t>
       </w:r>
     </w:p>
     <w:p>
       <w:pPr>
-        <w:ind w:left="360"/>
-      </w:pPr>
+        <w:pStyle w:val="ListBullet"/>
+      </w:pPr>
+      <w:r>
+        <w:t>12 channels</w:t>
+      </w:r>
+    </w:p>
+    <w:p>
+      <w:pPr>
+        <w:pStyle w:val="ListBullet"/>
+      </w:pPr>
+      <w:r>
+        <w:t xml:space="preserve">Expected result text: </w:t>
+      </w:r>
       <w:r>
         <w:rPr>
           <w:rFonts w:ascii="Consolas" w:hAnsi="Consolas"/>
-          <w:sz w:val="18"/>
+          <w:sz w:val="19"/>
+          <w:shd w:fill="F3F4F6"/>
         </w:rPr>
-        <w:t>#define MAX_SAMPLES     256</w:t>
-        <w:br/>
-        <w:t>#define LED_PIN         GPIO_PIN_5</w:t>
-        <w:br/>
-        <w:t>#define PIN_HIGH(port, pin)   HAL_GPIO_WritePin(port, pin, GPIO_PIN_SET)</w:t>
-        <w:br/>
-        <w:t>#define PIN_LOW(port, pin)    HAL_GPIO_WritePin(port, pin, GPIO_PIN_RESET)</w:t>
+        <w:t>High then Low</w:t>
       </w:r>
     </w:p>
     <w:p>
       <w:pPr>
-        <w:pStyle w:val="Heading3"/>
-      </w:pPr>
+        <w:pStyle w:val="ListBullet"/>
+      </w:pPr>
+      <w:r>
+        <w:t xml:space="preserve">Fault family: </w:t>
+      </w:r>
       <w:r>
         <w:rPr>
-          <w:b w:val="0"/>
-          <w:i w:val="0"/>
+          <w:rFonts w:ascii="Consolas" w:hAnsi="Consolas"/>
+          <w:sz w:val="19"/>
+          <w:shd w:fill="F3F4F6"/>
         </w:rPr>
-        <w:t>Macro with do-while for multi-statement safety</w:t>
+        <w:t>0x04xx</w:t>
       </w:r>
     </w:p>
     <w:p>
       <w:pPr>
-        <w:ind w:left="360"/>
-      </w:pPr>
+        <w:pStyle w:val="Heading1"/>
+        <w:spacing w:before="240" w:after="120"/>
+      </w:pPr>
+      <w:r>
+        <w:t>Analog Inputs</w:t>
+      </w:r>
+    </w:p>
+    <w:p>
+      <w:pPr>
+        <w:pStyle w:val="ListBullet"/>
+      </w:pPr>
+      <w:r>
+        <w:t>4 channels</w:t>
+      </w:r>
+    </w:p>
+    <w:p>
+      <w:pPr>
+        <w:pStyle w:val="ListBullet"/>
+      </w:pPr>
+      <w:r>
+        <w:t>3 levels per channel</w:t>
+      </w:r>
+    </w:p>
+    <w:p>
+      <w:pPr>
+        <w:pStyle w:val="ListBullet"/>
+      </w:pPr>
+      <w:r>
+        <w:t xml:space="preserve">Fault family: </w:t>
+      </w:r>
       <w:r>
         <w:rPr>
           <w:rFonts w:ascii="Consolas" w:hAnsi="Consolas"/>
-          <w:sz w:val="18"/>
+          <w:sz w:val="19"/>
+          <w:shd w:fill="F3F4F6"/>
         </w:rPr>
-        <w:t>#define LOG_ERROR(msg) do { \</w:t>
-        <w:br/>
-        <w:t xml:space="preserve">    uart_print("[ERR] ");   \</w:t>
-        <w:br/>
-        <w:t xml:space="preserve">    uart_print(msg);        \</w:t>
-        <w:br/>
-        <w:t xml:space="preserve">    uart_print("\r\n");     \</w:t>
-        <w:br/>
-        <w:t>} while(0)</w:t>
+        <w:t>0x05xx</w:t>
       </w:r>
     </w:p>
     <w:p>
       <w:pPr>
-        <w:pStyle w:val="Heading3"/>
+        <w:pStyle w:val="Heading1"/>
+        <w:spacing w:before="240" w:after="120"/>
       </w:pPr>
       <w:r>
-        <w:rPr>
-          <w:b w:val="0"/>
-          <w:i w:val="0"/>
-        </w:rPr>
-        <w:t>Conditional Compilation</w:t>
+        <w:t>Outputs</w:t>
       </w:r>
     </w:p>
     <w:p>
       <w:pPr>
-        <w:ind w:left="360"/>
-      </w:pPr>
+        <w:pStyle w:val="ListBullet"/>
+      </w:pPr>
+      <w:r>
+        <w:t>DO1 and DO2 are temporary auto-pass rows</w:t>
+      </w:r>
+    </w:p>
+    <w:p>
+      <w:pPr>
+        <w:pStyle w:val="ListBullet"/>
+      </w:pPr>
+      <w:r>
+        <w:t>Relay verification is live</w:t>
+      </w:r>
+    </w:p>
+    <w:p>
+      <w:pPr>
+        <w:pStyle w:val="ListBullet"/>
+      </w:pPr>
+      <w:r>
+        <w:t xml:space="preserve">Fault family: </w:t>
+      </w:r>
       <w:r>
         <w:rPr>
           <w:rFonts w:ascii="Consolas" w:hAnsi="Consolas"/>
-          <w:sz w:val="18"/>
+          <w:sz w:val="19"/>
+          <w:shd w:fill="F3F4F6"/>
         </w:rPr>
-        <w:t>#ifdef DEBUG</w:t>
-        <w:br/>
-        <w:t xml:space="preserve">    #define DEBUG_PRINT(x) uart_print(x)</w:t>
-        <w:br/>
-        <w:t>#else</w:t>
-        <w:br/>
-        <w:t xml:space="preserve">    #define DEBUG_PRINT(x)</w:t>
-        <w:br/>
-        <w:t>#endif</w:t>
-        <w:br/>
-        <w:br/>
-        <w:t>#ifndef MY_HEADER_H</w:t>
-        <w:br/>
-        <w:t>#define MY_HEADER_H</w:t>
-        <w:br/>
-        <w:t>// header content</w:t>
-        <w:br/>
-        <w:t>#endif</w:t>
+        <w:t>0x06xx</w:t>
       </w:r>
     </w:p>
     <w:p>
       <w:pPr>
-        <w:pStyle w:val="Heading3"/>
+        <w:pStyle w:val="Heading1"/>
+        <w:spacing w:before="240" w:after="120"/>
       </w:pPr>
       <w:r>
-        <w:rPr>
-          <w:b w:val="0"/>
-          <w:i w:val="0"/>
-        </w:rPr>
-        <w:t>include guards</w:t>
+        <w:t>Buttons / LEDs</w:t>
       </w:r>
     </w:p>
     <w:p>
       <w:pPr>
-        <w:ind w:left="360"/>
-      </w:pPr>
+        <w:pStyle w:val="ListBullet"/>
+      </w:pPr>
+      <w:r>
+        <w:t>Button actuation is automatic</w:t>
+      </w:r>
+    </w:p>
+    <w:p>
+      <w:pPr>
+        <w:pStyle w:val="ListBullet"/>
+      </w:pPr>
+      <w:r>
+        <w:t>LED visual decision is manual</w:t>
+      </w:r>
+    </w:p>
+    <w:p>
+      <w:pPr>
+        <w:pStyle w:val="ListBullet"/>
+      </w:pPr>
+      <w:r>
+        <w:t xml:space="preserve">Fault family: </w:t>
+      </w:r>
       <w:r>
         <w:rPr>
           <w:rFonts w:ascii="Consolas" w:hAnsi="Consolas"/>
-          <w:sz w:val="18"/>
+          <w:sz w:val="19"/>
+          <w:shd w:fill="F3F4F6"/>
         </w:rPr>
-        <w:t>#ifndef APP_CONFIG_H</w:t>
-        <w:br/>
-        <w:t>#define APP_CONFIG_H</w:t>
-        <w:br/>
-        <w:br/>
-        <w:t>// declarations...</w:t>
-        <w:br/>
-        <w:br/>
-        <w:t>#endif /* APP_CONFIG_H */</w:t>
-      </w:r>
-    </w:p>
-    <w:p/>
-    <w:p>
-      <w:pPr>
-        <w:pStyle w:val="Heading2"/>
-      </w:pPr>
-      <w:r>
-        <w:rPr>
-          <w:b w:val="0"/>
-          <w:i w:val="0"/>
-        </w:rPr>
-        <w:t>Memory Management</w:t>
+        <w:t>0x07xx</w:t>
       </w:r>
     </w:p>
     <w:p>
       <w:pPr>
-        <w:pStyle w:val="Heading3"/>
+        <w:pStyle w:val="Heading1"/>
+        <w:spacing w:before="240" w:after="120"/>
       </w:pPr>
       <w:r>
-        <w:rPr>
-          <w:b w:val="0"/>
-          <w:i w:val="0"/>
-        </w:rPr>
-        <w:t>Stack vs Heap</w:t>
+        <w:t>5. TouchGFX Integration Rules</w:t>
       </w:r>
     </w:p>
     <w:p>
+      <w:pPr>
+        <w:spacing w:before="0" w:after="120" w:line="240" w:lineRule="auto"/>
+      </w:pPr>
       <w:r>
-        <w:rPr>
-          <w:b w:val="0"/>
-          <w:i w:val="0"/>
-        </w:rPr>
-        <w:t xml:space="preserve">In embedded systems, </w:t>
-      </w:r>
-      <w:r>
-        <w:rPr>
-          <w:b/>
-          <w:i w:val="0"/>
-        </w:rPr>
-        <w:t>prefer stack (local variables) and static allocation</w:t>
-      </w:r>
-      <w:r>
-        <w:rPr>
-          <w:b w:val="0"/>
-          <w:i w:val="0"/>
-        </w:rPr>
-        <w:t xml:space="preserve"> over dynamic heap allocation.</w:t>
+        <w:t>The current project uses the TouchGFX model as the coordinator between the non-blocking test engines and the screen presenters.</w:t>
       </w:r>
     </w:p>
     <w:p>
       <w:pPr>
-        <w:ind w:left="360"/>
+        <w:spacing w:before="0" w:after="120" w:line="240" w:lineRule="auto"/>
       </w:pPr>
       <w:r>
-        <w:rPr>
-          <w:rFonts w:ascii="Consolas" w:hAnsi="Consolas"/>
-          <w:sz w:val="18"/>
-        </w:rPr>
-        <w:t>// Stack allocation (preferred in embedded)</w:t>
-        <w:br/>
-        <w:t>uint8_t buffer[128];</w:t>
-        <w:br/>
-        <w:br/>
-        <w:t>// Static allocation (persists across calls)</w:t>
-        <w:br/>
-        <w:t>static uint32_t call_count = 0;</w:t>
-        <w:br/>
-        <w:br/>
-        <w:t>// Heap (use with extreme caution in embedded)</w:t>
-        <w:br/>
-        <w:t>#include &lt;stdlib.h&gt;</w:t>
-        <w:br/>
-        <w:t>uint8_t *buf = (uint8_t *)malloc(128);</w:t>
-        <w:br/>
-        <w:t>if (buf != NULL) {</w:t>
-        <w:br/>
-        <w:t xml:space="preserve">    // use buf</w:t>
-        <w:br/>
-        <w:t xml:space="preserve">    free(buf);</w:t>
-        <w:br/>
-        <w:t>}</w:t>
+        <w:t>Practical rules:</w:t>
       </w:r>
     </w:p>
     <w:p>
       <w:pPr>
-        <w:pStyle w:val="Heading3"/>
+        <w:pStyle w:val="ListBullet"/>
       </w:pPr>
       <w:r>
-        <w:rPr>
-          <w:b w:val="0"/>
-          <w:i w:val="0"/>
-        </w:rPr>
-        <w:t>memset / memcpy / memmove</w:t>
+        <w:t>Start engines from presenters through model methods</w:t>
       </w:r>
     </w:p>
     <w:p>
       <w:pPr>
-        <w:ind w:left="360"/>
+        <w:pStyle w:val="ListBullet"/>
       </w:pPr>
       <w:r>
-        <w:rPr>
-          <w:rFonts w:ascii="Consolas" w:hAnsi="Consolas"/>
-          <w:sz w:val="18"/>
-        </w:rPr>
-        <w:t>#include &lt;string.h&gt;</w:t>
-        <w:br/>
-        <w:br/>
-        <w:t>memset(buffer, 0, sizeof(buffer));          // zero out</w:t>
-        <w:br/>
-        <w:t>memcpy(dest, src, num_bytes);               // copy (no overlap)</w:t>
-        <w:br/>
-        <w:t>memmove(dest, src, num_bytes);              // copy (safe overlap)</w:t>
-        <w:br/>
-        <w:t>int result = memcmp(buf1, buf2, num_bytes); // compare</w:t>
-      </w:r>
-    </w:p>
-    <w:p/>
-    <w:p>
-      <w:pPr>
-        <w:pStyle w:val="Heading2"/>
-      </w:pPr>
-      <w:r>
-        <w:rPr>
-          <w:b w:val="0"/>
-          <w:i w:val="0"/>
-        </w:rPr>
-        <w:t>Bit Manipulation</w:t>
+        <w:t>Surface per-stage progress back through the model or container callbacks</w:t>
       </w:r>
     </w:p>
     <w:p>
       <w:pPr>
-        <w:ind w:left="360"/>
+        <w:pStyle w:val="ListBullet"/>
       </w:pPr>
       <w:r>
-        <w:rPr>
-          <w:rFonts w:ascii="Consolas" w:hAnsi="Consolas"/>
-          <w:sz w:val="18"/>
-        </w:rPr>
-        <w:t>uint32_t reg = 0;</w:t>
-        <w:br/>
-        <w:br/>
-        <w:t>// Set bit n</w:t>
-        <w:br/>
-        <w:t>reg |= (1UL &lt;&lt; n);</w:t>
-        <w:br/>
-        <w:br/>
-        <w:t>// Clear bit n</w:t>
-        <w:br/>
-        <w:t>reg &amp;= ~(1UL &lt;&lt; n);</w:t>
-        <w:br/>
-        <w:br/>
-        <w:t>// Toggle bit n</w:t>
-        <w:br/>
-        <w:t>reg ^= (1UL &lt;&lt; n);</w:t>
-        <w:br/>
-        <w:br/>
-        <w:t>// Test bit n</w:t>
-        <w:br/>
-        <w:t>if (reg &amp; (1UL &lt;&lt; n)) { /* bit is set */ }</w:t>
-        <w:br/>
-        <w:br/>
-        <w:t>// Extract bits [hi:lo]</w:t>
-        <w:br/>
-        <w:t>uint32_t field = (reg &gt;&gt; lo) &amp; ((1UL &lt;&lt; (hi - lo + 1)) - 1);</w:t>
-        <w:br/>
-        <w:br/>
-        <w:t>// Create bitmask for bits [hi:lo]</w:t>
-        <w:br/>
-        <w:t>#define BITMASK(hi, lo)  (((1UL &lt;&lt; ((hi)-(lo)+1))-1) &lt;&lt; (lo))</w:t>
-      </w:r>
-    </w:p>
-    <w:p/>
-    <w:p>
-      <w:pPr>
-        <w:pStyle w:val="Heading2"/>
-      </w:pPr>
-      <w:r>
-        <w:rPr>
-          <w:b w:val="0"/>
-          <w:i w:val="0"/>
-        </w:rPr>
-        <w:t>Embedded C Patterns</w:t>
+        <w:t>Keep the report and fault ownership in the firmware engine, not in the container</w:t>
       </w:r>
     </w:p>
     <w:p>
       <w:pPr>
-        <w:pStyle w:val="Heading3"/>
+        <w:pStyle w:val="ListBullet"/>
       </w:pPr>
       <w:r>
-        <w:rPr>
-          <w:b w:val="0"/>
-          <w:i w:val="0"/>
-        </w:rPr>
-        <w:t>Register Access (direct)</w:t>
-      </w:r>
-    </w:p>
-    <w:p>
-      <w:pPr>
-        <w:ind w:left="360"/>
-      </w:pPr>
-      <w:r>
-        <w:rPr>
-          <w:rFonts w:ascii="Consolas" w:hAnsi="Consolas"/>
-          <w:sz w:val="18"/>
-        </w:rPr>
-        <w:t>// Using CMSIS macros (preferred with STM32 HAL)</w:t>
-        <w:br/>
-        <w:t>GPIOA-&gt;ODR |=  GPIO_ODR_OD5;    // set PA5</w:t>
-        <w:br/>
-        <w:t>GPIOA-&gt;ODR &amp;= ~GPIO_ODR_OD5;    // clear PA5</w:t>
-        <w:br/>
-        <w:t>GPIOA-&gt;ODR ^=  GPIO_ODR_OD5;    // toggle PA5</w:t>
-      </w:r>
-    </w:p>
-    <w:p>
-      <w:pPr>
-        <w:pStyle w:val="Heading3"/>
-      </w:pPr>
-      <w:r>
-        <w:rPr>
-          <w:b w:val="0"/>
-          <w:i w:val="0"/>
-        </w:rPr>
-        <w:t>Circular Buffer</w:t>
-      </w:r>
-    </w:p>
-    <w:p>
-      <w:pPr>
-        <w:ind w:left="360"/>
-      </w:pPr>
-      <w:r>
-        <w:rPr>
-          <w:rFonts w:ascii="Consolas" w:hAnsi="Consolas"/>
-          <w:sz w:val="18"/>
-        </w:rPr>
-        <w:t>#define BUF_SIZE 64</w:t>
-        <w:br/>
-        <w:br/>
-        <w:t>typedef struct {</w:t>
-        <w:br/>
-        <w:t xml:space="preserve">    uint8_t  data[BUF_SIZE];</w:t>
-        <w:br/>
-        <w:t xml:space="preserve">    uint16_t head;</w:t>
-        <w:br/>
-        <w:t xml:space="preserve">    uint16_t tail;</w:t>
-        <w:br/>
-        <w:t xml:space="preserve">    uint16_t count;</w:t>
-        <w:br/>
-        <w:t>} CircBuf_t;</w:t>
-        <w:br/>
-        <w:br/>
-        <w:t>void circbuf_push(CircBuf_t *cb, uint8_t byte) {</w:t>
-        <w:br/>
-        <w:t xml:space="preserve">    if (cb-&gt;count &lt; BUF_SIZE) {</w:t>
-        <w:br/>
-        <w:t xml:space="preserve">        cb-&gt;data[cb-&gt;head] = byte;</w:t>
-        <w:br/>
-        <w:t xml:space="preserve">        cb-&gt;head = (cb-&gt;head + 1) % BUF_SIZE;</w:t>
-        <w:br/>
-        <w:t xml:space="preserve">        cb-&gt;count++;</w:t>
-        <w:br/>
-        <w:t xml:space="preserve">    }</w:t>
-        <w:br/>
-        <w:t>}</w:t>
-        <w:br/>
-        <w:br/>
-        <w:t>bool circbuf_pop(CircBuf_t *cb, uint8_t *byte) {</w:t>
-        <w:br/>
-        <w:t xml:space="preserve">    if (cb-&gt;count == 0) return false;</w:t>
-        <w:br/>
-        <w:t xml:space="preserve">    *byte = cb-&gt;data[cb-&gt;tail];</w:t>
-        <w:br/>
-        <w:t xml:space="preserve">    cb-&gt;tail = (cb-&gt;tail + 1) % BUF_SIZE;</w:t>
-        <w:br/>
-        <w:t xml:space="preserve">    cb-&gt;count--;</w:t>
-        <w:br/>
-        <w:t xml:space="preserve">    return true;</w:t>
-        <w:br/>
-        <w:t>}</w:t>
-      </w:r>
-    </w:p>
-    <w:p>
-      <w:pPr>
-        <w:pStyle w:val="Heading3"/>
-      </w:pPr>
-      <w:r>
-        <w:rPr>
-          <w:b w:val="0"/>
-          <w:i w:val="0"/>
-        </w:rPr>
-        <w:t>State Machine</w:t>
-      </w:r>
-    </w:p>
-    <w:p>
-      <w:pPr>
-        <w:ind w:left="360"/>
-      </w:pPr>
-      <w:r>
-        <w:rPr>
-          <w:rFonts w:ascii="Consolas" w:hAnsi="Consolas"/>
-          <w:sz w:val="18"/>
-        </w:rPr>
-        <w:t>typedef void (*StateHandler_t)(void);</w:t>
-        <w:br/>
-        <w:br/>
-        <w:t>void state_idle(void)    { /* ... */ }</w:t>
-        <w:br/>
-        <w:t>void state_testing(void) { /* ... */ }</w:t>
-        <w:br/>
-        <w:t>void state_pass(void)    { /* ... */ }</w:t>
-        <w:br/>
-        <w:t>void state_fail(void)    { /* ... */ }</w:t>
-        <w:br/>
-        <w:br/>
-        <w:t>StateHandler_t stateTable[] = {</w:t>
-        <w:br/>
-        <w:t xml:space="preserve">    state_idle,</w:t>
-        <w:br/>
-        <w:t xml:space="preserve">    state_testing,</w:t>
-        <w:br/>
-        <w:t xml:space="preserve">    state_pass,</w:t>
-        <w:br/>
-        <w:t xml:space="preserve">    state_fail</w:t>
-        <w:br/>
-        <w:t>};</w:t>
-        <w:br/>
-        <w:br/>
-        <w:t>// In main loop:</w:t>
-        <w:br/>
-        <w:t>stateTable[currentState]();</w:t>
-      </w:r>
-    </w:p>
-    <w:p/>
-    <w:p>
-      <w:pPr>
-        <w:pStyle w:val="Heading2"/>
-      </w:pPr>
-      <w:r>
-        <w:rPr>
-          <w:b w:val="0"/>
-          <w:i w:val="0"/>
-        </w:rPr>
-        <w:t>Volatile and Const Qualifiers</w:t>
-      </w:r>
-    </w:p>
-    <w:p>
-      <w:pPr>
-        <w:ind w:left="360"/>
-      </w:pPr>
-      <w:r>
-        <w:rPr>
-          <w:rFonts w:ascii="Consolas" w:hAnsi="Consolas"/>
-          <w:sz w:val="18"/>
-        </w:rPr>
-        <w:t>// volatile: tells compiler not to optimize away reads/writes</w:t>
-        <w:br/>
-        <w:t>// Used for hardware registers, ISR-shared variables</w:t>
-        <w:br/>
-        <w:t>volatile uint32_t tick_count = 0;</w:t>
-        <w:br/>
-        <w:t>volatile bool     data_ready = false;</w:t>
-        <w:br/>
-        <w:br/>
-        <w:t>// const: value cannot be modified</w:t>
-        <w:br/>
-        <w:t>const uint8_t DEVICE_ADDR = 0x48;</w:t>
-        <w:br/>
-        <w:br/>
-        <w:t>// Constant data in flash (embedded)</w:t>
-        <w:br/>
-        <w:t>const uint8_t lookup_table[256] = { /* ... */ };</w:t>
-        <w:br/>
-        <w:br/>
-        <w:t>// Pointer to volatile hardware register</w:t>
-        <w:br/>
-        <w:t>volatile uint32_t * const GPIOA_ODR = (volatile uint32_t *)0x48000014;</w:t>
-      </w:r>
-    </w:p>
-    <w:p/>
-    <w:p>
-      <w:pPr>
-        <w:pStyle w:val="Heading2"/>
-      </w:pPr>
-      <w:r>
-        <w:rPr>
-          <w:b w:val="0"/>
-          <w:i w:val="0"/>
-        </w:rPr>
-        <w:t>Callbacks and Function Pointers</w:t>
-      </w:r>
-    </w:p>
-    <w:p>
-      <w:pPr>
-        <w:ind w:left="360"/>
-      </w:pPr>
-      <w:r>
-        <w:rPr>
-          <w:rFonts w:ascii="Consolas" w:hAnsi="Consolas"/>
-          <w:sz w:val="18"/>
-        </w:rPr>
-        <w:t>// Function pointer type</w:t>
-        <w:br/>
-        <w:t>typedef void (*Callback_t)(uint8_t event);</w:t>
-        <w:br/>
-        <w:br/>
-        <w:t>// Register and call</w:t>
-        <w:br/>
-        <w:t>Callback_t on_complete = NULL;</w:t>
-        <w:br/>
-        <w:br/>
-        <w:t>void register_callback(Callback_t cb) {</w:t>
-        <w:br/>
-        <w:t xml:space="preserve">    on_complete = cb;</w:t>
-        <w:br/>
-        <w:t>}</w:t>
-        <w:br/>
-        <w:br/>
-        <w:t>void trigger_event(uint8_t ev) {</w:t>
-        <w:br/>
-        <w:t xml:space="preserve">    if (on_complete != NULL) {</w:t>
-        <w:br/>
-        <w:t xml:space="preserve">        on_complete(ev);</w:t>
-        <w:br/>
-        <w:t xml:space="preserve">    }</w:t>
-        <w:br/>
-        <w:t>}</w:t>
-        <w:br/>
-        <w:br/>
-        <w:t>// Usage</w:t>
-        <w:br/>
-        <w:t>void my_handler(uint8_t event) {</w:t>
-        <w:br/>
-        <w:t xml:space="preserve">    // handle event</w:t>
-        <w:br/>
-        <w:t>}</w:t>
-        <w:br/>
-        <w:br/>
-        <w:t>register_callback(my_handler);</w:t>
-      </w:r>
-    </w:p>
-    <w:p/>
-    <w:p>
-      <w:pPr>
-        <w:pStyle w:val="Heading2"/>
-      </w:pPr>
-      <w:r>
-        <w:rPr>
-          <w:b w:val="0"/>
-          <w:i w:val="0"/>
-        </w:rPr>
-        <w:t>Interrupt Service Routines</w:t>
-      </w:r>
-    </w:p>
-    <w:p>
-      <w:pPr>
-        <w:ind w:left="360"/>
-      </w:pPr>
-      <w:r>
-        <w:rPr>
-          <w:rFonts w:ascii="Consolas" w:hAnsi="Consolas"/>
-          <w:sz w:val="18"/>
-        </w:rPr>
-        <w:t>// ISR in STM32 (defined in stm32u5xx_it.c)</w:t>
-        <w:br/>
-        <w:t>void TIM6_DAC_IRQHandler(void) {</w:t>
-        <w:br/>
-        <w:t xml:space="preserve">    HAL_TIM_IRQHandler(&amp;htim6);</w:t>
-        <w:br/>
-        <w:t>}</w:t>
-        <w:br/>
-        <w:br/>
-        <w:t>// HAL callback (called from HAL IRQ handler)</w:t>
-        <w:br/>
-        <w:t>void HAL_TIM_PeriodElapsedCallback(TIM_HandleTypeDef *htim) {</w:t>
-        <w:br/>
-        <w:t xml:space="preserve">    if (htim-&gt;Instance == TIM6) {</w:t>
-        <w:br/>
-        <w:t xml:space="preserve">        tick_count++;  // volatile variable</w:t>
-        <w:br/>
-        <w:t xml:space="preserve">    }</w:t>
-        <w:br/>
-        <w:t>}</w:t>
-        <w:br/>
-        <w:br/>
-        <w:t>// Rules for ISRs:</w:t>
-        <w:br/>
-        <w:t>// - Keep them SHORT and FAST</w:t>
-        <w:br/>
-        <w:t>// - No blocking calls (no HAL_Delay)</w:t>
-        <w:br/>
-        <w:t>// - Use volatile for shared variables</w:t>
-        <w:br/>
-        <w:t>// - Set flags; process in main loop or RTOS task</w:t>
-      </w:r>
-    </w:p>
-    <w:p/>
-    <w:p>
-      <w:pPr>
-        <w:pStyle w:val="Heading2"/>
-      </w:pPr>
-      <w:r>
-        <w:rPr>
-          <w:b w:val="0"/>
-          <w:i w:val="0"/>
-        </w:rPr>
-        <w:t>Common STM32 HAL Patterns</w:t>
-      </w:r>
-    </w:p>
-    <w:p>
-      <w:pPr>
-        <w:pStyle w:val="Heading3"/>
-      </w:pPr>
-      <w:r>
-        <w:rPr>
-          <w:b w:val="0"/>
-          <w:i w:val="0"/>
-        </w:rPr>
-        <w:t>GPIO</w:t>
-      </w:r>
-    </w:p>
-    <w:p>
-      <w:pPr>
-        <w:ind w:left="360"/>
-      </w:pPr>
-      <w:r>
-        <w:rPr>
-          <w:rFonts w:ascii="Consolas" w:hAnsi="Consolas"/>
-          <w:sz w:val="18"/>
-        </w:rPr>
-        <w:t>// Read pin</w:t>
-        <w:br/>
-        <w:t>GPIO_PinState state = HAL_GPIO_ReadPin(GPIOA, GPIO_PIN_0);</w:t>
-        <w:br/>
-        <w:br/>
-        <w:t>// Write pin</w:t>
-        <w:br/>
-        <w:t>HAL_GPIO_WritePin(GPIOC, GPIO_PIN_13, GPIO_PIN_SET);</w:t>
-        <w:br/>
-        <w:t>HAL_GPIO_WritePin(GPIOC, GPIO_PIN_13, GPIO_PIN_RESET);</w:t>
-        <w:br/>
-        <w:br/>
-        <w:t>// Toggle</w:t>
-        <w:br/>
-        <w:t>HAL_GPIO_TogglePin(GPIOC, GPIO_PIN_13);</w:t>
-      </w:r>
-    </w:p>
-    <w:p>
-      <w:pPr>
-        <w:pStyle w:val="Heading3"/>
-      </w:pPr>
-      <w:r>
-        <w:rPr>
-          <w:b w:val="0"/>
-          <w:i w:val="0"/>
-        </w:rPr>
-        <w:t>UART</w:t>
-      </w:r>
-    </w:p>
-    <w:p>
-      <w:pPr>
-        <w:ind w:left="360"/>
-      </w:pPr>
-      <w:r>
-        <w:rPr>
-          <w:rFonts w:ascii="Consolas" w:hAnsi="Consolas"/>
-          <w:sz w:val="18"/>
-        </w:rPr>
-        <w:t>// Transmit (blocking)</w:t>
-        <w:br/>
-        <w:t>HAL_UART_Transmit(&amp;huart2, (uint8_t *)buf, len, HAL_MAX_DELAY);</w:t>
-        <w:br/>
-        <w:br/>
-        <w:t>// Receive (blocking)</w:t>
-        <w:br/>
-        <w:t>HAL_UART_Receive(&amp;huart2, (uint8_t *)buf, len, timeout_ms);</w:t>
-        <w:br/>
-        <w:br/>
-        <w:t>// Transmit (interrupt-driven)</w:t>
-        <w:br/>
-        <w:t>HAL_UART_Transmit_IT(&amp;huart2, (uint8_t *)buf, len);</w:t>
-        <w:br/>
-        <w:br/>
-        <w:t>// Callback</w:t>
-        <w:br/>
-        <w:t>void HAL_UART_TxCpltCallback(UART_HandleTypeDef *huart) {</w:t>
-        <w:br/>
-        <w:t xml:space="preserve">    if (huart-&gt;Instance == USART2) {</w:t>
-        <w:br/>
-        <w:t xml:space="preserve">        tx_done = true;</w:t>
-        <w:br/>
-        <w:t xml:space="preserve">    }</w:t>
-        <w:br/>
-        <w:t>}</w:t>
-      </w:r>
-    </w:p>
-    <w:p>
-      <w:pPr>
-        <w:pStyle w:val="Heading3"/>
-      </w:pPr>
-      <w:r>
-        <w:rPr>
-          <w:b w:val="0"/>
-          <w:i w:val="0"/>
-        </w:rPr>
-        <w:t>SPI</w:t>
-      </w:r>
-    </w:p>
-    <w:p>
-      <w:pPr>
-        <w:ind w:left="360"/>
-      </w:pPr>
-      <w:r>
-        <w:rPr>
-          <w:rFonts w:ascii="Consolas" w:hAnsi="Consolas"/>
-          <w:sz w:val="18"/>
-        </w:rPr>
-        <w:t>// Transmit and Receive (full-duplex)</w:t>
-        <w:br/>
-        <w:t>HAL_SPI_TransmitReceive(&amp;hspi1, tx_buf, rx_buf, len, timeout_ms);</w:t>
-        <w:br/>
-        <w:br/>
-        <w:t>// Transmit only</w:t>
-        <w:br/>
-        <w:t>HAL_SPI_Transmit(&amp;hspi1, tx_buf, len, timeout_ms);</w:t>
-        <w:br/>
-        <w:br/>
-        <w:t>// Chip select control (manual NSS)</w:t>
-        <w:br/>
-        <w:t>HAL_GPIO_WritePin(CS_GPIO_Port, CS_Pin, GPIO_PIN_RESET); // CS LOW</w:t>
-        <w:br/>
-        <w:t>HAL_SPI_Transmit(&amp;hspi1, tx_buf, len, HAL_MAX_DELAY);</w:t>
-        <w:br/>
-        <w:t>HAL_GPIO_WritePin(CS_GPIO_Port, CS_Pin, GPIO_PIN_SET);   // CS HIGH</w:t>
-      </w:r>
-    </w:p>
-    <w:p>
-      <w:pPr>
-        <w:pStyle w:val="Heading3"/>
-      </w:pPr>
-      <w:r>
-        <w:rPr>
-          <w:b w:val="0"/>
-          <w:i w:val="0"/>
-        </w:rPr>
-        <w:t>I2C</w:t>
-      </w:r>
-    </w:p>
-    <w:p>
-      <w:pPr>
-        <w:ind w:left="360"/>
-      </w:pPr>
-      <w:r>
-        <w:rPr>
-          <w:rFonts w:ascii="Consolas" w:hAnsi="Consolas"/>
-          <w:sz w:val="18"/>
-        </w:rPr>
-        <w:t>// Write to device register</w:t>
-        <w:br/>
-        <w:t>HAL_I2C_Mem_Write(&amp;hi2c1, dev_addr &lt;&lt; 1, reg_addr, I2C_MEMADD_SIZE_8BIT, data, len, timeout);</w:t>
-        <w:br/>
-        <w:br/>
-        <w:t>// Read from device register</w:t>
-        <w:br/>
-        <w:t>HAL_I2C_Mem_Read(&amp;hi2c1, dev_addr &lt;&lt; 1, reg_addr, I2C_MEMADD_SIZE_8BIT, data, len, timeout);</w:t>
-      </w:r>
-    </w:p>
-    <w:p>
-      <w:pPr>
-        <w:pStyle w:val="Heading3"/>
-      </w:pPr>
-      <w:r>
-        <w:rPr>
-          <w:b w:val="0"/>
-          <w:i w:val="0"/>
-        </w:rPr>
-        <w:t>Delay</w:t>
-      </w:r>
-    </w:p>
-    <w:p>
-      <w:pPr>
-        <w:ind w:left="360"/>
-      </w:pPr>
-      <w:r>
-        <w:rPr>
-          <w:rFonts w:ascii="Consolas" w:hAnsi="Consolas"/>
-          <w:sz w:val="18"/>
-        </w:rPr>
-        <w:t>HAL_Delay(100);  // 100 ms blocking delay</w:t>
-        <w:br/>
-        <w:t>// In RTOS context use: osDelay(100);</w:t>
-      </w:r>
-    </w:p>
-    <w:p/>
-    <w:p>
-      <w:pPr>
-        <w:pStyle w:val="Heading2"/>
-      </w:pPr>
-      <w:r>
-        <w:rPr>
-          <w:b w:val="0"/>
-          <w:i w:val="0"/>
-        </w:rPr>
-        <w:t>FreeRTOS Patterns</w:t>
-      </w:r>
-    </w:p>
-    <w:p>
-      <w:pPr>
-        <w:ind w:left="360"/>
-      </w:pPr>
-      <w:r>
-        <w:rPr>
-          <w:rFonts w:ascii="Consolas" w:hAnsi="Consolas"/>
-          <w:sz w:val="18"/>
-        </w:rPr>
-        <w:t>#include "FreeRTOS.h"</w:t>
-        <w:br/>
-        <w:t>#include "task.h"</w:t>
-        <w:br/>
-        <w:t>#include "queue.h"</w:t>
-        <w:br/>
-        <w:t>#include "semphr.h"</w:t>
-        <w:br/>
-        <w:br/>
-        <w:t>// Create task</w:t>
-        <w:br/>
-        <w:t>xTaskCreate(vMyTask, "MyTask", 256, NULL, osPriorityNormal, &amp;taskHandle);</w:t>
-        <w:br/>
-        <w:br/>
-        <w:t>// Task function template</w:t>
-        <w:br/>
-        <w:t>void vMyTask(void *argument) {</w:t>
-        <w:br/>
-        <w:t xml:space="preserve">    for (;;) {</w:t>
-        <w:br/>
-        <w:t xml:space="preserve">        // do work</w:t>
-        <w:br/>
-        <w:t xml:space="preserve">        osDelay(10);  // yield for 10 ms</w:t>
-        <w:br/>
-        <w:t xml:space="preserve">    }</w:t>
-        <w:br/>
-        <w:t>}</w:t>
-        <w:br/>
-        <w:br/>
-        <w:t>// Queue send/receive</w:t>
-        <w:br/>
-        <w:t>QueueHandle_t xQueue = xQueueCreate(10, sizeof(uint32_t));</w:t>
-        <w:br/>
-        <w:br/>
-        <w:t>uint32_t value = 42;</w:t>
-        <w:br/>
-        <w:t>xQueueSend(xQueue, &amp;value, portMAX_DELAY);</w:t>
-        <w:br/>
-        <w:br/>
-        <w:t>uint32_t received;</w:t>
-        <w:br/>
-        <w:t>xQueueReceive(xQueue, &amp;received, portMAX_DELAY);</w:t>
-        <w:br/>
-        <w:br/>
-        <w:t>// Mutex</w:t>
-        <w:br/>
-        <w:t>SemaphoreHandle_t xMutex = xSemaphoreCreateMutex();</w:t>
-        <w:br/>
-        <w:br/>
-        <w:t>xSemaphoreTake(xMutex, portMAX_DELAY);</w:t>
-        <w:br/>
-        <w:t>// critical section</w:t>
-        <w:br/>
-        <w:t>xSemaphoreGive(xMutex);</w:t>
-        <w:br/>
-        <w:br/>
-        <w:t>// Semaphore from ISR</w:t>
-        <w:br/>
-        <w:t>BaseType_t xHigherPriorityTaskWoken = pdFALSE;</w:t>
-        <w:br/>
-        <w:t>xSemaphoreGiveFromISR(xSemaphore, &amp;xHigherPriorityTaskWoken);</w:t>
-        <w:br/>
-        <w:t>portYIELD_FROM_ISR(xHigherPriorityTaskWoken);</w:t>
-      </w:r>
-    </w:p>
-    <w:p/>
-    <w:p>
-      <w:pPr>
-        <w:pStyle w:val="Heading2"/>
-      </w:pPr>
-      <w:r>
-        <w:rPr>
-          <w:b w:val="0"/>
-          <w:i w:val="0"/>
-        </w:rPr>
-        <w:t>Error Handling</w:t>
-      </w:r>
-    </w:p>
-    <w:p>
-      <w:pPr>
-        <w:ind w:left="360"/>
-      </w:pPr>
-      <w:r>
-        <w:rPr>
-          <w:rFonts w:ascii="Consolas" w:hAnsi="Consolas"/>
-          <w:sz w:val="18"/>
-        </w:rPr>
-        <w:t>// HAL status checking</w:t>
-        <w:br/>
-        <w:t>HAL_StatusTypeDef status;</w:t>
-        <w:br/>
-        <w:t>status = HAL_SPI_Transmit(&amp;hspi1, buf, len, 100);</w:t>
-        <w:br/>
-        <w:t>if (status != HAL_OK) {</w:t>
-        <w:br/>
-        <w:t xml:space="preserve">    // handle error</w:t>
-        <w:br/>
-        <w:t xml:space="preserve">    Error_Handler();</w:t>
-        <w:br/>
-        <w:t>}</w:t>
-        <w:br/>
-        <w:br/>
-        <w:t>// Return code pattern</w:t>
-        <w:br/>
-        <w:t>typedef enum {</w:t>
-        <w:br/>
-        <w:t xml:space="preserve">    APP_OK    = 0,</w:t>
-        <w:br/>
-        <w:t xml:space="preserve">    APP_ERROR = 1,</w:t>
-        <w:br/>
-        <w:t xml:space="preserve">    APP_TIMEOUT = 2</w:t>
-        <w:br/>
-        <w:t>} AppStatus_t;</w:t>
-        <w:br/>
-        <w:br/>
-        <w:t>AppStatus_t read_sensor(float *out) {</w:t>
-        <w:br/>
-        <w:t xml:space="preserve">    if (out == NULL) return APP_ERROR;</w:t>
-        <w:br/>
-        <w:t xml:space="preserve">    // ...</w:t>
-        <w:br/>
-        <w:t xml:space="preserve">    return APP_OK;</w:t>
-        <w:br/>
-        <w:t>}</w:t>
-        <w:br/>
-        <w:br/>
-        <w:t>// Assert macro (debug only)</w:t>
-        <w:br/>
-        <w:t>#ifdef DEBUG</w:t>
-        <w:br/>
-        <w:t xml:space="preserve">    #define ASSERT(expr) do { if (!(expr)) { Error_Handler(); } } while(0)</w:t>
-        <w:br/>
-        <w:t>#else</w:t>
-        <w:br/>
-        <w:t xml:space="preserve">    #define ASSERT(expr)</w:t>
-        <w:br/>
-        <w:t>#endif</w:t>
-      </w:r>
-    </w:p>
-    <w:p/>
-    <w:p>
-      <w:pPr>
-        <w:pStyle w:val="Heading2"/>
-      </w:pPr>
-      <w:r>
-        <w:rPr>
-          <w:b w:val="0"/>
-          <w:i w:val="0"/>
-        </w:rPr>
-        <w:t>Coding Best Practices</w:t>
-      </w:r>
-    </w:p>
-    <w:p>
-      <w:pPr>
-        <w:pStyle w:val="Heading3"/>
-      </w:pPr>
-      <w:r>
-        <w:rPr>
-          <w:b w:val="0"/>
-          <w:i w:val="0"/>
-        </w:rPr>
-        <w:t>Naming Conventions</w:t>
-      </w:r>
-    </w:p>
-    <w:p>
-      <w:pPr>
-        <w:ind w:left="360"/>
-      </w:pPr>
-      <w:r>
-        <w:rPr>
-          <w:rFonts w:ascii="Consolas" w:hAnsi="Consolas"/>
-          <w:sz w:val="18"/>
-        </w:rPr>
-        <w:t>Variables:    camelCase       e.g. sampleCount, isReady</w:t>
-        <w:br/>
-        <w:t>Constants:    UPPER_SNAKE     e.g. MAX_RETRIES, DEFAULT_TIMEOUT</w:t>
-        <w:br/>
-        <w:t>Types:        PascalCase_t    e.g. TestResult_t, AppState_t</w:t>
-        <w:br/>
-        <w:t>Functions:    lower_snake     e.g. read_adc(), send_packet()</w:t>
-        <w:br/>
-        <w:t>Macros:       UPPER_SNAKE     e.g. BIT_SET(), PIN_HIGH()</w:t>
-        <w:br/>
-        <w:t>File-private: static prefix   e.g. static void helper_func(void)</w:t>
-      </w:r>
-    </w:p>
-    <w:p>
-      <w:pPr>
-        <w:pStyle w:val="Heading3"/>
-      </w:pPr>
-      <w:r>
-        <w:rPr>
-          <w:b w:val="0"/>
-          <w:i w:val="0"/>
-        </w:rPr>
-        <w:t>Header File Template</w:t>
-      </w:r>
-    </w:p>
-    <w:p>
-      <w:pPr>
-        <w:ind w:left="360"/>
-      </w:pPr>
-      <w:r>
-        <w:rPr>
-          <w:rFonts w:ascii="Consolas" w:hAnsi="Consolas"/>
-          <w:sz w:val="18"/>
-        </w:rPr>
-        <w:t>#ifndef MODULE_NAME_H</w:t>
-        <w:br/>
-        <w:t>#define MODULE_NAME_H</w:t>
-        <w:br/>
-        <w:br/>
-        <w:t>#ifdef __cplusplus</w:t>
-        <w:br/>
-        <w:t>extern "C" {</w:t>
-        <w:br/>
-        <w:t>#endif</w:t>
-        <w:br/>
-        <w:br/>
-        <w:t>#include &lt;stdint.h&gt;</w:t>
-        <w:br/>
-        <w:t>#include &lt;stdbool.h&gt;</w:t>
-        <w:br/>
-        <w:br/>
-        <w:t>/* Public defines */</w:t>
-        <w:br/>
-        <w:t>#define MODULE_VERSION   1</w:t>
-        <w:br/>
-        <w:br/>
-        <w:t>/* Public types */</w:t>
-        <w:br/>
-        <w:t>typedef struct { /* ... */ } ModuleData_t;</w:t>
-        <w:br/>
-        <w:br/>
-        <w:t>/* Public function prototypes */</w:t>
-        <w:br/>
-        <w:t>void     MODULE_Init(void);</w:t>
-        <w:br/>
-        <w:t>bool     MODULE_Process(ModuleData_t *data);</w:t>
-        <w:br/>
-        <w:t>uint32_t MODULE_GetStatus(void);</w:t>
-        <w:br/>
-        <w:br/>
-        <w:t>#ifdef __cplusplus</w:t>
-        <w:br/>
-        <w:t>}</w:t>
-        <w:br/>
-        <w:t>#endif</w:t>
-        <w:br/>
-        <w:br/>
-        <w:t>#endif /* MODULE_NAME_H */</w:t>
-      </w:r>
-    </w:p>
-    <w:p>
-      <w:pPr>
-        <w:pStyle w:val="Heading3"/>
-      </w:pPr>
-      <w:r>
-        <w:rPr>
-          <w:b w:val="0"/>
-          <w:i w:val="0"/>
-        </w:rPr>
-        <w:t>Source File Template</w:t>
-      </w:r>
-    </w:p>
-    <w:p>
-      <w:pPr>
-        <w:ind w:left="360"/>
-      </w:pPr>
-      <w:r>
-        <w:rPr>
-          <w:rFonts w:ascii="Consolas" w:hAnsi="Consolas"/>
-          <w:sz w:val="18"/>
-        </w:rPr>
-        <w:t>/* Includes */</w:t>
-        <w:br/>
-        <w:t>#include "module_name.h"</w:t>
-        <w:br/>
-        <w:br/>
-        <w:t>/* Private defines */</w:t>
-        <w:br/>
-        <w:t>#define INTERNAL_CONST   100</w:t>
-        <w:br/>
-        <w:br/>
-        <w:t>/* Private types */</w:t>
-        <w:br/>
-        <w:br/>
-        <w:t>/* Private variables */</w:t>
-        <w:br/>
-        <w:t>static uint32_t s_counter = 0;</w:t>
-        <w:br/>
-        <w:br/>
-        <w:t>/* Private function prototypes */</w:t>
-        <w:br/>
-        <w:t>static void helper(void);</w:t>
-        <w:br/>
-        <w:br/>
-        <w:t>/* Public functions */</w:t>
-        <w:br/>
-        <w:t>void MODULE_Init(void) {</w:t>
-        <w:br/>
-        <w:t xml:space="preserve">    s_counter = 0;</w:t>
-        <w:br/>
-        <w:t>}</w:t>
-        <w:br/>
-        <w:br/>
-        <w:t>/* Private functions */</w:t>
-        <w:br/>
-        <w:t>static void helper(void) {</w:t>
-        <w:br/>
-        <w:t xml:space="preserve">    /* ... */</w:t>
-        <w:br/>
-        <w:t>}</w:t>
-      </w:r>
-    </w:p>
-    <w:p>
-      <w:pPr>
-        <w:pStyle w:val="Heading3"/>
-      </w:pPr>
-      <w:r>
-        <w:rPr>
-          <w:b w:val="0"/>
-          <w:i w:val="0"/>
-        </w:rPr>
-        <w:t>General Rules</w:t>
-      </w:r>
-    </w:p>
-    <w:p>
-      <w:pPr>
-        <w:pStyle w:val="ListBullet"/>
-      </w:pPr>
-      <w:r>
-        <w:rPr>
-          <w:b w:val="0"/>
-          <w:i w:val="0"/>
-        </w:rPr>
-        <w:t>Always initialize variables before use.</w:t>
-      </w:r>
-    </w:p>
-    <w:p>
-      <w:pPr>
-        <w:pStyle w:val="ListBullet"/>
-      </w:pPr>
-      <w:r>
-        <w:rPr>
-          <w:b w:val="0"/>
-          <w:i w:val="0"/>
-        </w:rPr>
         <w:t xml:space="preserve">Use </w:t>
       </w:r>
       <w:r>
         <w:rPr>
           <w:rFonts w:ascii="Consolas" w:hAnsi="Consolas"/>
-          <w:b w:val="0"/>
-          <w:i w:val="0"/>
-          <w:sz w:val="20"/>
+          <w:sz w:val="19"/>
+          <w:shd w:fill="F3F4F6"/>
         </w:rPr>
-        <w:t>sizeof()</w:t>
+        <w:t>Fault_Screen</w:t>
       </w:r>
       <w:r>
-        <w:rPr>
-          <w:b w:val="0"/>
-          <w:i w:val="0"/>
-        </w:rPr>
-        <w:t xml:space="preserve"> instead of hardcoded sizes.</w:t>
+        <w:t xml:space="preserve"> only after fault data has been fully populated</w:t>
       </w:r>
     </w:p>
     <w:p>
@@ -2597,51 +2723,199 @@
         <w:pStyle w:val="ListBullet"/>
       </w:pPr>
       <w:r>
+        <w:t>Keep One Click phase reporting aligned with actual engine state, not UI guesses</w:t>
+      </w:r>
+    </w:p>
+    <w:p>
+      <w:pPr>
+        <w:pStyle w:val="Heading1"/>
+        <w:spacing w:before="240" w:after="120"/>
+      </w:pPr>
+      <w:r>
+        <w:t>6. Desktop App Integration Rules</w:t>
+      </w:r>
+    </w:p>
+    <w:p>
+      <w:pPr>
+        <w:pStyle w:val="Heading1"/>
+        <w:spacing w:before="240" w:after="120"/>
+      </w:pPr>
+      <w:r>
+        <w:t>Serial Client</w:t>
+      </w:r>
+    </w:p>
+    <w:p>
+      <w:pPr>
+        <w:spacing w:before="0" w:after="120" w:line="240" w:lineRule="auto"/>
+      </w:pPr>
+      <w:r>
         <w:rPr>
-          <w:b w:val="0"/>
-          <w:i w:val="0"/>
+          <w:rFonts w:ascii="Consolas" w:hAnsi="Consolas"/>
+          <w:sz w:val="19"/>
+          <w:shd w:fill="F3F4F6"/>
         </w:rPr>
-        <w:t xml:space="preserve">Use </w:t>
+        <w:t>serial_client.py</w:t>
+      </w:r>
+      <w:r>
+        <w:t xml:space="preserve"> is the source of truth for the desktop app's fixture protocol parsing.</w:t>
+      </w:r>
+    </w:p>
+    <w:p>
+      <w:pPr>
+        <w:spacing w:before="0" w:after="120" w:line="240" w:lineRule="auto"/>
+      </w:pPr>
+      <w:r>
+        <w:t>If the export UART format changes, update this file first.</w:t>
+      </w:r>
+    </w:p>
+    <w:p>
+      <w:pPr>
+        <w:pStyle w:val="Heading1"/>
+        <w:spacing w:before="240" w:after="120"/>
+      </w:pPr>
+      <w:r>
+        <w:t>Storage</w:t>
+      </w:r>
+    </w:p>
+    <w:p>
+      <w:pPr>
+        <w:spacing w:before="0" w:after="120" w:line="240" w:lineRule="auto"/>
+      </w:pPr>
+      <w:r>
+        <w:rPr>
+          <w:rFonts w:ascii="Consolas" w:hAnsi="Consolas"/>
+          <w:sz w:val="19"/>
+          <w:shd w:fill="F3F4F6"/>
+        </w:rPr>
+        <w:t>storage.py</w:t>
+      </w:r>
+      <w:r>
+        <w:t xml:space="preserve"> owns:</w:t>
+      </w:r>
+    </w:p>
+    <w:p>
+      <w:pPr>
+        <w:pStyle w:val="ListBullet"/>
+      </w:pPr>
+      <w:r>
+        <w:t>exports directory selection</w:t>
+      </w:r>
+    </w:p>
+    <w:p>
+      <w:pPr>
+        <w:pStyle w:val="ListBullet"/>
+      </w:pPr>
+      <w:r>
+        <w:t>CSV column names</w:t>
+      </w:r>
+    </w:p>
+    <w:p>
+      <w:pPr>
+        <w:pStyle w:val="ListBullet"/>
+      </w:pPr>
+      <w:r>
+        <w:t>settings persistence</w:t>
+      </w:r>
+    </w:p>
+    <w:p>
+      <w:pPr>
+        <w:pStyle w:val="ListBullet"/>
+      </w:pPr>
+      <w:r>
+        <w:t>last successful operation persistence</w:t>
+      </w:r>
+    </w:p>
+    <w:p>
+      <w:pPr>
+        <w:pStyle w:val="Heading1"/>
+        <w:spacing w:before="240" w:after="120"/>
+      </w:pPr>
+      <w:r>
+        <w:t>One Click</w:t>
+      </w:r>
+    </w:p>
+    <w:p>
+      <w:pPr>
+        <w:spacing w:before="0" w:after="120" w:line="240" w:lineRule="auto"/>
+      </w:pPr>
+      <w:r>
+        <w:rPr>
+          <w:rFonts w:ascii="Consolas" w:hAnsi="Consolas"/>
+          <w:sz w:val="19"/>
+          <w:shd w:fill="F3F4F6"/>
+        </w:rPr>
+        <w:t>main.py</w:t>
+      </w:r>
+      <w:r>
+        <w:t xml:space="preserve"> owns:</w:t>
+      </w:r>
+    </w:p>
+    <w:p>
+      <w:pPr>
+        <w:pStyle w:val="ListBullet"/>
+      </w:pPr>
+      <w:r>
+        <w:t>the One Click worker</w:t>
+      </w:r>
+    </w:p>
+    <w:p>
+      <w:pPr>
+        <w:pStyle w:val="ListBullet"/>
+      </w:pPr>
+      <w:r>
+        <w:t>the app-side phase mapping</w:t>
+      </w:r>
+    </w:p>
+    <w:p>
+      <w:pPr>
+        <w:pStyle w:val="ListBullet"/>
+      </w:pPr>
+      <w:r>
+        <w:t>live Activity Log updates</w:t>
+      </w:r>
+    </w:p>
+    <w:p>
+      <w:pPr>
+        <w:pStyle w:val="ListBullet"/>
+      </w:pPr>
+      <w:r>
+        <w:t>UI lockouts during One Click</w:t>
+      </w:r>
+    </w:p>
+    <w:p>
+      <w:pPr>
+        <w:spacing w:before="0" w:after="120" w:line="240" w:lineRule="auto"/>
+      </w:pPr>
+      <w:r>
+        <w:t xml:space="preserve">The desktop app must continue to treat </w:t>
       </w:r>
       <w:r>
         <w:rPr>
           <w:rFonts w:ascii="Consolas" w:hAnsi="Consolas"/>
-          <w:b w:val="0"/>
-          <w:i w:val="0"/>
-          <w:sz w:val="20"/>
+          <w:sz w:val="19"/>
+          <w:shd w:fill="F3F4F6"/>
         </w:rPr>
-        <w:t>static</w:t>
+        <w:t>WAITING_VISUAL</w:t>
       </w:r>
       <w:r>
-        <w:rPr>
-          <w:b w:val="0"/>
-          <w:i w:val="0"/>
-        </w:rPr>
-        <w:t xml:space="preserve"> for file-scope variables and private functions.</w:t>
+        <w:t xml:space="preserve"> as a real stop point that requires a technician action on the fixture.</w:t>
       </w:r>
     </w:p>
     <w:p>
       <w:pPr>
-        <w:pStyle w:val="ListBullet"/>
+        <w:pStyle w:val="Heading1"/>
+        <w:spacing w:before="240" w:after="120"/>
       </w:pPr>
       <w:r>
-        <w:rPr>
-          <w:b w:val="0"/>
-          <w:i w:val="0"/>
-        </w:rPr>
-        <w:t>Avoid magic numbers — use named constants or enums.</w:t>
+        <w:t>7. Safe Change Checklist</w:t>
       </w:r>
     </w:p>
     <w:p>
       <w:pPr>
-        <w:pStyle w:val="ListBullet"/>
+        <w:spacing w:before="0" w:after="120" w:line="240" w:lineRule="auto"/>
       </w:pPr>
       <w:r>
-        <w:rPr>
-          <w:b w:val="0"/>
-          <w:i w:val="0"/>
-        </w:rPr>
-        <w:t>Check return values of HAL functions.</w:t>
+        <w:t>Before committing a behavior change, ask:</w:t>
       </w:r>
     </w:p>
     <w:p>
@@ -2649,43 +2923,152 @@
         <w:pStyle w:val="ListBullet"/>
       </w:pPr>
       <w:r>
-        <w:rPr>
-          <w:b w:val="0"/>
-          <w:i w:val="0"/>
-        </w:rPr>
-        <w:t xml:space="preserve">Never use </w:t>
+        <w:t>Does it change a protocol token?</w:t>
+      </w:r>
+    </w:p>
+    <w:p>
+      <w:pPr>
+        <w:pStyle w:val="ListBullet"/>
+      </w:pPr>
+      <w:r>
+        <w:t>Does it change a timing constant?</w:t>
+      </w:r>
+    </w:p>
+    <w:p>
+      <w:pPr>
+        <w:pStyle w:val="ListBullet"/>
+      </w:pPr>
+      <w:r>
+        <w:t>Does it change what the operator must do?</w:t>
+      </w:r>
+    </w:p>
+    <w:p>
+      <w:pPr>
+        <w:pStyle w:val="ListBullet"/>
+      </w:pPr>
+      <w:r>
+        <w:t>Does it change what One Click displays or blocks?</w:t>
+      </w:r>
+    </w:p>
+    <w:p>
+      <w:pPr>
+        <w:pStyle w:val="ListBullet"/>
+      </w:pPr>
+      <w:r>
+        <w:t>Does it change what gets written to CSV?</w:t>
+      </w:r>
+    </w:p>
+    <w:p>
+      <w:pPr>
+        <w:pStyle w:val="ListBullet"/>
+      </w:pPr>
+      <w:r>
+        <w:t>Does it change a fault code or fault text?</w:t>
+      </w:r>
+    </w:p>
+    <w:p>
+      <w:pPr>
+        <w:spacing w:before="0" w:after="120" w:line="240" w:lineRule="auto"/>
+      </w:pPr>
+      <w:r>
+        <w:t xml:space="preserve">If the answer is yes to any of these, update the matching docs in </w:t>
       </w:r>
       <w:r>
         <w:rPr>
           <w:rFonts w:ascii="Consolas" w:hAnsi="Consolas"/>
-          <w:b w:val="0"/>
-          <w:i w:val="0"/>
-          <w:sz w:val="20"/>
+          <w:sz w:val="19"/>
+          <w:shd w:fill="F3F4F6"/>
         </w:rPr>
-        <w:t>HAL_Delay()</w:t>
+        <w:t>Docs</w:t>
       </w:r>
       <w:r>
-        <w:rPr>
-          <w:b w:val="0"/>
-          <w:i w:val="0"/>
-        </w:rPr>
-        <w:t xml:space="preserve"> inside ISRs or RTOS tasks (use </w:t>
+        <w:t>.</w:t>
+      </w:r>
+    </w:p>
+    <w:p>
+      <w:pPr>
+        <w:pStyle w:val="Heading1"/>
+        <w:spacing w:before="240" w:after="120"/>
+      </w:pPr>
+      <w:r>
+        <w:t>8. Current Known Constraints</w:t>
+      </w:r>
+    </w:p>
+    <w:p>
+      <w:pPr>
+        <w:pStyle w:val="ListBullet"/>
+      </w:pPr>
+      <w:r>
+        <w:t>Production firmware upload is not implemented in the desktop app.</w:t>
+      </w:r>
+    </w:p>
+    <w:p>
+      <w:pPr>
+        <w:pStyle w:val="ListBullet"/>
+      </w:pPr>
+      <w:r>
+        <w:t>Digital Output 1 and Digital Output 2 are not yet real validated output tests in the fixture flow.</w:t>
+      </w:r>
+    </w:p>
+    <w:p>
+      <w:pPr>
+        <w:pStyle w:val="ListBullet"/>
+      </w:pPr>
+      <w:r>
+        <w:t>The exported CSV contains human-readable test rows but not a raw fault-code column.</w:t>
+      </w:r>
+    </w:p>
+    <w:p>
+      <w:pPr>
+        <w:pStyle w:val="Heading1"/>
+        <w:spacing w:before="240" w:after="120"/>
+      </w:pPr>
+      <w:r>
+        <w:t>9. Recommended Validation After Changes</w:t>
+      </w:r>
+    </w:p>
+    <w:p>
+      <w:pPr>
+        <w:pStyle w:val="Heading1"/>
+        <w:spacing w:before="240" w:after="120"/>
+      </w:pPr>
+      <w:r>
+        <w:t>For STM32 Firmware Changes</w:t>
+      </w:r>
+    </w:p>
+    <w:p>
+      <w:pPr>
+        <w:pStyle w:val="ListBullet"/>
+      </w:pPr>
+      <w:r>
+        <w:t>Build the TouchGFX target</w:t>
+      </w:r>
+    </w:p>
+    <w:p>
+      <w:pPr>
+        <w:pStyle w:val="ListBullet"/>
+      </w:pPr>
+      <w:r>
+        <w:t>Confirm the expected screen transitions still occur</w:t>
+      </w:r>
+    </w:p>
+    <w:p>
+      <w:pPr>
+        <w:pStyle w:val="ListBullet"/>
+      </w:pPr>
+      <w:r>
+        <w:t xml:space="preserve">Confirm </w:t>
       </w:r>
       <w:r>
         <w:rPr>
           <w:rFonts w:ascii="Consolas" w:hAnsi="Consolas"/>
-          <w:b w:val="0"/>
-          <w:i w:val="0"/>
-          <w:sz w:val="20"/>
+          <w:sz w:val="19"/>
+          <w:shd w:fill="F3F4F6"/>
         </w:rPr>
-        <w:t>osDelay()</w:t>
+        <w:t>Fault_Screen</w:t>
       </w:r>
       <w:r>
-        <w:rPr>
-          <w:b w:val="0"/>
-          <w:i w:val="0"/>
-        </w:rPr>
-        <w:t>).</w:t>
+        <w:t xml:space="preserve"> text still matches the new behavior</w:t>
       </w:r>
     </w:p>
     <w:p>
@@ -2693,23 +3076,16 @@
         <w:pStyle w:val="ListBullet"/>
       </w:pPr>
       <w:r>
-        <w:rPr>
-          <w:b w:val="0"/>
-          <w:i w:val="0"/>
-        </w:rPr>
-        <w:t>Keep functions small and single-purpose.</w:t>
+        <w:t>Confirm export still works for pass and fail</w:t>
       </w:r>
     </w:p>
     <w:p>
       <w:pPr>
-        <w:pStyle w:val="ListBullet"/>
+        <w:pStyle w:val="Heading1"/>
+        <w:spacing w:before="240" w:after="120"/>
       </w:pPr>
       <w:r>
-        <w:rPr>
-          <w:b w:val="0"/>
-          <w:i w:val="0"/>
-        </w:rPr>
-        <w:t>Comment non-obvious logic, not what is obvious from the code.</w:t>
+        <w:t>For ESP32 Protocol Changes</w:t>
       </w:r>
     </w:p>
     <w:p>
@@ -2717,43 +3093,51 @@
         <w:pStyle w:val="ListBullet"/>
       </w:pPr>
       <w:r>
-        <w:rPr>
-          <w:b w:val="0"/>
-          <w:i w:val="0"/>
-        </w:rPr>
-        <w:t xml:space="preserve">Prefer </w:t>
+        <w:t>Confirm the token strings still match the STM32 expectations exactly</w:t>
+      </w:r>
+    </w:p>
+    <w:p>
+      <w:pPr>
+        <w:pStyle w:val="ListBullet"/>
+      </w:pPr>
+      <w:r>
+        <w:t>Confirm negative acknowledgments still map cleanly to fault codes</w:t>
+      </w:r>
+    </w:p>
+    <w:p>
+      <w:pPr>
+        <w:pStyle w:val="ListBullet"/>
+      </w:pPr>
+      <w:r>
+        <w:t>Confirm analog reply formatting still matches STM32 parsing</w:t>
+      </w:r>
+    </w:p>
+    <w:p>
+      <w:pPr>
+        <w:pStyle w:val="Heading1"/>
+        <w:spacing w:before="240" w:after="120"/>
+      </w:pPr>
+      <w:r>
+        <w:t>For Desktop App Changes</w:t>
+      </w:r>
+    </w:p>
+    <w:p>
+      <w:pPr>
+        <w:pStyle w:val="ListBullet"/>
+      </w:pPr>
+      <w:r>
+        <w:t xml:space="preserve">Run </w:t>
       </w:r>
       <w:r>
         <w:rPr>
           <w:rFonts w:ascii="Consolas" w:hAnsi="Consolas"/>
-          <w:b w:val="0"/>
-          <w:i w:val="0"/>
-          <w:sz w:val="20"/>
+          <w:sz w:val="19"/>
+          <w:shd w:fill="F3F4F6"/>
         </w:rPr>
-        <w:t>uint32_t</w:t>
+        <w:t>py -m py_compile</w:t>
       </w:r>
       <w:r>
-        <w:rPr>
-          <w:b w:val="0"/>
-          <w:i w:val="0"/>
-        </w:rPr>
-        <w:t xml:space="preserve"> over </w:t>
-      </w:r>
-      <w:r>
-        <w:rPr>
-          <w:rFonts w:ascii="Consolas" w:hAnsi="Consolas"/>
-          <w:b w:val="0"/>
-          <w:i w:val="0"/>
-          <w:sz w:val="20"/>
-        </w:rPr>
-        <w:t>unsigned int</w:t>
-      </w:r>
-      <w:r>
-        <w:rPr>
-          <w:b w:val="0"/>
-          <w:i w:val="0"/>
-        </w:rPr>
-        <w:t xml:space="preserve"> in embedded code for clarity.</w:t>
+        <w:t xml:space="preserve"> on the app modules</w:t>
       </w:r>
     </w:p>
     <w:p>
@@ -2761,47 +3145,161 @@
         <w:pStyle w:val="ListBullet"/>
       </w:pPr>
       <w:r>
-        <w:rPr>
-          <w:b w:val="0"/>
-          <w:i w:val="0"/>
-        </w:rPr>
-        <w:t xml:space="preserve">Use </w:t>
-      </w:r>
-      <w:r>
-        <w:rPr>
-          <w:rFonts w:ascii="Consolas" w:hAnsi="Consolas"/>
-          <w:b w:val="0"/>
-          <w:i w:val="0"/>
-          <w:sz w:val="20"/>
-        </w:rPr>
-        <w:t>#pragma once</w:t>
-      </w:r>
-      <w:r>
-        <w:rPr>
-          <w:b w:val="0"/>
-          <w:i w:val="0"/>
-        </w:rPr>
-        <w:t xml:space="preserve"> or include guards in every header.</w:t>
+        <w:t>Verify manual extract</w:t>
       </w:r>
     </w:p>
-    <w:p/>
     <w:p>
+      <w:pPr>
+        <w:pStyle w:val="ListBullet"/>
+      </w:pPr>
       <w:r>
-        <w:rPr>
-          <w:b w:val="0"/>
-          <w:i/>
-        </w:rPr>
-        <w:t>Reference maintained for AI-assisted development of the EOL TestFixture project.</w:t>
+        <w:t>Verify test-firmware upload</w:t>
+      </w:r>
+    </w:p>
+    <w:p>
+      <w:pPr>
+        <w:pStyle w:val="ListBullet"/>
+      </w:pPr>
+      <w:r>
+        <w:t>Verify One Click start, live progress, LED wait, and final export</w:t>
+      </w:r>
+    </w:p>
+    <w:p>
+      <w:pPr>
+        <w:pStyle w:val="Heading1"/>
+        <w:spacing w:before="240" w:after="120"/>
+      </w:pPr>
+      <w:r>
+        <w:t>10. Documentation Rule</w:t>
+      </w:r>
+    </w:p>
+    <w:p>
+      <w:pPr>
+        <w:spacing w:before="0" w:after="120" w:line="240" w:lineRule="auto"/>
+      </w:pPr>
+      <w:r>
+        <w:t>Do not leave docs describing old behavior when the code has moved on.</w:t>
+      </w:r>
+    </w:p>
+    <w:p>
+      <w:pPr>
+        <w:spacing w:before="0" w:after="120" w:line="240" w:lineRule="auto"/>
+      </w:pPr>
+      <w:r>
+        <w:t>For this project, documentation is considered part of the deliverable whenever any of these change:</w:t>
+      </w:r>
+    </w:p>
+    <w:p>
+      <w:pPr>
+        <w:pStyle w:val="ListBullet"/>
+      </w:pPr>
+      <w:r>
+        <w:t>fixture workflow</w:t>
+      </w:r>
+    </w:p>
+    <w:p>
+      <w:pPr>
+        <w:pStyle w:val="ListBullet"/>
+      </w:pPr>
+      <w:r>
+        <w:t>operator actions</w:t>
+      </w:r>
+    </w:p>
+    <w:p>
+      <w:pPr>
+        <w:pStyle w:val="ListBullet"/>
+      </w:pPr>
+      <w:r>
+        <w:t>export protocol</w:t>
+      </w:r>
+    </w:p>
+    <w:p>
+      <w:pPr>
+        <w:pStyle w:val="ListBullet"/>
+      </w:pPr>
+      <w:r>
+        <w:t>One Click behavior</w:t>
+      </w:r>
+    </w:p>
+    <w:p>
+      <w:pPr>
+        <w:pStyle w:val="ListBullet"/>
+      </w:pPr>
+      <w:r>
+        <w:t>active fault codes</w:t>
+      </w:r>
+    </w:p>
+    <w:p>
+      <w:pPr>
+        <w:pStyle w:val="ListBullet"/>
+      </w:pPr>
+      <w:r>
+        <w:t>hardware ownership</w:t>
       </w:r>
     </w:p>
     <w:sectPr>
+      <w:headerReference w:type="default" r:id="rId11"/>
+      <w:footerReference w:type="default" r:id="rId12"/>
       <w:pgSz w:w="12240" w:h="15840"/>
-      <w:pgMar w:top="1080" w:right="1080" w:bottom="1080" w:left="1080" w:header="720" w:footer="720" w:gutter="0"/>
+      <w:pgMar w:top="1152" w:right="1224" w:bottom="1008" w:left="1224" w:header="504" w:footer="504" w:gutter="0"/>
       <w:cols w:space="720"/>
       <w:docGrid w:linePitch="360"/>
     </w:sectPr>
   </w:body>
 </w:document>
+</file>
+
+<file path=word/footer1.xml><?xml version="1.0" encoding="utf-8"?>
+<w:ftr xmlns:m="http://schemas.openxmlformats.org/officeDocument/2006/math" xmlns:mc="http://schemas.openxmlformats.org/markup-compatibility/2006" xmlns:mo="http://schemas.microsoft.com/office/mac/office/2008/main" xmlns:mv="urn:schemas-microsoft-com:mac:vml" xmlns:o="urn:schemas-microsoft-com:office:office" xmlns:r="http://schemas.openxmlformats.org/officeDocument/2006/relationships" xmlns:v="urn:schemas-microsoft-com:vml" xmlns:w10="urn:schemas-microsoft-com:office:word" xmlns:w14="http://schemas.microsoft.com/office/word/2010/wordml" xmlns:w="http://schemas.openxmlformats.org/wordprocessingml/2006/main" xmlns:wne="http://schemas.microsoft.com/office/word/2006/wordml" xmlns:wp14="http://schemas.microsoft.com/office/word/2010/wordprocessingDrawing" xmlns:wp="http://schemas.openxmlformats.org/drawingml/2006/wordprocessingDrawing" xmlns:wpc="http://schemas.microsoft.com/office/word/2010/wordprocessingCanvas" xmlns:wpg="http://schemas.microsoft.com/office/word/2010/wordprocessingGroup" xmlns:wpi="http://schemas.microsoft.com/office/word/2010/wordprocessingInk" xmlns:wps="http://schemas.microsoft.com/office/word/2010/wordprocessingShape" mc:Ignorable="w14 wp14">
+  <w:p>
+    <w:pPr>
+      <w:jc w:val="center"/>
+    </w:pPr>
+    <w:r>
+      <w:rPr>
+        <w:rFonts w:ascii="Aptos" w:hAnsi="Aptos"/>
+        <w:color w:val="58606C"/>
+        <w:sz w:val="17"/>
+      </w:rPr>
+      <w:t>Project Firmware And Maintenance Reference</w:t>
+    </w:r>
+  </w:p>
+</w:ftr>
+</file>
+
+<file path=word/footer2.xml><?xml version="1.0" encoding="utf-8"?>
+<w:ftr xmlns:m="http://schemas.openxmlformats.org/officeDocument/2006/math" xmlns:mc="http://schemas.openxmlformats.org/markup-compatibility/2006" xmlns:mo="http://schemas.microsoft.com/office/mac/office/2008/main" xmlns:mv="urn:schemas-microsoft-com:mac:vml" xmlns:o="urn:schemas-microsoft-com:office:office" xmlns:r="http://schemas.openxmlformats.org/officeDocument/2006/relationships" xmlns:v="urn:schemas-microsoft-com:vml" xmlns:w10="urn:schemas-microsoft-com:office:word" xmlns:w14="http://schemas.microsoft.com/office/word/2010/wordml" xmlns:w="http://schemas.openxmlformats.org/wordprocessingml/2006/main" xmlns:wne="http://schemas.microsoft.com/office/word/2006/wordml" xmlns:wp14="http://schemas.microsoft.com/office/word/2010/wordprocessingDrawing" xmlns:wp="http://schemas.openxmlformats.org/drawingml/2006/wordprocessingDrawing" xmlns:wpc="http://schemas.microsoft.com/office/word/2010/wordprocessingCanvas" xmlns:wpg="http://schemas.microsoft.com/office/word/2010/wordprocessingGroup" xmlns:wpi="http://schemas.microsoft.com/office/word/2010/wordprocessingInk" xmlns:wps="http://schemas.microsoft.com/office/word/2010/wordprocessingShape" mc:Ignorable="w14 wp14">
+  <w:p>
+    <w:pPr>
+      <w:pStyle w:val="Footer"/>
+    </w:pPr>
+  </w:p>
+</w:ftr>
+</file>
+
+<file path=word/header1.xml><?xml version="1.0" encoding="utf-8"?>
+<w:hdr xmlns:m="http://schemas.openxmlformats.org/officeDocument/2006/math" xmlns:mc="http://schemas.openxmlformats.org/markup-compatibility/2006" xmlns:mo="http://schemas.microsoft.com/office/mac/office/2008/main" xmlns:mv="urn:schemas-microsoft-com:mac:vml" xmlns:o="urn:schemas-microsoft-com:office:office" xmlns:r="http://schemas.openxmlformats.org/officeDocument/2006/relationships" xmlns:v="urn:schemas-microsoft-com:vml" xmlns:w10="urn:schemas-microsoft-com:office:word" xmlns:w14="http://schemas.microsoft.com/office/word/2010/wordml" xmlns:w="http://schemas.openxmlformats.org/wordprocessingml/2006/main" xmlns:wne="http://schemas.microsoft.com/office/word/2006/wordml" xmlns:wp14="http://schemas.microsoft.com/office/word/2010/wordprocessingDrawing" xmlns:wp="http://schemas.openxmlformats.org/drawingml/2006/wordprocessingDrawing" xmlns:wpc="http://schemas.microsoft.com/office/word/2010/wordprocessingCanvas" xmlns:wpg="http://schemas.microsoft.com/office/word/2010/wordprocessingGroup" xmlns:wpi="http://schemas.microsoft.com/office/word/2010/wordprocessingInk" xmlns:wps="http://schemas.microsoft.com/office/word/2010/wordprocessingShape" mc:Ignorable="w14 wp14">
+  <w:p>
+    <w:r>
+      <w:rPr>
+        <w:rFonts w:ascii="Aptos" w:hAnsi="Aptos"/>
+        <w:color w:val="58606C"/>
+        <w:sz w:val="17"/>
+      </w:rPr>
+      <w:t>Rite-Hite EOL Test Fixture | Project Firmware And Maintenance Reference</w:t>
+    </w:r>
+  </w:p>
+</w:hdr>
+</file>
+
+<file path=word/header2.xml><?xml version="1.0" encoding="utf-8"?>
+<w:hdr xmlns:m="http://schemas.openxmlformats.org/officeDocument/2006/math" xmlns:mc="http://schemas.openxmlformats.org/markup-compatibility/2006" xmlns:mo="http://schemas.microsoft.com/office/mac/office/2008/main" xmlns:mv="urn:schemas-microsoft-com:mac:vml" xmlns:o="urn:schemas-microsoft-com:office:office" xmlns:r="http://schemas.openxmlformats.org/officeDocument/2006/relationships" xmlns:v="urn:schemas-microsoft-com:vml" xmlns:w10="urn:schemas-microsoft-com:office:word" xmlns:w14="http://schemas.microsoft.com/office/word/2010/wordml" xmlns:w="http://schemas.openxmlformats.org/wordprocessingml/2006/main" xmlns:wne="http://schemas.microsoft.com/office/word/2006/wordml" xmlns:wp14="http://schemas.microsoft.com/office/word/2010/wordprocessingDrawing" xmlns:wp="http://schemas.openxmlformats.org/drawingml/2006/wordprocessingDrawing" xmlns:wpc="http://schemas.microsoft.com/office/word/2010/wordprocessingCanvas" xmlns:wpg="http://schemas.microsoft.com/office/word/2010/wordprocessingGroup" xmlns:wpi="http://schemas.microsoft.com/office/word/2010/wordprocessingInk" xmlns:wps="http://schemas.microsoft.com/office/word/2010/wordprocessingShape" mc:Ignorable="w14 wp14">
+  <w:p>
+    <w:pPr>
+      <w:pStyle w:val="Header"/>
+    </w:pPr>
+  </w:p>
+</w:hdr>
 </file>
 
 <file path=word/numbering.xml><?xml version="1.0" encoding="utf-8"?>
@@ -3168,7 +3666,8 @@
     <w:qFormat/>
     <w:rsid w:val="00FC693F"/>
     <w:rPr>
-      <w:rFonts w:ascii="Calibri" w:hAnsi="Calibri"/>
+      <w:rFonts w:ascii="Aptos" w:hAnsi="Aptos"/>
+      <w:color w:val="2B3E5D"/>
       <w:sz w:val="22"/>
     </w:rPr>
   </w:style>
@@ -3231,11 +3730,11 @@
       <w:outlineLvl w:val="0"/>
     </w:pPr>
     <w:rPr>
-      <w:rFonts w:asciiTheme="majorHAnsi" w:eastAsiaTheme="majorEastAsia" w:hAnsiTheme="majorHAnsi" w:cstheme="majorBidi" w:ascii="Calibri" w:hAnsi="Calibri"/>
+      <w:rFonts w:asciiTheme="majorHAnsi" w:eastAsiaTheme="majorEastAsia" w:hAnsiTheme="majorHAnsi" w:cstheme="majorBidi" w:ascii="Aptos" w:hAnsi="Aptos"/>
       <w:b/>
       <w:bCs/>
-      <w:color w:val="1F2937"/>
-      <w:sz w:val="36"/>
+      <w:color w:val="0F264A"/>
+      <w:sz w:val="32"/>
       <w:szCs w:val="28"/>
     </w:rPr>
   </w:style>
@@ -3255,11 +3754,11 @@
       <w:outlineLvl w:val="1"/>
     </w:pPr>
     <w:rPr>
-      <w:rFonts w:asciiTheme="majorHAnsi" w:eastAsiaTheme="majorEastAsia" w:hAnsiTheme="majorHAnsi" w:cstheme="majorBidi" w:ascii="Calibri" w:hAnsi="Calibri"/>
+      <w:rFonts w:asciiTheme="majorHAnsi" w:eastAsiaTheme="majorEastAsia" w:hAnsiTheme="majorHAnsi" w:cstheme="majorBidi" w:ascii="Aptos" w:hAnsi="Aptos"/>
       <w:b/>
       <w:bCs/>
-      <w:color w:val="374151"/>
-      <w:sz w:val="30"/>
+      <w:color w:val="C8102E"/>
+      <w:sz w:val="26"/>
       <w:szCs w:val="26"/>
     </w:rPr>
   </w:style>
@@ -3279,11 +3778,11 @@
       <w:outlineLvl w:val="2"/>
     </w:pPr>
     <w:rPr>
-      <w:rFonts w:asciiTheme="majorHAnsi" w:eastAsiaTheme="majorEastAsia" w:hAnsiTheme="majorHAnsi" w:cstheme="majorBidi" w:ascii="Calibri" w:hAnsi="Calibri"/>
+      <w:rFonts w:asciiTheme="majorHAnsi" w:eastAsiaTheme="majorEastAsia" w:hAnsiTheme="majorHAnsi" w:cstheme="majorBidi" w:ascii="Aptos" w:hAnsi="Aptos"/>
       <w:b/>
       <w:bCs/>
-      <w:color w:val="374151"/>
-      <w:sz w:val="26"/>
+      <w:color w:val="0F264A"/>
+      <w:sz w:val="22"/>
     </w:rPr>
   </w:style>
   <w:style w:type="paragraph" w:styleId="Heading4">
@@ -3521,8 +4020,9 @@
       <w:contextualSpacing/>
     </w:pPr>
     <w:rPr>
-      <w:rFonts w:asciiTheme="majorHAnsi" w:eastAsiaTheme="majorEastAsia" w:hAnsiTheme="majorHAnsi" w:cstheme="majorBidi" w:ascii="Calibri" w:hAnsi="Calibri"/>
-      <w:color w:val="1F2937"/>
+      <w:rFonts w:asciiTheme="majorHAnsi" w:eastAsiaTheme="majorEastAsia" w:hAnsiTheme="majorHAnsi" w:cstheme="majorBidi" w:ascii="Aptos" w:hAnsi="Aptos"/>
+      <w:b/>
+      <w:color w:val="0F264A"/>
       <w:spacing w:val="5"/>
       <w:kern w:val="28"/>
       <w:sz w:val="48"/>
@@ -3558,12 +4058,13 @@
       </w:numPr>
     </w:pPr>
     <w:rPr>
-      <w:rFonts w:asciiTheme="majorHAnsi" w:eastAsiaTheme="majorEastAsia" w:hAnsiTheme="majorHAnsi" w:cstheme="majorBidi"/>
+      <w:rFonts w:asciiTheme="majorHAnsi" w:eastAsiaTheme="majorEastAsia" w:hAnsiTheme="majorHAnsi" w:cstheme="majorBidi" w:ascii="Aptos" w:hAnsi="Aptos"/>
+      <w:b/>
       <w:i/>
       <w:iCs/>
-      <w:color w:val="4F81BD" w:themeColor="accent1"/>
+      <w:color w:val="58606C"/>
       <w:spacing w:val="15"/>
-      <w:sz w:val="24"/>
+      <w:sz w:val="22"/>
       <w:szCs w:val="24"/>
     </w:rPr>
   </w:style>
@@ -14854,6 +15355,15 @@
         <w:shd w:val="clear" w:color="auto" w:fill="FBCAA2" w:themeFill="accent6" w:themeFillTint="7F"/>
       </w:tcPr>
     </w:tblStylePr>
+  </w:style>
+  <w:style w:type="paragraph" w:customStyle="1" w:styleId="BodySmall">
+    <w:name w:val="Body Small"/>
+    <w:basedOn w:val="Normal"/>
+    <w:rPr>
+      <w:rFonts w:ascii="Aptos" w:hAnsi="Aptos"/>
+      <w:color w:val="58606C"/>
+      <w:sz w:val="19"/>
+    </w:rPr>
   </w:style>
 </w:styles>
 </file>

--- a/Docs/Word/C_Skills_Reference.docx
+++ b/Docs/Word/C_Skills_Reference.docx
@@ -6,16 +6,20 @@
       <w:pPr>
         <w:pStyle w:val="Title"/>
         <w:spacing w:before="0" w:after="160"/>
-        <w:jc w:val="center"/>
+        <w:jc w:val="left"/>
+        <w:keepNext/>
+        <w:keepLines/>
       </w:pPr>
       <w:r>
-        <w:t>Project Firmware And Maintenance Reference</w:t>
+        <w:t>EOL Test Fixture Firmware And Maintenance Reference</w:t>
       </w:r>
     </w:p>
     <w:p>
       <w:pPr>
         <w:pStyle w:val="Subtitle"/>
-        <w:jc w:val="center"/>
+        <w:jc w:val="left"/>
+        <w:keepNext/>
+        <w:keepLines/>
       </w:pPr>
       <w:r>
         <w:t>Rite-Hite EOL Test Fixture Documentation</w:t>
@@ -23,20 +27,11 @@
     </w:p>
     <w:p>
       <w:pPr>
-        <w:pStyle w:val="BodySmall"/>
-        <w:spacing w:before="0" w:after="360"/>
-        <w:jc w:val="center"/>
-      </w:pPr>
-      <w:r>
-        <w:t>Generated from current project markdown on April 16, 2026</w:t>
-      </w:r>
-    </w:p>
-    <w:p>
-      <w:pPr>
         <w:jc w:val="center"/>
         <w:pBdr>
           <w:bottom w:val="single" w:sz="12" w:space="1" w:color="C8102E"/>
         </w:pBdr>
+        <w:keepNext/>
       </w:pPr>
       <w:r>
         <w:rPr>
@@ -44,18 +39,6 @@
         </w:rPr>
         <w:t xml:space="preserve"> </w:t>
       </w:r>
-    </w:p>
-    <w:p>
-      <w:pPr>
-        <w:sectPr>
-          <w:headerReference w:type="default" r:id="rId9"/>
-          <w:footerReference w:type="default" r:id="rId10"/>
-          <w:pgSz w:w="12240" w:h="15840"/>
-          <w:pgMar w:top="1152" w:right="1224" w:bottom="1008" w:left="1224" w:header="504" w:footer="504" w:gutter="0"/>
-          <w:cols w:space="720"/>
-          <w:docGrid w:linePitch="360"/>
-        </w:sectPr>
-      </w:pPr>
     </w:p>
     <w:p>
       <w:pPr>
@@ -129,6 +112,7 @@
       <w:pPr>
         <w:pStyle w:val="Heading1"/>
         <w:spacing w:before="240" w:after="120"/>
+        <w:keepLines/>
       </w:pPr>
       <w:r>
         <w:t>1. File Ownership Map</w:t>
@@ -138,6 +122,7 @@
       <w:pPr>
         <w:pStyle w:val="Heading1"/>
         <w:spacing w:before="240" w:after="120"/>
+        <w:keepLines/>
       </w:pPr>
       <w:r>
         <w:t>STM32 Core Firmware</w:t>
@@ -658,11 +643,14 @@
         </w:tc>
       </w:tr>
     </w:tbl>
-    <w:p/>
+    <w:p>
+      <w:pPr/>
+    </w:p>
     <w:p>
       <w:pPr>
         <w:pStyle w:val="Heading1"/>
         <w:spacing w:before="240" w:after="120"/>
+        <w:keepLines/>
       </w:pPr>
       <w:r>
         <w:t>TouchGFX Layer</w:t>
@@ -933,11 +921,14 @@
         </w:tc>
       </w:tr>
     </w:tbl>
-    <w:p/>
+    <w:p>
+      <w:pPr/>
+    </w:p>
     <w:p>
       <w:pPr>
         <w:pStyle w:val="Heading1"/>
         <w:spacing w:before="240" w:after="120"/>
+        <w:keepLines/>
       </w:pPr>
       <w:r>
         <w:t>Desktop App</w:t>
@@ -1226,11 +1217,14 @@
         </w:tc>
       </w:tr>
     </w:tbl>
-    <w:p/>
+    <w:p>
+      <w:pPr/>
+    </w:p>
     <w:p>
       <w:pPr>
         <w:pStyle w:val="Heading1"/>
         <w:spacing w:before="240" w:after="120"/>
+        <w:keepLines/>
       </w:pPr>
       <w:r>
         <w:t>ESP32 Test Firmware</w:t>
@@ -1330,11 +1324,14 @@
         </w:tc>
       </w:tr>
     </w:tbl>
-    <w:p/>
+    <w:p>
+      <w:pPr/>
+    </w:p>
     <w:p>
       <w:pPr>
         <w:pStyle w:val="Heading1"/>
         <w:spacing w:before="240" w:after="120"/>
+        <w:keepLines/>
       </w:pPr>
       <w:r>
         <w:t>2. Common Change Map</w:t>
@@ -1344,6 +1341,8 @@
       <w:pPr>
         <w:pStyle w:val="Heading1"/>
         <w:spacing w:before="240" w:after="120"/>
+        <w:keepNext/>
+        <w:keepLines/>
       </w:pPr>
       <w:r>
         <w:t>If You Need To Change A Fault Code</w:t>
@@ -1352,6 +1351,8 @@
     <w:p>
       <w:pPr>
         <w:spacing w:before="0" w:after="120" w:line="240" w:lineRule="auto"/>
+        <w:keepLines/>
+        <w:keepNext/>
       </w:pPr>
       <w:r>
         <w:t>Update:</w:t>
@@ -1360,6 +1361,8 @@
     <w:p>
       <w:pPr>
         <w:ind w:left="0" w:hanging="230"/>
+        <w:keepLines/>
+        <w:keepNext/>
       </w:pPr>
       <w:r>
         <w:rPr>
@@ -1381,6 +1384,8 @@
     <w:p>
       <w:pPr>
         <w:ind w:left="0" w:hanging="230"/>
+        <w:keepLines/>
+        <w:keepNext/>
       </w:pPr>
       <w:r>
         <w:rPr>
@@ -1397,6 +1402,8 @@
     <w:p>
       <w:pPr>
         <w:ind w:left="0" w:hanging="230"/>
+        <w:keepLines/>
+        <w:keepNext/>
       </w:pPr>
       <w:r>
         <w:rPr>
@@ -1413,6 +1420,8 @@
     <w:p>
       <w:pPr>
         <w:ind w:left="0" w:hanging="230"/>
+        <w:keepLines/>
+        <w:keepNext/>
       </w:pPr>
       <w:r>
         <w:rPr>
@@ -1434,6 +1443,7 @@
     <w:p>
       <w:pPr>
         <w:ind w:left="0" w:hanging="230"/>
+        <w:keepLines/>
       </w:pPr>
       <w:r>
         <w:rPr>
@@ -1459,6 +1469,8 @@
       <w:pPr>
         <w:pStyle w:val="Heading1"/>
         <w:spacing w:before="240" w:after="120"/>
+        <w:keepNext/>
+        <w:keepLines/>
       </w:pPr>
       <w:r>
         <w:t>If You Need To Change The One Click Progress Rail</w:t>
@@ -1467,6 +1479,8 @@
     <w:p>
       <w:pPr>
         <w:spacing w:before="0" w:after="120" w:line="240" w:lineRule="auto"/>
+        <w:keepLines/>
+        <w:keepNext/>
       </w:pPr>
       <w:r>
         <w:t>Update:</w:t>
@@ -1475,6 +1489,8 @@
     <w:p>
       <w:pPr>
         <w:ind w:left="0" w:hanging="230"/>
+        <w:keepLines/>
+        <w:keepNext/>
       </w:pPr>
       <w:r>
         <w:rPr>
@@ -1499,6 +1515,8 @@
     <w:p>
       <w:pPr>
         <w:ind w:left="0" w:hanging="230"/>
+        <w:keepLines/>
+        <w:keepNext/>
       </w:pPr>
       <w:r>
         <w:rPr>
@@ -1523,6 +1541,8 @@
     <w:p>
       <w:pPr>
         <w:ind w:left="0" w:hanging="230"/>
+        <w:keepLines/>
+        <w:keepNext/>
       </w:pPr>
       <w:r>
         <w:rPr>
@@ -1547,6 +1567,8 @@
     <w:p>
       <w:pPr>
         <w:ind w:left="0" w:hanging="230"/>
+        <w:keepLines/>
+        <w:keepNext/>
       </w:pPr>
       <w:r>
         <w:rPr>
@@ -1571,6 +1593,7 @@
     <w:p>
       <w:pPr>
         <w:ind w:left="0" w:hanging="230"/>
+        <w:keepLines/>
       </w:pPr>
       <w:r>
         <w:rPr>
@@ -1604,6 +1627,8 @@
       <w:pPr>
         <w:pStyle w:val="Heading1"/>
         <w:spacing w:before="240" w:after="120"/>
+        <w:keepNext/>
+        <w:keepLines/>
       </w:pPr>
       <w:r>
         <w:t>If You Need To Change Export Behavior</w:t>
@@ -1612,6 +1637,8 @@
     <w:p>
       <w:pPr>
         <w:spacing w:before="0" w:after="120" w:line="240" w:lineRule="auto"/>
+        <w:keepLines/>
+        <w:keepNext/>
       </w:pPr>
       <w:r>
         <w:t>Update:</w:t>
@@ -1620,6 +1647,8 @@
     <w:p>
       <w:pPr>
         <w:ind w:left="0" w:hanging="230"/>
+        <w:keepLines/>
+        <w:keepNext/>
       </w:pPr>
       <w:r>
         <w:rPr>
@@ -1644,6 +1673,8 @@
     <w:p>
       <w:pPr>
         <w:ind w:left="0" w:hanging="230"/>
+        <w:keepLines/>
+        <w:keepNext/>
       </w:pPr>
       <w:r>
         <w:rPr>
@@ -1668,6 +1699,8 @@
     <w:p>
       <w:pPr>
         <w:ind w:left="0" w:hanging="230"/>
+        <w:keepLines/>
+        <w:keepNext/>
       </w:pPr>
       <w:r>
         <w:rPr>
@@ -1692,6 +1725,8 @@
     <w:p>
       <w:pPr>
         <w:ind w:left="0" w:hanging="230"/>
+        <w:keepLines/>
+        <w:keepNext/>
       </w:pPr>
       <w:r>
         <w:rPr>
@@ -1716,6 +1751,7 @@
     <w:p>
       <w:pPr>
         <w:ind w:left="0" w:hanging="230"/>
+        <w:keepLines/>
       </w:pPr>
       <w:r>
         <w:rPr>
@@ -1733,6 +1769,8 @@
       <w:pPr>
         <w:pStyle w:val="Heading1"/>
         <w:spacing w:before="240" w:after="120"/>
+        <w:keepNext/>
+        <w:keepLines/>
       </w:pPr>
       <w:r>
         <w:t>If You Need To Change The Button / LED Stage</w:t>
@@ -1741,6 +1779,8 @@
     <w:p>
       <w:pPr>
         <w:spacing w:before="0" w:after="120" w:line="240" w:lineRule="auto"/>
+        <w:keepLines/>
+        <w:keepNext/>
       </w:pPr>
       <w:r>
         <w:t>Update:</w:t>
@@ -1749,6 +1789,8 @@
     <w:p>
       <w:pPr>
         <w:ind w:left="0" w:hanging="230"/>
+        <w:keepLines/>
+        <w:keepNext/>
       </w:pPr>
       <w:r>
         <w:rPr>
@@ -1770,6 +1812,8 @@
     <w:p>
       <w:pPr>
         <w:ind w:left="0" w:hanging="230"/>
+        <w:keepLines/>
+        <w:keepNext/>
       </w:pPr>
       <w:r>
         <w:rPr>
@@ -1791,6 +1835,8 @@
     <w:p>
       <w:pPr>
         <w:ind w:left="0" w:hanging="230"/>
+        <w:keepLines/>
+        <w:keepNext/>
       </w:pPr>
       <w:r>
         <w:rPr>
@@ -1812,6 +1858,8 @@
     <w:p>
       <w:pPr>
         <w:ind w:left="0" w:hanging="230"/>
+        <w:keepLines/>
+        <w:keepNext/>
       </w:pPr>
       <w:r>
         <w:rPr>
@@ -1833,6 +1881,8 @@
     <w:p>
       <w:pPr>
         <w:ind w:left="0" w:hanging="230"/>
+        <w:keepLines/>
+        <w:keepNext/>
       </w:pPr>
       <w:r>
         <w:rPr>
@@ -1857,6 +1907,7 @@
     <w:p>
       <w:pPr>
         <w:ind w:left="0" w:hanging="230"/>
+        <w:keepLines/>
       </w:pPr>
       <w:r>
         <w:rPr>
@@ -1874,6 +1925,7 @@
       <w:pPr>
         <w:pStyle w:val="Heading1"/>
         <w:spacing w:before="240" w:after="120"/>
+        <w:keepLines/>
       </w:pPr>
       <w:r>
         <w:t>3. Current Protocol Quick Reference</w:t>
@@ -1883,6 +1935,8 @@
       <w:pPr>
         <w:pStyle w:val="Heading1"/>
         <w:spacing w:before="240" w:after="120"/>
+        <w:keepNext/>
+        <w:keepLines/>
       </w:pPr>
       <w:r>
         <w:t>STM32 To ESP32 Core Tokens</w:t>
@@ -1891,6 +1945,7 @@
     <w:p>
       <w:pPr>
         <w:pStyle w:val="ListBullet"/>
+        <w:keepLines/>
       </w:pPr>
       <w:r>
         <w:rPr>
@@ -2074,6 +2129,8 @@
       <w:pPr>
         <w:pStyle w:val="Heading1"/>
         <w:spacing w:before="240" w:after="120"/>
+        <w:keepNext/>
+        <w:keepLines/>
       </w:pPr>
       <w:r>
         <w:t>Expected ESP32 Replies</w:t>
@@ -2082,6 +2139,7 @@
     <w:p>
       <w:pPr>
         <w:pStyle w:val="ListBullet"/>
+        <w:keepLines/>
       </w:pPr>
       <w:r>
         <w:rPr>
@@ -2262,6 +2320,8 @@
       <w:pPr>
         <w:pStyle w:val="Heading1"/>
         <w:spacing w:before="240" w:after="120"/>
+        <w:keepNext/>
+        <w:keepLines/>
       </w:pPr>
       <w:r>
         <w:t>Desktop App To Fixture Tokens</w:t>
@@ -2270,6 +2330,8 @@
     <w:p>
       <w:pPr>
         <w:pStyle w:val="ListBullet"/>
+        <w:keepLines/>
+        <w:keepNext/>
       </w:pPr>
       <w:r>
         <w:rPr>
@@ -2283,6 +2345,8 @@
     <w:p>
       <w:pPr>
         <w:pStyle w:val="ListBullet"/>
+        <w:keepLines/>
+        <w:keepNext/>
       </w:pPr>
       <w:r>
         <w:rPr>
@@ -2296,6 +2360,7 @@
     <w:p>
       <w:pPr>
         <w:pStyle w:val="ListBullet"/>
+        <w:keepLines/>
       </w:pPr>
       <w:r>
         <w:rPr>
@@ -2310,6 +2375,8 @@
       <w:pPr>
         <w:pStyle w:val="Heading1"/>
         <w:spacing w:before="240" w:after="120"/>
+        <w:keepNext/>
+        <w:keepLines/>
       </w:pPr>
       <w:r>
         <w:t>Fixture To Desktop App Replies</w:t>
@@ -2318,6 +2385,8 @@
     <w:p>
       <w:pPr>
         <w:pStyle w:val="ListBullet"/>
+        <w:keepLines/>
+        <w:keepNext/>
       </w:pPr>
       <w:r>
         <w:rPr>
@@ -2331,6 +2400,8 @@
     <w:p>
       <w:pPr>
         <w:pStyle w:val="ListBullet"/>
+        <w:keepLines/>
+        <w:keepNext/>
       </w:pPr>
       <w:r>
         <w:rPr>
@@ -2344,6 +2415,8 @@
     <w:p>
       <w:pPr>
         <w:pStyle w:val="ListBullet"/>
+        <w:keepLines/>
+        <w:keepNext/>
       </w:pPr>
       <w:r>
         <w:rPr>
@@ -2357,6 +2430,8 @@
     <w:p>
       <w:pPr>
         <w:pStyle w:val="ListBullet"/>
+        <w:keepLines/>
+        <w:keepNext/>
       </w:pPr>
       <w:r>
         <w:rPr>
@@ -2370,6 +2445,8 @@
     <w:p>
       <w:pPr>
         <w:pStyle w:val="ListBullet"/>
+        <w:keepLines/>
+        <w:keepNext/>
       </w:pPr>
       <w:r>
         <w:rPr>
@@ -2383,6 +2460,8 @@
     <w:p>
       <w:pPr>
         <w:pStyle w:val="ListBullet"/>
+        <w:keepLines/>
+        <w:keepNext/>
       </w:pPr>
       <w:r>
         <w:rPr>
@@ -2396,6 +2475,7 @@
     <w:p>
       <w:pPr>
         <w:pStyle w:val="ListBullet"/>
+        <w:keepLines/>
       </w:pPr>
       <w:r>
         <w:rPr>
@@ -2410,6 +2490,7 @@
       <w:pPr>
         <w:pStyle w:val="Heading1"/>
         <w:spacing w:before="240" w:after="120"/>
+        <w:keepLines/>
       </w:pPr>
       <w:r>
         <w:t>4. Current Test Ownership Notes</w:t>
@@ -2419,6 +2500,8 @@
       <w:pPr>
         <w:pStyle w:val="Heading1"/>
         <w:spacing w:before="240" w:after="120"/>
+        <w:keepNext/>
+        <w:keepLines/>
       </w:pPr>
       <w:r>
         <w:t>Communication / Reset / Fault Check</w:t>
@@ -2427,6 +2510,8 @@
     <w:p>
       <w:pPr>
         <w:pStyle w:val="ListBullet"/>
+        <w:keepLines/>
+        <w:keepNext/>
       </w:pPr>
       <w:r>
         <w:t xml:space="preserve">Single state machine in </w:t>
@@ -2443,6 +2528,7 @@
     <w:p>
       <w:pPr>
         <w:pStyle w:val="ListBullet"/>
+        <w:keepLines/>
       </w:pPr>
       <w:r>
         <w:t xml:space="preserve">Fault family: </w:t>
@@ -2482,6 +2568,8 @@
       <w:pPr>
         <w:pStyle w:val="Heading1"/>
         <w:spacing w:before="240" w:after="120"/>
+        <w:keepNext/>
+        <w:keepLines/>
       </w:pPr>
       <w:r>
         <w:t>Digital Inputs</w:t>
@@ -2490,6 +2578,8 @@
     <w:p>
       <w:pPr>
         <w:pStyle w:val="ListBullet"/>
+        <w:keepLines/>
+        <w:keepNext/>
       </w:pPr>
       <w:r>
         <w:t>12 channels</w:t>
@@ -2498,6 +2588,8 @@
     <w:p>
       <w:pPr>
         <w:pStyle w:val="ListBullet"/>
+        <w:keepLines/>
+        <w:keepNext/>
       </w:pPr>
       <w:r>
         <w:t xml:space="preserve">Expected result text: </w:t>
@@ -2514,6 +2606,7 @@
     <w:p>
       <w:pPr>
         <w:pStyle w:val="ListBullet"/>
+        <w:keepLines/>
       </w:pPr>
       <w:r>
         <w:t xml:space="preserve">Fault family: </w:t>
@@ -2531,6 +2624,8 @@
       <w:pPr>
         <w:pStyle w:val="Heading1"/>
         <w:spacing w:before="240" w:after="120"/>
+        <w:keepNext/>
+        <w:keepLines/>
       </w:pPr>
       <w:r>
         <w:t>Analog Inputs</w:t>
@@ -2539,6 +2634,8 @@
     <w:p>
       <w:pPr>
         <w:pStyle w:val="ListBullet"/>
+        <w:keepLines/>
+        <w:keepNext/>
       </w:pPr>
       <w:r>
         <w:t>4 channels</w:t>
@@ -2547,6 +2644,8 @@
     <w:p>
       <w:pPr>
         <w:pStyle w:val="ListBullet"/>
+        <w:keepLines/>
+        <w:keepNext/>
       </w:pPr>
       <w:r>
         <w:t>3 levels per channel</w:t>
@@ -2555,6 +2654,7 @@
     <w:p>
       <w:pPr>
         <w:pStyle w:val="ListBullet"/>
+        <w:keepLines/>
       </w:pPr>
       <w:r>
         <w:t xml:space="preserve">Fault family: </w:t>
@@ -2572,6 +2672,8 @@
       <w:pPr>
         <w:pStyle w:val="Heading1"/>
         <w:spacing w:before="240" w:after="120"/>
+        <w:keepNext/>
+        <w:keepLines/>
       </w:pPr>
       <w:r>
         <w:t>Outputs</w:t>
@@ -2580,6 +2682,8 @@
     <w:p>
       <w:pPr>
         <w:pStyle w:val="ListBullet"/>
+        <w:keepLines/>
+        <w:keepNext/>
       </w:pPr>
       <w:r>
         <w:t>DO1 and DO2 are temporary auto-pass rows</w:t>
@@ -2588,6 +2692,8 @@
     <w:p>
       <w:pPr>
         <w:pStyle w:val="ListBullet"/>
+        <w:keepLines/>
+        <w:keepNext/>
       </w:pPr>
       <w:r>
         <w:t>Relay verification is live</w:t>
@@ -2596,6 +2702,7 @@
     <w:p>
       <w:pPr>
         <w:pStyle w:val="ListBullet"/>
+        <w:keepLines/>
       </w:pPr>
       <w:r>
         <w:t xml:space="preserve">Fault family: </w:t>
@@ -2613,6 +2720,8 @@
       <w:pPr>
         <w:pStyle w:val="Heading1"/>
         <w:spacing w:before="240" w:after="120"/>
+        <w:keepNext/>
+        <w:keepLines/>
       </w:pPr>
       <w:r>
         <w:t>Buttons / LEDs</w:t>
@@ -2621,6 +2730,8 @@
     <w:p>
       <w:pPr>
         <w:pStyle w:val="ListBullet"/>
+        <w:keepLines/>
+        <w:keepNext/>
       </w:pPr>
       <w:r>
         <w:t>Button actuation is automatic</w:t>
@@ -2629,6 +2740,8 @@
     <w:p>
       <w:pPr>
         <w:pStyle w:val="ListBullet"/>
+        <w:keepLines/>
+        <w:keepNext/>
       </w:pPr>
       <w:r>
         <w:t>LED visual decision is manual</w:t>
@@ -2637,6 +2750,7 @@
     <w:p>
       <w:pPr>
         <w:pStyle w:val="ListBullet"/>
+        <w:keepLines/>
       </w:pPr>
       <w:r>
         <w:t xml:space="preserve">Fault family: </w:t>
@@ -2654,6 +2768,8 @@
       <w:pPr>
         <w:pStyle w:val="Heading1"/>
         <w:spacing w:before="240" w:after="120"/>
+        <w:keepNext/>
+        <w:keepLines/>
       </w:pPr>
       <w:r>
         <w:t>5. TouchGFX Integration Rules</w:t>
@@ -2662,6 +2778,8 @@
     <w:p>
       <w:pPr>
         <w:spacing w:before="0" w:after="120" w:line="240" w:lineRule="auto"/>
+        <w:keepLines/>
+        <w:keepNext/>
       </w:pPr>
       <w:r>
         <w:t>The current project uses the TouchGFX model as the coordinator between the non-blocking test engines and the screen presenters.</w:t>
@@ -2670,6 +2788,8 @@
     <w:p>
       <w:pPr>
         <w:spacing w:before="0" w:after="120" w:line="240" w:lineRule="auto"/>
+        <w:keepLines/>
+        <w:keepNext/>
       </w:pPr>
       <w:r>
         <w:t>Practical rules:</w:t>
@@ -2678,6 +2798,8 @@
     <w:p>
       <w:pPr>
         <w:pStyle w:val="ListBullet"/>
+        <w:keepLines/>
+        <w:keepNext/>
       </w:pPr>
       <w:r>
         <w:t>Start engines from presenters through model methods</w:t>
@@ -2686,6 +2808,8 @@
     <w:p>
       <w:pPr>
         <w:pStyle w:val="ListBullet"/>
+        <w:keepLines/>
+        <w:keepNext/>
       </w:pPr>
       <w:r>
         <w:t>Surface per-stage progress back through the model or container callbacks</w:t>
@@ -2694,6 +2818,8 @@
     <w:p>
       <w:pPr>
         <w:pStyle w:val="ListBullet"/>
+        <w:keepLines/>
+        <w:keepNext/>
       </w:pPr>
       <w:r>
         <w:t>Keep the report and fault ownership in the firmware engine, not in the container</w:t>
@@ -2702,6 +2828,8 @@
     <w:p>
       <w:pPr>
         <w:pStyle w:val="ListBullet"/>
+        <w:keepLines/>
+        <w:keepNext/>
       </w:pPr>
       <w:r>
         <w:t xml:space="preserve">Use </w:t>
@@ -2721,6 +2849,7 @@
     <w:p>
       <w:pPr>
         <w:pStyle w:val="ListBullet"/>
+        <w:keepLines/>
       </w:pPr>
       <w:r>
         <w:t>Keep One Click phase reporting aligned with actual engine state, not UI guesses</w:t>
@@ -2730,6 +2859,7 @@
       <w:pPr>
         <w:pStyle w:val="Heading1"/>
         <w:spacing w:before="240" w:after="120"/>
+        <w:keepLines/>
       </w:pPr>
       <w:r>
         <w:t>6. Desktop App Integration Rules</w:t>
@@ -2739,6 +2869,8 @@
       <w:pPr>
         <w:pStyle w:val="Heading1"/>
         <w:spacing w:before="240" w:after="120"/>
+        <w:keepNext/>
+        <w:keepLines/>
       </w:pPr>
       <w:r>
         <w:t>Serial Client</w:t>
@@ -2747,6 +2879,8 @@
     <w:p>
       <w:pPr>
         <w:spacing w:before="0" w:after="120" w:line="240" w:lineRule="auto"/>
+        <w:keepLines/>
+        <w:keepNext/>
       </w:pPr>
       <w:r>
         <w:rPr>
@@ -2763,6 +2897,7 @@
     <w:p>
       <w:pPr>
         <w:spacing w:before="0" w:after="120" w:line="240" w:lineRule="auto"/>
+        <w:keepLines/>
       </w:pPr>
       <w:r>
         <w:t>If the export UART format changes, update this file first.</w:t>
@@ -2772,6 +2907,8 @@
       <w:pPr>
         <w:pStyle w:val="Heading1"/>
         <w:spacing w:before="240" w:after="120"/>
+        <w:keepNext/>
+        <w:keepLines/>
       </w:pPr>
       <w:r>
         <w:t>Storage</w:t>
@@ -2780,6 +2917,8 @@
     <w:p>
       <w:pPr>
         <w:spacing w:before="0" w:after="120" w:line="240" w:lineRule="auto"/>
+        <w:keepLines/>
+        <w:keepNext/>
       </w:pPr>
       <w:r>
         <w:rPr>
@@ -2796,6 +2935,8 @@
     <w:p>
       <w:pPr>
         <w:pStyle w:val="ListBullet"/>
+        <w:keepLines/>
+        <w:keepNext/>
       </w:pPr>
       <w:r>
         <w:t>exports directory selection</w:t>
@@ -2804,6 +2945,8 @@
     <w:p>
       <w:pPr>
         <w:pStyle w:val="ListBullet"/>
+        <w:keepLines/>
+        <w:keepNext/>
       </w:pPr>
       <w:r>
         <w:t>CSV column names</w:t>
@@ -2812,6 +2955,8 @@
     <w:p>
       <w:pPr>
         <w:pStyle w:val="ListBullet"/>
+        <w:keepLines/>
+        <w:keepNext/>
       </w:pPr>
       <w:r>
         <w:t>settings persistence</w:t>
@@ -2820,6 +2965,7 @@
     <w:p>
       <w:pPr>
         <w:pStyle w:val="ListBullet"/>
+        <w:keepLines/>
       </w:pPr>
       <w:r>
         <w:t>last successful operation persistence</w:t>
@@ -2829,6 +2975,8 @@
       <w:pPr>
         <w:pStyle w:val="Heading1"/>
         <w:spacing w:before="240" w:after="120"/>
+        <w:keepNext/>
+        <w:keepLines/>
       </w:pPr>
       <w:r>
         <w:t>One Click</w:t>
@@ -2837,6 +2985,8 @@
     <w:p>
       <w:pPr>
         <w:spacing w:before="0" w:after="120" w:line="240" w:lineRule="auto"/>
+        <w:keepLines/>
+        <w:keepNext/>
       </w:pPr>
       <w:r>
         <w:rPr>
@@ -2853,6 +3003,8 @@
     <w:p>
       <w:pPr>
         <w:pStyle w:val="ListBullet"/>
+        <w:keepLines/>
+        <w:keepNext/>
       </w:pPr>
       <w:r>
         <w:t>the One Click worker</w:t>
@@ -2861,6 +3013,8 @@
     <w:p>
       <w:pPr>
         <w:pStyle w:val="ListBullet"/>
+        <w:keepLines/>
+        <w:keepNext/>
       </w:pPr>
       <w:r>
         <w:t>the app-side phase mapping</w:t>
@@ -2869,6 +3023,8 @@
     <w:p>
       <w:pPr>
         <w:pStyle w:val="ListBullet"/>
+        <w:keepLines/>
+        <w:keepNext/>
       </w:pPr>
       <w:r>
         <w:t>live Activity Log updates</w:t>
@@ -2877,6 +3033,8 @@
     <w:p>
       <w:pPr>
         <w:pStyle w:val="ListBullet"/>
+        <w:keepLines/>
+        <w:keepNext/>
       </w:pPr>
       <w:r>
         <w:t>UI lockouts during One Click</w:t>
@@ -2885,6 +3043,7 @@
     <w:p>
       <w:pPr>
         <w:spacing w:before="0" w:after="120" w:line="240" w:lineRule="auto"/>
+        <w:keepLines/>
       </w:pPr>
       <w:r>
         <w:t xml:space="preserve">The desktop app must continue to treat </w:t>
@@ -2905,6 +3064,8 @@
       <w:pPr>
         <w:pStyle w:val="Heading1"/>
         <w:spacing w:before="240" w:after="120"/>
+        <w:keepNext/>
+        <w:keepLines/>
       </w:pPr>
       <w:r>
         <w:t>7. Safe Change Checklist</w:t>
@@ -2913,6 +3074,7 @@
     <w:p>
       <w:pPr>
         <w:spacing w:before="0" w:after="120" w:line="240" w:lineRule="auto"/>
+        <w:keepLines/>
       </w:pPr>
       <w:r>
         <w:t>Before committing a behavior change, ask:</w:t>
@@ -2921,6 +3083,8 @@
     <w:p>
       <w:pPr>
         <w:pStyle w:val="ListBullet"/>
+        <w:keepLines/>
+        <w:keepNext/>
       </w:pPr>
       <w:r>
         <w:t>Does it change a protocol token?</w:t>
@@ -2929,6 +3093,8 @@
     <w:p>
       <w:pPr>
         <w:pStyle w:val="ListBullet"/>
+        <w:keepLines/>
+        <w:keepNext/>
       </w:pPr>
       <w:r>
         <w:t>Does it change a timing constant?</w:t>
@@ -2937,6 +3103,8 @@
     <w:p>
       <w:pPr>
         <w:pStyle w:val="ListBullet"/>
+        <w:keepLines/>
+        <w:keepNext/>
       </w:pPr>
       <w:r>
         <w:t>Does it change what the operator must do?</w:t>
@@ -2945,6 +3113,8 @@
     <w:p>
       <w:pPr>
         <w:pStyle w:val="ListBullet"/>
+        <w:keepLines/>
+        <w:keepNext/>
       </w:pPr>
       <w:r>
         <w:t>Does it change what One Click displays or blocks?</w:t>
@@ -2953,6 +3123,8 @@
     <w:p>
       <w:pPr>
         <w:pStyle w:val="ListBullet"/>
+        <w:keepLines/>
+        <w:keepNext/>
       </w:pPr>
       <w:r>
         <w:t>Does it change what gets written to CSV?</w:t>
@@ -2961,6 +3133,7 @@
     <w:p>
       <w:pPr>
         <w:pStyle w:val="ListBullet"/>
+        <w:keepLines/>
       </w:pPr>
       <w:r>
         <w:t>Does it change a fault code or fault text?</w:t>
@@ -2989,6 +3162,8 @@
       <w:pPr>
         <w:pStyle w:val="Heading1"/>
         <w:spacing w:before="240" w:after="120"/>
+        <w:keepNext/>
+        <w:keepLines/>
       </w:pPr>
       <w:r>
         <w:t>8. Current Known Constraints</w:t>
@@ -2997,6 +3172,8 @@
     <w:p>
       <w:pPr>
         <w:pStyle w:val="ListBullet"/>
+        <w:keepLines/>
+        <w:keepNext/>
       </w:pPr>
       <w:r>
         <w:t>Production firmware upload is not implemented in the desktop app.</w:t>
@@ -3005,6 +3182,8 @@
     <w:p>
       <w:pPr>
         <w:pStyle w:val="ListBullet"/>
+        <w:keepLines/>
+        <w:keepNext/>
       </w:pPr>
       <w:r>
         <w:t>Digital Output 1 and Digital Output 2 are not yet real validated output tests in the fixture flow.</w:t>
@@ -3013,6 +3192,7 @@
     <w:p>
       <w:pPr>
         <w:pStyle w:val="ListBullet"/>
+        <w:keepLines/>
       </w:pPr>
       <w:r>
         <w:t>The exported CSV contains human-readable test rows but not a raw fault-code column.</w:t>
@@ -3022,6 +3202,7 @@
       <w:pPr>
         <w:pStyle w:val="Heading1"/>
         <w:spacing w:before="240" w:after="120"/>
+        <w:keepLines/>
       </w:pPr>
       <w:r>
         <w:t>9. Recommended Validation After Changes</w:t>
@@ -3031,6 +3212,8 @@
       <w:pPr>
         <w:pStyle w:val="Heading1"/>
         <w:spacing w:before="240" w:after="120"/>
+        <w:keepNext/>
+        <w:keepLines/>
       </w:pPr>
       <w:r>
         <w:t>For STM32 Firmware Changes</w:t>
@@ -3039,6 +3222,8 @@
     <w:p>
       <w:pPr>
         <w:pStyle w:val="ListBullet"/>
+        <w:keepLines/>
+        <w:keepNext/>
       </w:pPr>
       <w:r>
         <w:t>Build the TouchGFX target</w:t>
@@ -3047,6 +3232,8 @@
     <w:p>
       <w:pPr>
         <w:pStyle w:val="ListBullet"/>
+        <w:keepLines/>
+        <w:keepNext/>
       </w:pPr>
       <w:r>
         <w:t>Confirm the expected screen transitions still occur</w:t>
@@ -3055,6 +3242,8 @@
     <w:p>
       <w:pPr>
         <w:pStyle w:val="ListBullet"/>
+        <w:keepLines/>
+        <w:keepNext/>
       </w:pPr>
       <w:r>
         <w:t xml:space="preserve">Confirm </w:t>
@@ -3074,6 +3263,7 @@
     <w:p>
       <w:pPr>
         <w:pStyle w:val="ListBullet"/>
+        <w:keepLines/>
       </w:pPr>
       <w:r>
         <w:t>Confirm export still works for pass and fail</w:t>
@@ -3083,6 +3273,8 @@
       <w:pPr>
         <w:pStyle w:val="Heading1"/>
         <w:spacing w:before="240" w:after="120"/>
+        <w:keepNext/>
+        <w:keepLines/>
       </w:pPr>
       <w:r>
         <w:t>For ESP32 Protocol Changes</w:t>
@@ -3091,6 +3283,8 @@
     <w:p>
       <w:pPr>
         <w:pStyle w:val="ListBullet"/>
+        <w:keepLines/>
+        <w:keepNext/>
       </w:pPr>
       <w:r>
         <w:t>Confirm the token strings still match the STM32 expectations exactly</w:t>
@@ -3099,6 +3293,8 @@
     <w:p>
       <w:pPr>
         <w:pStyle w:val="ListBullet"/>
+        <w:keepLines/>
+        <w:keepNext/>
       </w:pPr>
       <w:r>
         <w:t>Confirm negative acknowledgments still map cleanly to fault codes</w:t>
@@ -3107,6 +3303,7 @@
     <w:p>
       <w:pPr>
         <w:pStyle w:val="ListBullet"/>
+        <w:keepLines/>
       </w:pPr>
       <w:r>
         <w:t>Confirm analog reply formatting still matches STM32 parsing</w:t>
@@ -3116,6 +3313,8 @@
       <w:pPr>
         <w:pStyle w:val="Heading1"/>
         <w:spacing w:before="240" w:after="120"/>
+        <w:keepNext/>
+        <w:keepLines/>
       </w:pPr>
       <w:r>
         <w:t>For Desktop App Changes</w:t>
@@ -3124,6 +3323,8 @@
     <w:p>
       <w:pPr>
         <w:pStyle w:val="ListBullet"/>
+        <w:keepLines/>
+        <w:keepNext/>
       </w:pPr>
       <w:r>
         <w:t xml:space="preserve">Run </w:t>
@@ -3143,6 +3344,8 @@
     <w:p>
       <w:pPr>
         <w:pStyle w:val="ListBullet"/>
+        <w:keepLines/>
+        <w:keepNext/>
       </w:pPr>
       <w:r>
         <w:t>Verify manual extract</w:t>
@@ -3151,6 +3354,8 @@
     <w:p>
       <w:pPr>
         <w:pStyle w:val="ListBullet"/>
+        <w:keepLines/>
+        <w:keepNext/>
       </w:pPr>
       <w:r>
         <w:t>Verify test-firmware upload</w:t>
@@ -3159,6 +3364,7 @@
     <w:p>
       <w:pPr>
         <w:pStyle w:val="ListBullet"/>
+        <w:keepLines/>
       </w:pPr>
       <w:r>
         <w:t>Verify One Click start, live progress, LED wait, and final export</w:t>
@@ -3168,6 +3374,8 @@
       <w:pPr>
         <w:pStyle w:val="Heading1"/>
         <w:spacing w:before="240" w:after="120"/>
+        <w:keepNext/>
+        <w:keepLines/>
       </w:pPr>
       <w:r>
         <w:t>10. Documentation Rule</w:t>
@@ -3176,6 +3384,7 @@
     <w:p>
       <w:pPr>
         <w:spacing w:before="0" w:after="120" w:line="240" w:lineRule="auto"/>
+        <w:keepLines/>
       </w:pPr>
       <w:r>
         <w:t>Do not leave docs describing old behavior when the code has moved on.</w:t>
@@ -3192,6 +3401,8 @@
     <w:p>
       <w:pPr>
         <w:pStyle w:val="ListBullet"/>
+        <w:keepLines/>
+        <w:keepNext/>
       </w:pPr>
       <w:r>
         <w:t>fixture workflow</w:t>
@@ -3200,6 +3411,8 @@
     <w:p>
       <w:pPr>
         <w:pStyle w:val="ListBullet"/>
+        <w:keepLines/>
+        <w:keepNext/>
       </w:pPr>
       <w:r>
         <w:t>operator actions</w:t>
@@ -3208,6 +3421,8 @@
     <w:p>
       <w:pPr>
         <w:pStyle w:val="ListBullet"/>
+        <w:keepLines/>
+        <w:keepNext/>
       </w:pPr>
       <w:r>
         <w:t>export protocol</w:t>
@@ -3216,6 +3431,8 @@
     <w:p>
       <w:pPr>
         <w:pStyle w:val="ListBullet"/>
+        <w:keepLines/>
+        <w:keepNext/>
       </w:pPr>
       <w:r>
         <w:t>One Click behavior</w:t>
@@ -3224,6 +3441,8 @@
     <w:p>
       <w:pPr>
         <w:pStyle w:val="ListBullet"/>
+        <w:keepLines/>
+        <w:keepNext/>
       </w:pPr>
       <w:r>
         <w:t>active fault codes</w:t>
@@ -3232,6 +3451,7 @@
     <w:p>
       <w:pPr>
         <w:pStyle w:val="ListBullet"/>
+        <w:keepLines/>
       </w:pPr>
       <w:r>
         <w:t>hardware ownership</w:t>
@@ -3726,6 +3946,7 @@
     <w:pPr>
       <w:keepNext/>
       <w:keepLines/>
+      <w:widowControl w:val="0"/>
       <w:spacing w:before="480" w:after="0"/>
       <w:outlineLvl w:val="0"/>
     </w:pPr>
@@ -3750,6 +3971,7 @@
     <w:pPr>
       <w:keepNext/>
       <w:keepLines/>
+      <w:widowControl w:val="0"/>
       <w:spacing w:before="200" w:after="0"/>
       <w:outlineLvl w:val="1"/>
     </w:pPr>
@@ -3774,6 +3996,7 @@
     <w:pPr>
       <w:keepNext/>
       <w:keepLines/>
+      <w:widowControl w:val="0"/>
       <w:spacing w:before="200" w:after="0"/>
       <w:outlineLvl w:val="2"/>
     </w:pPr>
@@ -4013,10 +4236,13 @@
     <w:qFormat/>
     <w:rsid w:val="00FC693F"/>
     <w:pPr>
+      <w:keepNext/>
+      <w:keepLines/>
+      <w:widowControl w:val="0"/>
       <w:pBdr>
         <w:bottom w:val="single" w:sz="8" w:space="4" w:color="4F81BD" w:themeColor="accent1"/>
       </w:pBdr>
-      <w:spacing w:after="300" w:line="240" w:lineRule="auto"/>
+      <w:spacing w:after="0" w:line="240" w:lineRule="auto"/>
       <w:contextualSpacing/>
     </w:pPr>
     <w:rPr>
@@ -4053,9 +4279,13 @@
     <w:qFormat/>
     <w:rsid w:val="00FC693F"/>
     <w:pPr>
+      <w:keepNext/>
+      <w:keepLines/>
+      <w:widowControl w:val="0"/>
       <w:numPr>
         <w:ilvl w:val="1"/>
       </w:numPr>
+      <w:spacing w:after="0"/>
     </w:pPr>
     <w:rPr>
       <w:rFonts w:asciiTheme="majorHAnsi" w:eastAsiaTheme="majorEastAsia" w:hAnsiTheme="majorHAnsi" w:cstheme="majorBidi" w:ascii="Aptos" w:hAnsi="Aptos"/>
@@ -4197,6 +4427,8 @@
     <w:unhideWhenUsed/>
     <w:rsid w:val="00326F90"/>
     <w:pPr>
+      <w:keepLines/>
+      <w:widowControl w:val="0"/>
       <w:numPr>
         <w:numId w:val="1"/>
       </w:numPr>
@@ -4210,6 +4442,8 @@
     <w:unhideWhenUsed/>
     <w:rsid w:val="00326F90"/>
     <w:pPr>
+      <w:keepLines/>
+      <w:widowControl w:val="0"/>
       <w:numPr>
         <w:numId w:val="2"/>
       </w:numPr>
@@ -4236,6 +4470,8 @@
     <w:unhideWhenUsed/>
     <w:rsid w:val="00326F90"/>
     <w:pPr>
+      <w:keepLines/>
+      <w:widowControl w:val="0"/>
       <w:numPr>
         <w:numId w:val="5"/>
       </w:numPr>
@@ -4249,6 +4485,8 @@
     <w:unhideWhenUsed/>
     <w:rsid w:val="0029639D"/>
     <w:pPr>
+      <w:keepLines/>
+      <w:widowControl w:val="0"/>
       <w:numPr>
         <w:numId w:val="6"/>
       </w:numPr>
